--- a/Docs/DOCUMENTO PLAN DE PRUEBAS GRUPO F.docx
+++ b/Docs/DOCUMENTO PLAN DE PRUEBAS GRUPO F.docx
@@ -335,7 +335,7 @@
           <w:lang w:eastAsia="ar-SA"/>
           <w14:ligatures w14:val="none"/>
         </w:rPr>
-        <w:t xml:space="preserve"> David Alejandro, </w:t>
+        <w:t xml:space="preserve"> David Alejandro, Martinez Gamarra Daniel </w:t>
       </w:r>
       <w:proofErr w:type="spellStart"/>
       <w:r>
@@ -345,7 +345,7 @@
           <w:lang w:eastAsia="ar-SA"/>
           <w14:ligatures w14:val="none"/>
         </w:rPr>
-        <w:t>Martinez</w:t>
+        <w:t>Andres</w:t>
       </w:r>
       <w:proofErr w:type="spellEnd"/>
       <w:r>
@@ -355,26 +355,6 @@
           <w:lang w:eastAsia="ar-SA"/>
           <w14:ligatures w14:val="none"/>
         </w:rPr>
-        <w:t xml:space="preserve"> Gamarra Daniel </w:t>
-      </w:r>
-      <w:proofErr w:type="spellStart"/>
-      <w:r>
-        <w:rPr>
-          <w:rFonts w:ascii="Times New Roman" w:eastAsia="Times New Roman" w:hAnsi="Times New Roman" w:cs="Times New Roman"/>
-          <w:kern w:val="0"/>
-          <w:lang w:eastAsia="ar-SA"/>
-          <w14:ligatures w14:val="none"/>
-        </w:rPr>
-        <w:t>Andres</w:t>
-      </w:r>
-      <w:proofErr w:type="spellEnd"/>
-      <w:r>
-        <w:rPr>
-          <w:rFonts w:ascii="Times New Roman" w:eastAsia="Times New Roman" w:hAnsi="Times New Roman" w:cs="Times New Roman"/>
-          <w:kern w:val="0"/>
-          <w:lang w:eastAsia="ar-SA"/>
-          <w14:ligatures w14:val="none"/>
-        </w:rPr>
         <w:t>, Valencia Mora Carlos Alexander)</w:t>
       </w:r>
     </w:p>
@@ -399,11 +379,18 @@
         <w:br w:type="page"/>
       </w:r>
     </w:p>
-    <w:bookmarkStart w:id="0" w:name="_Toc197481400" w:displacedByCustomXml="next"/>
+    <w:bookmarkStart w:id="0" w:name="_Toc202299687" w:displacedByCustomXml="next"/>
     <w:sdt>
       <w:sdtPr>
         <w:rPr>
-          <w:lang w:val="es-EC"/>
+          <w:rFonts w:asciiTheme="minorHAnsi" w:eastAsiaTheme="minorHAnsi" w:hAnsiTheme="minorHAnsi" w:cstheme="minorBidi"/>
+          <w:b w:val="0"/>
+          <w:bCs w:val="0"/>
+          <w:kern w:val="2"/>
+          <w:sz w:val="24"/>
+          <w:szCs w:val="24"/>
+          <w:lang w:val="es-EC" w:eastAsia="en-US"/>
+          <w14:ligatures w14:val="standardContextual"/>
         </w:rPr>
         <w:id w:val="1800111163"/>
         <w:docPartObj>
@@ -411,16 +398,6 @@
           <w:docPartUnique/>
         </w:docPartObj>
       </w:sdtPr>
-      <w:sdtEndPr>
-        <w:rPr>
-          <w:rFonts w:eastAsiaTheme="minorHAnsi"/>
-          <w:kern w:val="2"/>
-          <w:sz w:val="24"/>
-          <w:szCs w:val="24"/>
-          <w:lang w:eastAsia="en-US"/>
-          <w14:ligatures w14:val="standardContextual"/>
-        </w:rPr>
-      </w:sdtEndPr>
       <w:sdtContent>
         <w:p>
           <w:pPr>
@@ -451,8 +428,6 @@
             <w:rPr>
               <w:rFonts w:eastAsiaTheme="minorEastAsia"/>
               <w:noProof/>
-              <w:sz w:val="20"/>
-              <w:szCs w:val="20"/>
               <w:lang w:eastAsia="es-EC"/>
             </w:rPr>
           </w:pPr>
@@ -480,13 +455,11 @@
             </w:rPr>
             <w:fldChar w:fldCharType="separate"/>
           </w:r>
-          <w:hyperlink w:anchor="_Toc197481400" w:history="1">
+          <w:hyperlink w:anchor="_Toc202299687" w:history="1">
             <w:r>
               <w:rPr>
                 <w:rStyle w:val="Hipervnculo"/>
                 <w:noProof/>
-                <w:sz w:val="20"/>
-                <w:szCs w:val="20"/>
               </w:rPr>
               <w:t>1.</w:t>
             </w:r>
@@ -494,8 +467,6 @@
               <w:rPr>
                 <w:rFonts w:eastAsiaTheme="minorEastAsia"/>
                 <w:noProof/>
-                <w:sz w:val="20"/>
-                <w:szCs w:val="20"/>
                 <w:lang w:eastAsia="es-EC"/>
               </w:rPr>
               <w:tab/>
@@ -504,8 +475,6 @@
               <w:rPr>
                 <w:rStyle w:val="Hipervnculo"/>
                 <w:noProof/>
-                <w:sz w:val="20"/>
-                <w:szCs w:val="20"/>
               </w:rPr>
               <w:t>Contenido</w:t>
             </w:r>
@@ -513,8 +482,6 @@
               <w:rPr>
                 <w:noProof/>
                 <w:webHidden/>
-                <w:sz w:val="20"/>
-                <w:szCs w:val="20"/>
               </w:rPr>
               <w:tab/>
             </w:r>
@@ -522,8 +489,6 @@
               <w:rPr>
                 <w:noProof/>
                 <w:webHidden/>
-                <w:sz w:val="20"/>
-                <w:szCs w:val="20"/>
               </w:rPr>
               <w:fldChar w:fldCharType="begin"/>
             </w:r>
@@ -531,25 +496,19 @@
               <w:rPr>
                 <w:noProof/>
                 <w:webHidden/>
-                <w:sz w:val="20"/>
-                <w:szCs w:val="20"/>
-              </w:rPr>
-              <w:instrText xml:space="preserve"> PAGEREF _Toc197481400 \h </w:instrText>
-            </w:r>
-            <w:r>
-              <w:rPr>
-                <w:noProof/>
-                <w:webHidden/>
-                <w:sz w:val="20"/>
-                <w:szCs w:val="20"/>
-              </w:rPr>
-            </w:r>
-            <w:r>
-              <w:rPr>
-                <w:noProof/>
-                <w:webHidden/>
-                <w:sz w:val="20"/>
-                <w:szCs w:val="20"/>
+              </w:rPr>
+              <w:instrText xml:space="preserve"> PAGEREF _Toc202299687 \h </w:instrText>
+            </w:r>
+            <w:r>
+              <w:rPr>
+                <w:noProof/>
+                <w:webHidden/>
+              </w:rPr>
+            </w:r>
+            <w:r>
+              <w:rPr>
+                <w:noProof/>
+                <w:webHidden/>
               </w:rPr>
               <w:fldChar w:fldCharType="separate"/>
             </w:r>
@@ -557,8 +516,6 @@
               <w:rPr>
                 <w:noProof/>
                 <w:webHidden/>
-                <w:sz w:val="20"/>
-                <w:szCs w:val="20"/>
               </w:rPr>
               <w:t>2</w:t>
             </w:r>
@@ -566,8 +523,6 @@
               <w:rPr>
                 <w:noProof/>
                 <w:webHidden/>
-                <w:sz w:val="20"/>
-                <w:szCs w:val="20"/>
               </w:rPr>
               <w:fldChar w:fldCharType="end"/>
             </w:r>
@@ -583,18 +538,14 @@
             <w:rPr>
               <w:rFonts w:eastAsiaTheme="minorEastAsia"/>
               <w:noProof/>
-              <w:sz w:val="20"/>
-              <w:szCs w:val="20"/>
               <w:lang w:eastAsia="es-EC"/>
             </w:rPr>
           </w:pPr>
-          <w:hyperlink w:anchor="_Toc197481401" w:history="1">
+          <w:hyperlink w:anchor="_Toc202299688" w:history="1">
             <w:r>
               <w:rPr>
                 <w:rStyle w:val="Hipervnculo"/>
                 <w:noProof/>
-                <w:sz w:val="20"/>
-                <w:szCs w:val="20"/>
               </w:rPr>
               <w:t>1.</w:t>
             </w:r>
@@ -602,8 +553,6 @@
               <w:rPr>
                 <w:rFonts w:eastAsiaTheme="minorEastAsia"/>
                 <w:noProof/>
-                <w:sz w:val="20"/>
-                <w:szCs w:val="20"/>
                 <w:lang w:eastAsia="es-EC"/>
               </w:rPr>
               <w:tab/>
@@ -612,8 +561,6 @@
               <w:rPr>
                 <w:rStyle w:val="Hipervnculo"/>
                 <w:noProof/>
-                <w:sz w:val="20"/>
-                <w:szCs w:val="20"/>
               </w:rPr>
               <w:t>Introducción</w:t>
             </w:r>
@@ -621,8 +568,6 @@
               <w:rPr>
                 <w:noProof/>
                 <w:webHidden/>
-                <w:sz w:val="20"/>
-                <w:szCs w:val="20"/>
               </w:rPr>
               <w:tab/>
             </w:r>
@@ -630,8 +575,6 @@
               <w:rPr>
                 <w:noProof/>
                 <w:webHidden/>
-                <w:sz w:val="20"/>
-                <w:szCs w:val="20"/>
               </w:rPr>
               <w:fldChar w:fldCharType="begin"/>
             </w:r>
@@ -639,25 +582,19 @@
               <w:rPr>
                 <w:noProof/>
                 <w:webHidden/>
-                <w:sz w:val="20"/>
-                <w:szCs w:val="20"/>
-              </w:rPr>
-              <w:instrText xml:space="preserve"> PAGEREF _Toc197481401 \h </w:instrText>
-            </w:r>
-            <w:r>
-              <w:rPr>
-                <w:noProof/>
-                <w:webHidden/>
-                <w:sz w:val="20"/>
-                <w:szCs w:val="20"/>
-              </w:rPr>
-            </w:r>
-            <w:r>
-              <w:rPr>
-                <w:noProof/>
-                <w:webHidden/>
-                <w:sz w:val="20"/>
-                <w:szCs w:val="20"/>
+              </w:rPr>
+              <w:instrText xml:space="preserve"> PAGEREF _Toc202299688 \h </w:instrText>
+            </w:r>
+            <w:r>
+              <w:rPr>
+                <w:noProof/>
+                <w:webHidden/>
+              </w:rPr>
+            </w:r>
+            <w:r>
+              <w:rPr>
+                <w:noProof/>
+                <w:webHidden/>
               </w:rPr>
               <w:fldChar w:fldCharType="separate"/>
             </w:r>
@@ -665,17 +602,13 @@
               <w:rPr>
                 <w:noProof/>
                 <w:webHidden/>
-                <w:sz w:val="20"/>
-                <w:szCs w:val="20"/>
-              </w:rPr>
-              <w:t>4</w:t>
-            </w:r>
-            <w:r>
-              <w:rPr>
-                <w:noProof/>
-                <w:webHidden/>
-                <w:sz w:val="20"/>
-                <w:szCs w:val="20"/>
+              </w:rPr>
+              <w:t>3</w:t>
+            </w:r>
+            <w:r>
+              <w:rPr>
+                <w:noProof/>
+                <w:webHidden/>
               </w:rPr>
               <w:fldChar w:fldCharType="end"/>
             </w:r>
@@ -691,18 +624,14 @@
             <w:rPr>
               <w:rFonts w:eastAsiaTheme="minorEastAsia"/>
               <w:noProof/>
-              <w:sz w:val="20"/>
-              <w:szCs w:val="20"/>
               <w:lang w:eastAsia="es-EC"/>
             </w:rPr>
           </w:pPr>
-          <w:hyperlink w:anchor="_Toc197481402" w:history="1">
+          <w:hyperlink w:anchor="_Toc202299689" w:history="1">
             <w:r>
               <w:rPr>
                 <w:rStyle w:val="Hipervnculo"/>
                 <w:noProof/>
-                <w:sz w:val="20"/>
-                <w:szCs w:val="20"/>
               </w:rPr>
               <w:t>1.1.</w:t>
             </w:r>
@@ -710,8 +639,6 @@
               <w:rPr>
                 <w:rFonts w:eastAsiaTheme="minorEastAsia"/>
                 <w:noProof/>
-                <w:sz w:val="20"/>
-                <w:szCs w:val="20"/>
                 <w:lang w:eastAsia="es-EC"/>
               </w:rPr>
               <w:tab/>
@@ -720,8 +647,6 @@
               <w:rPr>
                 <w:rStyle w:val="Hipervnculo"/>
                 <w:noProof/>
-                <w:sz w:val="20"/>
-                <w:szCs w:val="20"/>
               </w:rPr>
               <w:t>Propósito</w:t>
             </w:r>
@@ -729,8 +654,6 @@
               <w:rPr>
                 <w:noProof/>
                 <w:webHidden/>
-                <w:sz w:val="20"/>
-                <w:szCs w:val="20"/>
               </w:rPr>
               <w:tab/>
             </w:r>
@@ -738,8 +661,6 @@
               <w:rPr>
                 <w:noProof/>
                 <w:webHidden/>
-                <w:sz w:val="20"/>
-                <w:szCs w:val="20"/>
               </w:rPr>
               <w:fldChar w:fldCharType="begin"/>
             </w:r>
@@ -747,25 +668,19 @@
               <w:rPr>
                 <w:noProof/>
                 <w:webHidden/>
-                <w:sz w:val="20"/>
-                <w:szCs w:val="20"/>
-              </w:rPr>
-              <w:instrText xml:space="preserve"> PAGEREF _Toc197481402 \h </w:instrText>
-            </w:r>
-            <w:r>
-              <w:rPr>
-                <w:noProof/>
-                <w:webHidden/>
-                <w:sz w:val="20"/>
-                <w:szCs w:val="20"/>
-              </w:rPr>
-            </w:r>
-            <w:r>
-              <w:rPr>
-                <w:noProof/>
-                <w:webHidden/>
-                <w:sz w:val="20"/>
-                <w:szCs w:val="20"/>
+              </w:rPr>
+              <w:instrText xml:space="preserve"> PAGEREF _Toc202299689 \h </w:instrText>
+            </w:r>
+            <w:r>
+              <w:rPr>
+                <w:noProof/>
+                <w:webHidden/>
+              </w:rPr>
+            </w:r>
+            <w:r>
+              <w:rPr>
+                <w:noProof/>
+                <w:webHidden/>
               </w:rPr>
               <w:fldChar w:fldCharType="separate"/>
             </w:r>
@@ -773,17 +688,13 @@
               <w:rPr>
                 <w:noProof/>
                 <w:webHidden/>
-                <w:sz w:val="20"/>
-                <w:szCs w:val="20"/>
-              </w:rPr>
-              <w:t>4</w:t>
-            </w:r>
-            <w:r>
-              <w:rPr>
-                <w:noProof/>
-                <w:webHidden/>
-                <w:sz w:val="20"/>
-                <w:szCs w:val="20"/>
+              </w:rPr>
+              <w:t>3</w:t>
+            </w:r>
+            <w:r>
+              <w:rPr>
+                <w:noProof/>
+                <w:webHidden/>
               </w:rPr>
               <w:fldChar w:fldCharType="end"/>
             </w:r>
@@ -799,18 +710,14 @@
             <w:rPr>
               <w:rFonts w:eastAsiaTheme="minorEastAsia"/>
               <w:noProof/>
-              <w:sz w:val="20"/>
-              <w:szCs w:val="20"/>
               <w:lang w:eastAsia="es-EC"/>
             </w:rPr>
           </w:pPr>
-          <w:hyperlink w:anchor="_Toc197481403" w:history="1">
+          <w:hyperlink w:anchor="_Toc202299690" w:history="1">
             <w:r>
               <w:rPr>
                 <w:rStyle w:val="Hipervnculo"/>
                 <w:noProof/>
-                <w:sz w:val="20"/>
-                <w:szCs w:val="20"/>
               </w:rPr>
               <w:t>1.2.</w:t>
             </w:r>
@@ -818,8 +725,6 @@
               <w:rPr>
                 <w:rFonts w:eastAsiaTheme="minorEastAsia"/>
                 <w:noProof/>
-                <w:sz w:val="20"/>
-                <w:szCs w:val="20"/>
                 <w:lang w:eastAsia="es-EC"/>
               </w:rPr>
               <w:tab/>
@@ -828,8 +733,6 @@
               <w:rPr>
                 <w:rStyle w:val="Hipervnculo"/>
                 <w:noProof/>
-                <w:sz w:val="20"/>
-                <w:szCs w:val="20"/>
               </w:rPr>
               <w:t>Objetivos</w:t>
             </w:r>
@@ -837,8 +740,6 @@
               <w:rPr>
                 <w:noProof/>
                 <w:webHidden/>
-                <w:sz w:val="20"/>
-                <w:szCs w:val="20"/>
               </w:rPr>
               <w:tab/>
             </w:r>
@@ -846,8 +747,6 @@
               <w:rPr>
                 <w:noProof/>
                 <w:webHidden/>
-                <w:sz w:val="20"/>
-                <w:szCs w:val="20"/>
               </w:rPr>
               <w:fldChar w:fldCharType="begin"/>
             </w:r>
@@ -855,25 +754,19 @@
               <w:rPr>
                 <w:noProof/>
                 <w:webHidden/>
-                <w:sz w:val="20"/>
-                <w:szCs w:val="20"/>
-              </w:rPr>
-              <w:instrText xml:space="preserve"> PAGEREF _Toc197481403 \h </w:instrText>
-            </w:r>
-            <w:r>
-              <w:rPr>
-                <w:noProof/>
-                <w:webHidden/>
-                <w:sz w:val="20"/>
-                <w:szCs w:val="20"/>
-              </w:rPr>
-            </w:r>
-            <w:r>
-              <w:rPr>
-                <w:noProof/>
-                <w:webHidden/>
-                <w:sz w:val="20"/>
-                <w:szCs w:val="20"/>
+              </w:rPr>
+              <w:instrText xml:space="preserve"> PAGEREF _Toc202299690 \h </w:instrText>
+            </w:r>
+            <w:r>
+              <w:rPr>
+                <w:noProof/>
+                <w:webHidden/>
+              </w:rPr>
+            </w:r>
+            <w:r>
+              <w:rPr>
+                <w:noProof/>
+                <w:webHidden/>
               </w:rPr>
               <w:fldChar w:fldCharType="separate"/>
             </w:r>
@@ -881,17 +774,13 @@
               <w:rPr>
                 <w:noProof/>
                 <w:webHidden/>
-                <w:sz w:val="20"/>
-                <w:szCs w:val="20"/>
-              </w:rPr>
-              <w:t>4</w:t>
-            </w:r>
-            <w:r>
-              <w:rPr>
-                <w:noProof/>
-                <w:webHidden/>
-                <w:sz w:val="20"/>
-                <w:szCs w:val="20"/>
+              </w:rPr>
+              <w:t>3</w:t>
+            </w:r>
+            <w:r>
+              <w:rPr>
+                <w:noProof/>
+                <w:webHidden/>
               </w:rPr>
               <w:fldChar w:fldCharType="end"/>
             </w:r>
@@ -907,18 +796,14 @@
             <w:rPr>
               <w:rFonts w:eastAsiaTheme="minorEastAsia"/>
               <w:noProof/>
-              <w:sz w:val="20"/>
-              <w:szCs w:val="20"/>
               <w:lang w:eastAsia="es-EC"/>
             </w:rPr>
           </w:pPr>
-          <w:hyperlink w:anchor="_Toc197481404" w:history="1">
+          <w:hyperlink w:anchor="_Toc202299691" w:history="1">
             <w:r>
               <w:rPr>
                 <w:rStyle w:val="Hipervnculo"/>
                 <w:noProof/>
-                <w:sz w:val="20"/>
-                <w:szCs w:val="20"/>
               </w:rPr>
               <w:t>2.</w:t>
             </w:r>
@@ -926,8 +811,6 @@
               <w:rPr>
                 <w:rFonts w:eastAsiaTheme="minorEastAsia"/>
                 <w:noProof/>
-                <w:sz w:val="20"/>
-                <w:szCs w:val="20"/>
                 <w:lang w:eastAsia="es-EC"/>
               </w:rPr>
               <w:tab/>
@@ -936,8 +819,6 @@
               <w:rPr>
                 <w:rStyle w:val="Hipervnculo"/>
                 <w:noProof/>
-                <w:sz w:val="20"/>
-                <w:szCs w:val="20"/>
               </w:rPr>
               <w:t>Alcance</w:t>
             </w:r>
@@ -945,8 +826,6 @@
               <w:rPr>
                 <w:noProof/>
                 <w:webHidden/>
-                <w:sz w:val="20"/>
-                <w:szCs w:val="20"/>
               </w:rPr>
               <w:tab/>
             </w:r>
@@ -954,8 +833,6 @@
               <w:rPr>
                 <w:noProof/>
                 <w:webHidden/>
-                <w:sz w:val="20"/>
-                <w:szCs w:val="20"/>
               </w:rPr>
               <w:fldChar w:fldCharType="begin"/>
             </w:r>
@@ -963,25 +840,19 @@
               <w:rPr>
                 <w:noProof/>
                 <w:webHidden/>
-                <w:sz w:val="20"/>
-                <w:szCs w:val="20"/>
-              </w:rPr>
-              <w:instrText xml:space="preserve"> PAGEREF _Toc197481404 \h </w:instrText>
-            </w:r>
-            <w:r>
-              <w:rPr>
-                <w:noProof/>
-                <w:webHidden/>
-                <w:sz w:val="20"/>
-                <w:szCs w:val="20"/>
-              </w:rPr>
-            </w:r>
-            <w:r>
-              <w:rPr>
-                <w:noProof/>
-                <w:webHidden/>
-                <w:sz w:val="20"/>
-                <w:szCs w:val="20"/>
+              </w:rPr>
+              <w:instrText xml:space="preserve"> PAGEREF _Toc202299691 \h </w:instrText>
+            </w:r>
+            <w:r>
+              <w:rPr>
+                <w:noProof/>
+                <w:webHidden/>
+              </w:rPr>
+            </w:r>
+            <w:r>
+              <w:rPr>
+                <w:noProof/>
+                <w:webHidden/>
               </w:rPr>
               <w:fldChar w:fldCharType="separate"/>
             </w:r>
@@ -989,17 +860,13 @@
               <w:rPr>
                 <w:noProof/>
                 <w:webHidden/>
-                <w:sz w:val="20"/>
-                <w:szCs w:val="20"/>
-              </w:rPr>
-              <w:t>4</w:t>
-            </w:r>
-            <w:r>
-              <w:rPr>
-                <w:noProof/>
-                <w:webHidden/>
-                <w:sz w:val="20"/>
-                <w:szCs w:val="20"/>
+              </w:rPr>
+              <w:t>3</w:t>
+            </w:r>
+            <w:r>
+              <w:rPr>
+                <w:noProof/>
+                <w:webHidden/>
               </w:rPr>
               <w:fldChar w:fldCharType="end"/>
             </w:r>
@@ -1015,18 +882,14 @@
             <w:rPr>
               <w:rFonts w:eastAsiaTheme="minorEastAsia"/>
               <w:noProof/>
-              <w:sz w:val="20"/>
-              <w:szCs w:val="20"/>
               <w:lang w:eastAsia="es-EC"/>
             </w:rPr>
           </w:pPr>
-          <w:hyperlink w:anchor="_Toc197481405" w:history="1">
+          <w:hyperlink w:anchor="_Toc202299692" w:history="1">
             <w:r>
               <w:rPr>
                 <w:rStyle w:val="Hipervnculo"/>
                 <w:noProof/>
-                <w:sz w:val="20"/>
-                <w:szCs w:val="20"/>
               </w:rPr>
               <w:t>2.1.</w:t>
             </w:r>
@@ -1034,8 +897,6 @@
               <w:rPr>
                 <w:rFonts w:eastAsiaTheme="minorEastAsia"/>
                 <w:noProof/>
-                <w:sz w:val="20"/>
-                <w:szCs w:val="20"/>
                 <w:lang w:eastAsia="es-EC"/>
               </w:rPr>
               <w:tab/>
@@ -1044,8 +905,6 @@
               <w:rPr>
                 <w:rStyle w:val="Hipervnculo"/>
                 <w:noProof/>
-                <w:sz w:val="20"/>
-                <w:szCs w:val="20"/>
               </w:rPr>
               <w:t>Alcance de pruebas</w:t>
             </w:r>
@@ -1053,8 +912,6 @@
               <w:rPr>
                 <w:noProof/>
                 <w:webHidden/>
-                <w:sz w:val="20"/>
-                <w:szCs w:val="20"/>
               </w:rPr>
               <w:tab/>
             </w:r>
@@ -1062,8 +919,6 @@
               <w:rPr>
                 <w:noProof/>
                 <w:webHidden/>
-                <w:sz w:val="20"/>
-                <w:szCs w:val="20"/>
               </w:rPr>
               <w:fldChar w:fldCharType="begin"/>
             </w:r>
@@ -1071,25 +926,19 @@
               <w:rPr>
                 <w:noProof/>
                 <w:webHidden/>
-                <w:sz w:val="20"/>
-                <w:szCs w:val="20"/>
-              </w:rPr>
-              <w:instrText xml:space="preserve"> PAGEREF _Toc197481405 \h </w:instrText>
-            </w:r>
-            <w:r>
-              <w:rPr>
-                <w:noProof/>
-                <w:webHidden/>
-                <w:sz w:val="20"/>
-                <w:szCs w:val="20"/>
-              </w:rPr>
-            </w:r>
-            <w:r>
-              <w:rPr>
-                <w:noProof/>
-                <w:webHidden/>
-                <w:sz w:val="20"/>
-                <w:szCs w:val="20"/>
+              </w:rPr>
+              <w:instrText xml:space="preserve"> PAGEREF _Toc202299692 \h </w:instrText>
+            </w:r>
+            <w:r>
+              <w:rPr>
+                <w:noProof/>
+                <w:webHidden/>
+              </w:rPr>
+            </w:r>
+            <w:r>
+              <w:rPr>
+                <w:noProof/>
+                <w:webHidden/>
               </w:rPr>
               <w:fldChar w:fldCharType="separate"/>
             </w:r>
@@ -1097,17 +946,13 @@
               <w:rPr>
                 <w:noProof/>
                 <w:webHidden/>
-                <w:sz w:val="20"/>
-                <w:szCs w:val="20"/>
-              </w:rPr>
-              <w:t>4</w:t>
-            </w:r>
-            <w:r>
-              <w:rPr>
-                <w:noProof/>
-                <w:webHidden/>
-                <w:sz w:val="20"/>
-                <w:szCs w:val="20"/>
+              </w:rPr>
+              <w:t>3</w:t>
+            </w:r>
+            <w:r>
+              <w:rPr>
+                <w:noProof/>
+                <w:webHidden/>
               </w:rPr>
               <w:fldChar w:fldCharType="end"/>
             </w:r>
@@ -1123,18 +968,14 @@
             <w:rPr>
               <w:rFonts w:eastAsiaTheme="minorEastAsia"/>
               <w:noProof/>
-              <w:sz w:val="20"/>
-              <w:szCs w:val="20"/>
               <w:lang w:eastAsia="es-EC"/>
             </w:rPr>
           </w:pPr>
-          <w:hyperlink w:anchor="_Toc197481406" w:history="1">
+          <w:hyperlink w:anchor="_Toc202299693" w:history="1">
             <w:r>
               <w:rPr>
                 <w:rStyle w:val="Hipervnculo"/>
                 <w:noProof/>
-                <w:sz w:val="20"/>
-                <w:szCs w:val="20"/>
               </w:rPr>
               <w:t>2.2.</w:t>
             </w:r>
@@ -1142,8 +983,6 @@
               <w:rPr>
                 <w:rFonts w:eastAsiaTheme="minorEastAsia"/>
                 <w:noProof/>
-                <w:sz w:val="20"/>
-                <w:szCs w:val="20"/>
                 <w:lang w:eastAsia="es-EC"/>
               </w:rPr>
               <w:tab/>
@@ -1152,8 +991,6 @@
               <w:rPr>
                 <w:rStyle w:val="Hipervnculo"/>
                 <w:noProof/>
-                <w:sz w:val="20"/>
-                <w:szCs w:val="20"/>
               </w:rPr>
               <w:t>Limitaciones</w:t>
             </w:r>
@@ -1161,8 +998,6 @@
               <w:rPr>
                 <w:noProof/>
                 <w:webHidden/>
-                <w:sz w:val="20"/>
-                <w:szCs w:val="20"/>
               </w:rPr>
               <w:tab/>
             </w:r>
@@ -1170,8 +1005,6 @@
               <w:rPr>
                 <w:noProof/>
                 <w:webHidden/>
-                <w:sz w:val="20"/>
-                <w:szCs w:val="20"/>
               </w:rPr>
               <w:fldChar w:fldCharType="begin"/>
             </w:r>
@@ -1179,25 +1012,19 @@
               <w:rPr>
                 <w:noProof/>
                 <w:webHidden/>
-                <w:sz w:val="20"/>
-                <w:szCs w:val="20"/>
-              </w:rPr>
-              <w:instrText xml:space="preserve"> PAGEREF _Toc197481406 \h </w:instrText>
-            </w:r>
-            <w:r>
-              <w:rPr>
-                <w:noProof/>
-                <w:webHidden/>
-                <w:sz w:val="20"/>
-                <w:szCs w:val="20"/>
-              </w:rPr>
-            </w:r>
-            <w:r>
-              <w:rPr>
-                <w:noProof/>
-                <w:webHidden/>
-                <w:sz w:val="20"/>
-                <w:szCs w:val="20"/>
+              </w:rPr>
+              <w:instrText xml:space="preserve"> PAGEREF _Toc202299693 \h </w:instrText>
+            </w:r>
+            <w:r>
+              <w:rPr>
+                <w:noProof/>
+                <w:webHidden/>
+              </w:rPr>
+            </w:r>
+            <w:r>
+              <w:rPr>
+                <w:noProof/>
+                <w:webHidden/>
               </w:rPr>
               <w:fldChar w:fldCharType="separate"/>
             </w:r>
@@ -1205,17 +1032,13 @@
               <w:rPr>
                 <w:noProof/>
                 <w:webHidden/>
-                <w:sz w:val="20"/>
-                <w:szCs w:val="20"/>
-              </w:rPr>
-              <w:t>5</w:t>
-            </w:r>
-            <w:r>
-              <w:rPr>
-                <w:noProof/>
-                <w:webHidden/>
-                <w:sz w:val="20"/>
-                <w:szCs w:val="20"/>
+              </w:rPr>
+              <w:t>4</w:t>
+            </w:r>
+            <w:r>
+              <w:rPr>
+                <w:noProof/>
+                <w:webHidden/>
               </w:rPr>
               <w:fldChar w:fldCharType="end"/>
             </w:r>
@@ -1231,18 +1054,14 @@
             <w:rPr>
               <w:rFonts w:eastAsiaTheme="minorEastAsia"/>
               <w:noProof/>
-              <w:sz w:val="20"/>
-              <w:szCs w:val="20"/>
               <w:lang w:eastAsia="es-EC"/>
             </w:rPr>
           </w:pPr>
-          <w:hyperlink w:anchor="_Toc197481407" w:history="1">
+          <w:hyperlink w:anchor="_Toc202299694" w:history="1">
             <w:r>
               <w:rPr>
                 <w:rStyle w:val="Hipervnculo"/>
                 <w:noProof/>
-                <w:sz w:val="20"/>
-                <w:szCs w:val="20"/>
               </w:rPr>
               <w:t>3.</w:t>
             </w:r>
@@ -1250,8 +1069,6 @@
               <w:rPr>
                 <w:rFonts w:eastAsiaTheme="minorEastAsia"/>
                 <w:noProof/>
-                <w:sz w:val="20"/>
-                <w:szCs w:val="20"/>
                 <w:lang w:eastAsia="es-EC"/>
               </w:rPr>
               <w:tab/>
@@ -1260,8 +1077,6 @@
               <w:rPr>
                 <w:rStyle w:val="Hipervnculo"/>
                 <w:noProof/>
-                <w:sz w:val="20"/>
-                <w:szCs w:val="20"/>
               </w:rPr>
               <w:t>Definiciones, siglas, y abreviaturas</w:t>
             </w:r>
@@ -1269,8 +1084,6 @@
               <w:rPr>
                 <w:noProof/>
                 <w:webHidden/>
-                <w:sz w:val="20"/>
-                <w:szCs w:val="20"/>
               </w:rPr>
               <w:tab/>
             </w:r>
@@ -1278,8 +1091,6 @@
               <w:rPr>
                 <w:noProof/>
                 <w:webHidden/>
-                <w:sz w:val="20"/>
-                <w:szCs w:val="20"/>
               </w:rPr>
               <w:fldChar w:fldCharType="begin"/>
             </w:r>
@@ -1287,25 +1098,19 @@
               <w:rPr>
                 <w:noProof/>
                 <w:webHidden/>
-                <w:sz w:val="20"/>
-                <w:szCs w:val="20"/>
-              </w:rPr>
-              <w:instrText xml:space="preserve"> PAGEREF _Toc197481407 \h </w:instrText>
-            </w:r>
-            <w:r>
-              <w:rPr>
-                <w:noProof/>
-                <w:webHidden/>
-                <w:sz w:val="20"/>
-                <w:szCs w:val="20"/>
-              </w:rPr>
-            </w:r>
-            <w:r>
-              <w:rPr>
-                <w:noProof/>
-                <w:webHidden/>
-                <w:sz w:val="20"/>
-                <w:szCs w:val="20"/>
+              </w:rPr>
+              <w:instrText xml:space="preserve"> PAGEREF _Toc202299694 \h </w:instrText>
+            </w:r>
+            <w:r>
+              <w:rPr>
+                <w:noProof/>
+                <w:webHidden/>
+              </w:rPr>
+            </w:r>
+            <w:r>
+              <w:rPr>
+                <w:noProof/>
+                <w:webHidden/>
               </w:rPr>
               <w:fldChar w:fldCharType="separate"/>
             </w:r>
@@ -1313,17 +1118,13 @@
               <w:rPr>
                 <w:noProof/>
                 <w:webHidden/>
-                <w:sz w:val="20"/>
-                <w:szCs w:val="20"/>
-              </w:rPr>
-              <w:t>5</w:t>
-            </w:r>
-            <w:r>
-              <w:rPr>
-                <w:noProof/>
-                <w:webHidden/>
-                <w:sz w:val="20"/>
-                <w:szCs w:val="20"/>
+              </w:rPr>
+              <w:t>4</w:t>
+            </w:r>
+            <w:r>
+              <w:rPr>
+                <w:noProof/>
+                <w:webHidden/>
               </w:rPr>
               <w:fldChar w:fldCharType="end"/>
             </w:r>
@@ -1339,18 +1140,14 @@
             <w:rPr>
               <w:rFonts w:eastAsiaTheme="minorEastAsia"/>
               <w:noProof/>
-              <w:sz w:val="20"/>
-              <w:szCs w:val="20"/>
               <w:lang w:eastAsia="es-EC"/>
             </w:rPr>
           </w:pPr>
-          <w:hyperlink w:anchor="_Toc197481408" w:history="1">
+          <w:hyperlink w:anchor="_Toc202299695" w:history="1">
             <w:r>
               <w:rPr>
                 <w:rStyle w:val="Hipervnculo"/>
                 <w:noProof/>
-                <w:sz w:val="20"/>
-                <w:szCs w:val="20"/>
               </w:rPr>
               <w:t>4.</w:t>
             </w:r>
@@ -1358,8 +1155,6 @@
               <w:rPr>
                 <w:rFonts w:eastAsiaTheme="minorEastAsia"/>
                 <w:noProof/>
-                <w:sz w:val="20"/>
-                <w:szCs w:val="20"/>
                 <w:lang w:eastAsia="es-EC"/>
               </w:rPr>
               <w:tab/>
@@ -1368,8 +1163,6 @@
               <w:rPr>
                 <w:rStyle w:val="Hipervnculo"/>
                 <w:noProof/>
-                <w:sz w:val="20"/>
-                <w:szCs w:val="20"/>
               </w:rPr>
               <w:t>Documentos de referencia</w:t>
             </w:r>
@@ -1377,8 +1170,6 @@
               <w:rPr>
                 <w:noProof/>
                 <w:webHidden/>
-                <w:sz w:val="20"/>
-                <w:szCs w:val="20"/>
               </w:rPr>
               <w:tab/>
             </w:r>
@@ -1386,8 +1177,6 @@
               <w:rPr>
                 <w:noProof/>
                 <w:webHidden/>
-                <w:sz w:val="20"/>
-                <w:szCs w:val="20"/>
               </w:rPr>
               <w:fldChar w:fldCharType="begin"/>
             </w:r>
@@ -1395,25 +1184,19 @@
               <w:rPr>
                 <w:noProof/>
                 <w:webHidden/>
-                <w:sz w:val="20"/>
-                <w:szCs w:val="20"/>
-              </w:rPr>
-              <w:instrText xml:space="preserve"> PAGEREF _Toc197481408 \h </w:instrText>
-            </w:r>
-            <w:r>
-              <w:rPr>
-                <w:noProof/>
-                <w:webHidden/>
-                <w:sz w:val="20"/>
-                <w:szCs w:val="20"/>
-              </w:rPr>
-            </w:r>
-            <w:r>
-              <w:rPr>
-                <w:noProof/>
-                <w:webHidden/>
-                <w:sz w:val="20"/>
-                <w:szCs w:val="20"/>
+              </w:rPr>
+              <w:instrText xml:space="preserve"> PAGEREF _Toc202299695 \h </w:instrText>
+            </w:r>
+            <w:r>
+              <w:rPr>
+                <w:noProof/>
+                <w:webHidden/>
+              </w:rPr>
+            </w:r>
+            <w:r>
+              <w:rPr>
+                <w:noProof/>
+                <w:webHidden/>
               </w:rPr>
               <w:fldChar w:fldCharType="separate"/>
             </w:r>
@@ -1421,17 +1204,13 @@
               <w:rPr>
                 <w:noProof/>
                 <w:webHidden/>
-                <w:sz w:val="20"/>
-                <w:szCs w:val="20"/>
-              </w:rPr>
-              <w:t>5</w:t>
-            </w:r>
-            <w:r>
-              <w:rPr>
-                <w:noProof/>
-                <w:webHidden/>
-                <w:sz w:val="20"/>
-                <w:szCs w:val="20"/>
+              </w:rPr>
+              <w:t>4</w:t>
+            </w:r>
+            <w:r>
+              <w:rPr>
+                <w:noProof/>
+                <w:webHidden/>
               </w:rPr>
               <w:fldChar w:fldCharType="end"/>
             </w:r>
@@ -1447,18 +1226,14 @@
             <w:rPr>
               <w:rFonts w:eastAsiaTheme="minorEastAsia"/>
               <w:noProof/>
-              <w:sz w:val="20"/>
-              <w:szCs w:val="20"/>
               <w:lang w:eastAsia="es-EC"/>
             </w:rPr>
           </w:pPr>
-          <w:hyperlink w:anchor="_Toc197481409" w:history="1">
+          <w:hyperlink w:anchor="_Toc202299696" w:history="1">
             <w:r>
               <w:rPr>
                 <w:rStyle w:val="Hipervnculo"/>
                 <w:noProof/>
-                <w:sz w:val="20"/>
-                <w:szCs w:val="20"/>
               </w:rPr>
               <w:t>5.</w:t>
             </w:r>
@@ -1466,8 +1241,6 @@
               <w:rPr>
                 <w:rFonts w:eastAsiaTheme="minorEastAsia"/>
                 <w:noProof/>
-                <w:sz w:val="20"/>
-                <w:szCs w:val="20"/>
                 <w:lang w:eastAsia="es-EC"/>
               </w:rPr>
               <w:tab/>
@@ -1476,8 +1249,6 @@
               <w:rPr>
                 <w:rStyle w:val="Hipervnculo"/>
                 <w:noProof/>
-                <w:sz w:val="20"/>
-                <w:szCs w:val="20"/>
               </w:rPr>
               <w:t>Estrategia de pruebas</w:t>
             </w:r>
@@ -1485,8 +1256,6 @@
               <w:rPr>
                 <w:noProof/>
                 <w:webHidden/>
-                <w:sz w:val="20"/>
-                <w:szCs w:val="20"/>
               </w:rPr>
               <w:tab/>
             </w:r>
@@ -1494,8 +1263,6 @@
               <w:rPr>
                 <w:noProof/>
                 <w:webHidden/>
-                <w:sz w:val="20"/>
-                <w:szCs w:val="20"/>
               </w:rPr>
               <w:fldChar w:fldCharType="begin"/>
             </w:r>
@@ -1503,25 +1270,19 @@
               <w:rPr>
                 <w:noProof/>
                 <w:webHidden/>
-                <w:sz w:val="20"/>
-                <w:szCs w:val="20"/>
-              </w:rPr>
-              <w:instrText xml:space="preserve"> PAGEREF _Toc197481409 \h </w:instrText>
-            </w:r>
-            <w:r>
-              <w:rPr>
-                <w:noProof/>
-                <w:webHidden/>
-                <w:sz w:val="20"/>
-                <w:szCs w:val="20"/>
-              </w:rPr>
-            </w:r>
-            <w:r>
-              <w:rPr>
-                <w:noProof/>
-                <w:webHidden/>
-                <w:sz w:val="20"/>
-                <w:szCs w:val="20"/>
+              </w:rPr>
+              <w:instrText xml:space="preserve"> PAGEREF _Toc202299696 \h </w:instrText>
+            </w:r>
+            <w:r>
+              <w:rPr>
+                <w:noProof/>
+                <w:webHidden/>
+              </w:rPr>
+            </w:r>
+            <w:r>
+              <w:rPr>
+                <w:noProof/>
+                <w:webHidden/>
               </w:rPr>
               <w:fldChar w:fldCharType="separate"/>
             </w:r>
@@ -1529,17 +1290,13 @@
               <w:rPr>
                 <w:noProof/>
                 <w:webHidden/>
-                <w:sz w:val="20"/>
-                <w:szCs w:val="20"/>
-              </w:rPr>
-              <w:t>6</w:t>
-            </w:r>
-            <w:r>
-              <w:rPr>
-                <w:noProof/>
-                <w:webHidden/>
-                <w:sz w:val="20"/>
-                <w:szCs w:val="20"/>
+              </w:rPr>
+              <w:t>5</w:t>
+            </w:r>
+            <w:r>
+              <w:rPr>
+                <w:noProof/>
+                <w:webHidden/>
               </w:rPr>
               <w:fldChar w:fldCharType="end"/>
             </w:r>
@@ -1555,18 +1312,14 @@
             <w:rPr>
               <w:rFonts w:eastAsiaTheme="minorEastAsia"/>
               <w:noProof/>
-              <w:sz w:val="20"/>
-              <w:szCs w:val="20"/>
               <w:lang w:eastAsia="es-EC"/>
             </w:rPr>
           </w:pPr>
-          <w:hyperlink w:anchor="_Toc197481410" w:history="1">
+          <w:hyperlink w:anchor="_Toc202299697" w:history="1">
             <w:r>
               <w:rPr>
                 <w:rStyle w:val="Hipervnculo"/>
                 <w:noProof/>
-                <w:sz w:val="20"/>
-                <w:szCs w:val="20"/>
               </w:rPr>
               <w:t>5.1.</w:t>
             </w:r>
@@ -1574,8 +1327,6 @@
               <w:rPr>
                 <w:rFonts w:eastAsiaTheme="minorEastAsia"/>
                 <w:noProof/>
-                <w:sz w:val="20"/>
-                <w:szCs w:val="20"/>
                 <w:lang w:eastAsia="es-EC"/>
               </w:rPr>
               <w:tab/>
@@ -1584,8 +1335,6 @@
               <w:rPr>
                 <w:rStyle w:val="Hipervnculo"/>
                 <w:noProof/>
-                <w:sz w:val="20"/>
-                <w:szCs w:val="20"/>
               </w:rPr>
               <w:t>Pruebas funcionales</w:t>
             </w:r>
@@ -1593,8 +1342,6 @@
               <w:rPr>
                 <w:noProof/>
                 <w:webHidden/>
-                <w:sz w:val="20"/>
-                <w:szCs w:val="20"/>
               </w:rPr>
               <w:tab/>
             </w:r>
@@ -1602,8 +1349,6 @@
               <w:rPr>
                 <w:noProof/>
                 <w:webHidden/>
-                <w:sz w:val="20"/>
-                <w:szCs w:val="20"/>
               </w:rPr>
               <w:fldChar w:fldCharType="begin"/>
             </w:r>
@@ -1611,25 +1356,19 @@
               <w:rPr>
                 <w:noProof/>
                 <w:webHidden/>
-                <w:sz w:val="20"/>
-                <w:szCs w:val="20"/>
-              </w:rPr>
-              <w:instrText xml:space="preserve"> PAGEREF _Toc197481410 \h </w:instrText>
-            </w:r>
-            <w:r>
-              <w:rPr>
-                <w:noProof/>
-                <w:webHidden/>
-                <w:sz w:val="20"/>
-                <w:szCs w:val="20"/>
-              </w:rPr>
-            </w:r>
-            <w:r>
-              <w:rPr>
-                <w:noProof/>
-                <w:webHidden/>
-                <w:sz w:val="20"/>
-                <w:szCs w:val="20"/>
+              </w:rPr>
+              <w:instrText xml:space="preserve"> PAGEREF _Toc202299697 \h </w:instrText>
+            </w:r>
+            <w:r>
+              <w:rPr>
+                <w:noProof/>
+                <w:webHidden/>
+              </w:rPr>
+            </w:r>
+            <w:r>
+              <w:rPr>
+                <w:noProof/>
+                <w:webHidden/>
               </w:rPr>
               <w:fldChar w:fldCharType="separate"/>
             </w:r>
@@ -1637,17 +1376,13 @@
               <w:rPr>
                 <w:noProof/>
                 <w:webHidden/>
-                <w:sz w:val="20"/>
-                <w:szCs w:val="20"/>
-              </w:rPr>
-              <w:t>6</w:t>
-            </w:r>
-            <w:r>
-              <w:rPr>
-                <w:noProof/>
-                <w:webHidden/>
-                <w:sz w:val="20"/>
-                <w:szCs w:val="20"/>
+              </w:rPr>
+              <w:t>5</w:t>
+            </w:r>
+            <w:r>
+              <w:rPr>
+                <w:noProof/>
+                <w:webHidden/>
               </w:rPr>
               <w:fldChar w:fldCharType="end"/>
             </w:r>
@@ -1663,18 +1398,14 @@
             <w:rPr>
               <w:rFonts w:eastAsiaTheme="minorEastAsia"/>
               <w:noProof/>
-              <w:sz w:val="20"/>
-              <w:szCs w:val="20"/>
               <w:lang w:eastAsia="es-EC"/>
             </w:rPr>
           </w:pPr>
-          <w:hyperlink w:anchor="_Toc197481411" w:history="1">
+          <w:hyperlink w:anchor="_Toc202299698" w:history="1">
             <w:r>
               <w:rPr>
                 <w:rStyle w:val="Hipervnculo"/>
                 <w:noProof/>
-                <w:sz w:val="20"/>
-                <w:szCs w:val="20"/>
               </w:rPr>
               <w:t>5.1.1</w:t>
             </w:r>
@@ -1682,8 +1413,6 @@
               <w:rPr>
                 <w:rFonts w:eastAsiaTheme="minorEastAsia"/>
                 <w:noProof/>
-                <w:sz w:val="20"/>
-                <w:szCs w:val="20"/>
                 <w:lang w:eastAsia="es-EC"/>
               </w:rPr>
               <w:tab/>
@@ -1692,8 +1421,6 @@
               <w:rPr>
                 <w:rStyle w:val="Hipervnculo"/>
                 <w:noProof/>
-                <w:sz w:val="20"/>
-                <w:szCs w:val="20"/>
               </w:rPr>
               <w:t>Modulo Register/Login</w:t>
             </w:r>
@@ -1701,8 +1428,6 @@
               <w:rPr>
                 <w:noProof/>
                 <w:webHidden/>
-                <w:sz w:val="20"/>
-                <w:szCs w:val="20"/>
               </w:rPr>
               <w:tab/>
             </w:r>
@@ -1710,8 +1435,6 @@
               <w:rPr>
                 <w:noProof/>
                 <w:webHidden/>
-                <w:sz w:val="20"/>
-                <w:szCs w:val="20"/>
               </w:rPr>
               <w:fldChar w:fldCharType="begin"/>
             </w:r>
@@ -1719,25 +1442,19 @@
               <w:rPr>
                 <w:noProof/>
                 <w:webHidden/>
-                <w:sz w:val="20"/>
-                <w:szCs w:val="20"/>
-              </w:rPr>
-              <w:instrText xml:space="preserve"> PAGEREF _Toc197481411 \h </w:instrText>
-            </w:r>
-            <w:r>
-              <w:rPr>
-                <w:noProof/>
-                <w:webHidden/>
-                <w:sz w:val="20"/>
-                <w:szCs w:val="20"/>
-              </w:rPr>
-            </w:r>
-            <w:r>
-              <w:rPr>
-                <w:noProof/>
-                <w:webHidden/>
-                <w:sz w:val="20"/>
-                <w:szCs w:val="20"/>
+              </w:rPr>
+              <w:instrText xml:space="preserve"> PAGEREF _Toc202299698 \h </w:instrText>
+            </w:r>
+            <w:r>
+              <w:rPr>
+                <w:noProof/>
+                <w:webHidden/>
+              </w:rPr>
+            </w:r>
+            <w:r>
+              <w:rPr>
+                <w:noProof/>
+                <w:webHidden/>
               </w:rPr>
               <w:fldChar w:fldCharType="separate"/>
             </w:r>
@@ -1745,17 +1462,13 @@
               <w:rPr>
                 <w:noProof/>
                 <w:webHidden/>
-                <w:sz w:val="20"/>
-                <w:szCs w:val="20"/>
-              </w:rPr>
-              <w:t>6</w:t>
-            </w:r>
-            <w:r>
-              <w:rPr>
-                <w:noProof/>
-                <w:webHidden/>
-                <w:sz w:val="20"/>
-                <w:szCs w:val="20"/>
+              </w:rPr>
+              <w:t>5</w:t>
+            </w:r>
+            <w:r>
+              <w:rPr>
+                <w:noProof/>
+                <w:webHidden/>
               </w:rPr>
               <w:fldChar w:fldCharType="end"/>
             </w:r>
@@ -1771,18 +1484,14 @@
             <w:rPr>
               <w:rFonts w:eastAsiaTheme="minorEastAsia"/>
               <w:noProof/>
-              <w:sz w:val="20"/>
-              <w:szCs w:val="20"/>
               <w:lang w:eastAsia="es-EC"/>
             </w:rPr>
           </w:pPr>
-          <w:hyperlink w:anchor="_Toc197481412" w:history="1">
+          <w:hyperlink w:anchor="_Toc202299699" w:history="1">
             <w:r>
               <w:rPr>
                 <w:rStyle w:val="Hipervnculo"/>
                 <w:noProof/>
-                <w:sz w:val="20"/>
-                <w:szCs w:val="20"/>
               </w:rPr>
               <w:t>5.2.1</w:t>
             </w:r>
@@ -1790,8 +1499,6 @@
               <w:rPr>
                 <w:rFonts w:eastAsiaTheme="minorEastAsia"/>
                 <w:noProof/>
-                <w:sz w:val="20"/>
-                <w:szCs w:val="20"/>
                 <w:lang w:eastAsia="es-EC"/>
               </w:rPr>
               <w:tab/>
@@ -1800,8 +1507,6 @@
               <w:rPr>
                 <w:rStyle w:val="Hipervnculo"/>
                 <w:noProof/>
-                <w:sz w:val="20"/>
-                <w:szCs w:val="20"/>
               </w:rPr>
               <w:t>Modulo Usuario</w:t>
             </w:r>
@@ -1809,8 +1514,6 @@
               <w:rPr>
                 <w:noProof/>
                 <w:webHidden/>
-                <w:sz w:val="20"/>
-                <w:szCs w:val="20"/>
               </w:rPr>
               <w:tab/>
             </w:r>
@@ -1818,8 +1521,6 @@
               <w:rPr>
                 <w:noProof/>
                 <w:webHidden/>
-                <w:sz w:val="20"/>
-                <w:szCs w:val="20"/>
               </w:rPr>
               <w:fldChar w:fldCharType="begin"/>
             </w:r>
@@ -1827,25 +1528,19 @@
               <w:rPr>
                 <w:noProof/>
                 <w:webHidden/>
-                <w:sz w:val="20"/>
-                <w:szCs w:val="20"/>
-              </w:rPr>
-              <w:instrText xml:space="preserve"> PAGEREF _Toc197481412 \h </w:instrText>
-            </w:r>
-            <w:r>
-              <w:rPr>
-                <w:noProof/>
-                <w:webHidden/>
-                <w:sz w:val="20"/>
-                <w:szCs w:val="20"/>
-              </w:rPr>
-            </w:r>
-            <w:r>
-              <w:rPr>
-                <w:noProof/>
-                <w:webHidden/>
-                <w:sz w:val="20"/>
-                <w:szCs w:val="20"/>
+              </w:rPr>
+              <w:instrText xml:space="preserve"> PAGEREF _Toc202299699 \h </w:instrText>
+            </w:r>
+            <w:r>
+              <w:rPr>
+                <w:noProof/>
+                <w:webHidden/>
+              </w:rPr>
+            </w:r>
+            <w:r>
+              <w:rPr>
+                <w:noProof/>
+                <w:webHidden/>
               </w:rPr>
               <w:fldChar w:fldCharType="separate"/>
             </w:r>
@@ -1853,17 +1548,13 @@
               <w:rPr>
                 <w:noProof/>
                 <w:webHidden/>
-                <w:sz w:val="20"/>
-                <w:szCs w:val="20"/>
-              </w:rPr>
-              <w:t>7</w:t>
-            </w:r>
-            <w:r>
-              <w:rPr>
-                <w:noProof/>
-                <w:webHidden/>
-                <w:sz w:val="20"/>
-                <w:szCs w:val="20"/>
+              </w:rPr>
+              <w:t>6</w:t>
+            </w:r>
+            <w:r>
+              <w:rPr>
+                <w:noProof/>
+                <w:webHidden/>
               </w:rPr>
               <w:fldChar w:fldCharType="end"/>
             </w:r>
@@ -1879,18 +1570,14 @@
             <w:rPr>
               <w:rFonts w:eastAsiaTheme="minorEastAsia"/>
               <w:noProof/>
-              <w:sz w:val="20"/>
-              <w:szCs w:val="20"/>
               <w:lang w:eastAsia="es-EC"/>
             </w:rPr>
           </w:pPr>
-          <w:hyperlink w:anchor="_Toc197481413" w:history="1">
+          <w:hyperlink w:anchor="_Toc202299700" w:history="1">
             <w:r>
               <w:rPr>
                 <w:rStyle w:val="Hipervnculo"/>
                 <w:noProof/>
-                <w:sz w:val="20"/>
-                <w:szCs w:val="20"/>
               </w:rPr>
               <w:t>5.3.1</w:t>
             </w:r>
@@ -1898,8 +1585,6 @@
               <w:rPr>
                 <w:rFonts w:eastAsiaTheme="minorEastAsia"/>
                 <w:noProof/>
-                <w:sz w:val="20"/>
-                <w:szCs w:val="20"/>
                 <w:lang w:eastAsia="es-EC"/>
               </w:rPr>
               <w:tab/>
@@ -1908,8 +1593,6 @@
               <w:rPr>
                 <w:rStyle w:val="Hipervnculo"/>
                 <w:noProof/>
-                <w:sz w:val="20"/>
-                <w:szCs w:val="20"/>
               </w:rPr>
               <w:t>Modulo Bibliotecario</w:t>
             </w:r>
@@ -1917,8 +1600,6 @@
               <w:rPr>
                 <w:noProof/>
                 <w:webHidden/>
-                <w:sz w:val="20"/>
-                <w:szCs w:val="20"/>
               </w:rPr>
               <w:tab/>
             </w:r>
@@ -1926,8 +1607,6 @@
               <w:rPr>
                 <w:noProof/>
                 <w:webHidden/>
-                <w:sz w:val="20"/>
-                <w:szCs w:val="20"/>
               </w:rPr>
               <w:fldChar w:fldCharType="begin"/>
             </w:r>
@@ -1935,25 +1614,19 @@
               <w:rPr>
                 <w:noProof/>
                 <w:webHidden/>
-                <w:sz w:val="20"/>
-                <w:szCs w:val="20"/>
-              </w:rPr>
-              <w:instrText xml:space="preserve"> PAGEREF _Toc197481413 \h </w:instrText>
-            </w:r>
-            <w:r>
-              <w:rPr>
-                <w:noProof/>
-                <w:webHidden/>
-                <w:sz w:val="20"/>
-                <w:szCs w:val="20"/>
-              </w:rPr>
-            </w:r>
-            <w:r>
-              <w:rPr>
-                <w:noProof/>
-                <w:webHidden/>
-                <w:sz w:val="20"/>
-                <w:szCs w:val="20"/>
+              </w:rPr>
+              <w:instrText xml:space="preserve"> PAGEREF _Toc202299700 \h </w:instrText>
+            </w:r>
+            <w:r>
+              <w:rPr>
+                <w:noProof/>
+                <w:webHidden/>
+              </w:rPr>
+            </w:r>
+            <w:r>
+              <w:rPr>
+                <w:noProof/>
+                <w:webHidden/>
               </w:rPr>
               <w:fldChar w:fldCharType="separate"/>
             </w:r>
@@ -1961,8 +1634,92 @@
               <w:rPr>
                 <w:noProof/>
                 <w:webHidden/>
-                <w:sz w:val="20"/>
-                <w:szCs w:val="20"/>
+              </w:rPr>
+              <w:t>8</w:t>
+            </w:r>
+            <w:r>
+              <w:rPr>
+                <w:noProof/>
+                <w:webHidden/>
+              </w:rPr>
+              <w:fldChar w:fldCharType="end"/>
+            </w:r>
+          </w:hyperlink>
+        </w:p>
+        <w:p>
+          <w:pPr>
+            <w:pStyle w:val="TDC3"/>
+            <w:tabs>
+              <w:tab w:val="left" w:pos="1440"/>
+              <w:tab w:val="right" w:leader="dot" w:pos="8494"/>
+            </w:tabs>
+            <w:rPr>
+              <w:rFonts w:eastAsiaTheme="minorEastAsia"/>
+              <w:noProof/>
+              <w:lang w:eastAsia="es-EC"/>
+            </w:rPr>
+          </w:pPr>
+          <w:hyperlink w:anchor="_Toc202299701" w:history="1">
+            <w:r>
+              <w:rPr>
+                <w:rStyle w:val="Hipervnculo"/>
+                <w:noProof/>
+              </w:rPr>
+              <w:t>5.4.1</w:t>
+            </w:r>
+            <w:r>
+              <w:rPr>
+                <w:rFonts w:eastAsiaTheme="minorEastAsia"/>
+                <w:noProof/>
+                <w:lang w:eastAsia="es-EC"/>
+              </w:rPr>
+              <w:tab/>
+            </w:r>
+            <w:r>
+              <w:rPr>
+                <w:rStyle w:val="Hipervnculo"/>
+                <w:noProof/>
+              </w:rPr>
+              <w:t>Modulo Administrador</w:t>
+            </w:r>
+            <w:r>
+              <w:rPr>
+                <w:noProof/>
+                <w:webHidden/>
+              </w:rPr>
+              <w:tab/>
+            </w:r>
+            <w:r>
+              <w:rPr>
+                <w:noProof/>
+                <w:webHidden/>
+              </w:rPr>
+              <w:fldChar w:fldCharType="begin"/>
+            </w:r>
+            <w:r>
+              <w:rPr>
+                <w:noProof/>
+                <w:webHidden/>
+              </w:rPr>
+              <w:instrText xml:space="preserve"> PAGEREF _Toc202299701 \h </w:instrText>
+            </w:r>
+            <w:r>
+              <w:rPr>
+                <w:noProof/>
+                <w:webHidden/>
+              </w:rPr>
+            </w:r>
+            <w:r>
+              <w:rPr>
+                <w:noProof/>
+                <w:webHidden/>
+              </w:rPr>
+              <w:fldChar w:fldCharType="separate"/>
+            </w:r>
+            <w:r>
+              <w:rPr>
+                <w:noProof/>
+                <w:webHidden/>
               </w:rPr>
               <w:t>9</w:t>
             </w:r>
@@ -1970,8 +1727,6 @@
               <w:rPr>
                 <w:noProof/>
                 <w:webHidden/>
-                <w:sz w:val="20"/>
-                <w:szCs w:val="20"/>
               </w:rPr>
               <w:fldChar w:fldCharType="end"/>
             </w:r>
@@ -1987,18 +1742,14 @@
             <w:rPr>
               <w:rFonts w:eastAsiaTheme="minorEastAsia"/>
               <w:noProof/>
-              <w:sz w:val="20"/>
-              <w:szCs w:val="20"/>
               <w:lang w:eastAsia="es-EC"/>
             </w:rPr>
           </w:pPr>
-          <w:hyperlink w:anchor="_Toc197481414" w:history="1">
+          <w:hyperlink w:anchor="_Toc202299702" w:history="1">
             <w:r>
               <w:rPr>
                 <w:rStyle w:val="Hipervnculo"/>
                 <w:noProof/>
-                <w:sz w:val="20"/>
-                <w:szCs w:val="20"/>
               </w:rPr>
               <w:t>6.</w:t>
             </w:r>
@@ -2006,8 +1757,6 @@
               <w:rPr>
                 <w:rFonts w:eastAsiaTheme="minorEastAsia"/>
                 <w:noProof/>
-                <w:sz w:val="20"/>
-                <w:szCs w:val="20"/>
                 <w:lang w:eastAsia="es-EC"/>
               </w:rPr>
               <w:tab/>
@@ -2016,8 +1765,6 @@
               <w:rPr>
                 <w:rStyle w:val="Hipervnculo"/>
                 <w:noProof/>
-                <w:sz w:val="20"/>
-                <w:szCs w:val="20"/>
               </w:rPr>
               <w:t>Criterios de entrada y de salida</w:t>
             </w:r>
@@ -2025,8 +1772,6 @@
               <w:rPr>
                 <w:noProof/>
                 <w:webHidden/>
-                <w:sz w:val="20"/>
-                <w:szCs w:val="20"/>
               </w:rPr>
               <w:tab/>
             </w:r>
@@ -2034,8 +1779,6 @@
               <w:rPr>
                 <w:noProof/>
                 <w:webHidden/>
-                <w:sz w:val="20"/>
-                <w:szCs w:val="20"/>
               </w:rPr>
               <w:fldChar w:fldCharType="begin"/>
             </w:r>
@@ -2043,25 +1786,19 @@
               <w:rPr>
                 <w:noProof/>
                 <w:webHidden/>
-                <w:sz w:val="20"/>
-                <w:szCs w:val="20"/>
-              </w:rPr>
-              <w:instrText xml:space="preserve"> PAGEREF _Toc197481414 \h </w:instrText>
-            </w:r>
-            <w:r>
-              <w:rPr>
-                <w:noProof/>
-                <w:webHidden/>
-                <w:sz w:val="20"/>
-                <w:szCs w:val="20"/>
-              </w:rPr>
-            </w:r>
-            <w:r>
-              <w:rPr>
-                <w:noProof/>
-                <w:webHidden/>
-                <w:sz w:val="20"/>
-                <w:szCs w:val="20"/>
+              </w:rPr>
+              <w:instrText xml:space="preserve"> PAGEREF _Toc202299702 \h </w:instrText>
+            </w:r>
+            <w:r>
+              <w:rPr>
+                <w:noProof/>
+                <w:webHidden/>
+              </w:rPr>
+            </w:r>
+            <w:r>
+              <w:rPr>
+                <w:noProof/>
+                <w:webHidden/>
               </w:rPr>
               <w:fldChar w:fldCharType="separate"/>
             </w:r>
@@ -2069,8 +1806,6 @@
               <w:rPr>
                 <w:noProof/>
                 <w:webHidden/>
-                <w:sz w:val="20"/>
-                <w:szCs w:val="20"/>
               </w:rPr>
               <w:t>10</w:t>
             </w:r>
@@ -2078,8 +1813,6 @@
               <w:rPr>
                 <w:noProof/>
                 <w:webHidden/>
-                <w:sz w:val="20"/>
-                <w:szCs w:val="20"/>
               </w:rPr>
               <w:fldChar w:fldCharType="end"/>
             </w:r>
@@ -2095,18 +1828,14 @@
             <w:rPr>
               <w:rFonts w:eastAsiaTheme="minorEastAsia"/>
               <w:noProof/>
-              <w:sz w:val="20"/>
-              <w:szCs w:val="20"/>
               <w:lang w:eastAsia="es-EC"/>
             </w:rPr>
           </w:pPr>
-          <w:hyperlink w:anchor="_Toc197481415" w:history="1">
+          <w:hyperlink w:anchor="_Toc202299703" w:history="1">
             <w:r>
               <w:rPr>
                 <w:rStyle w:val="Hipervnculo"/>
                 <w:noProof/>
-                <w:sz w:val="20"/>
-                <w:szCs w:val="20"/>
               </w:rPr>
               <w:t>6.1.</w:t>
             </w:r>
@@ -2114,8 +1843,6 @@
               <w:rPr>
                 <w:rFonts w:eastAsiaTheme="minorEastAsia"/>
                 <w:noProof/>
-                <w:sz w:val="20"/>
-                <w:szCs w:val="20"/>
                 <w:lang w:eastAsia="es-EC"/>
               </w:rPr>
               <w:tab/>
@@ -2124,8 +1851,6 @@
               <w:rPr>
                 <w:rStyle w:val="Hipervnculo"/>
                 <w:noProof/>
-                <w:sz w:val="20"/>
-                <w:szCs w:val="20"/>
               </w:rPr>
               <w:t>Criterio de entrada del plan de pruebas</w:t>
             </w:r>
@@ -2133,8 +1858,6 @@
               <w:rPr>
                 <w:noProof/>
                 <w:webHidden/>
-                <w:sz w:val="20"/>
-                <w:szCs w:val="20"/>
               </w:rPr>
               <w:tab/>
             </w:r>
@@ -2142,8 +1865,6 @@
               <w:rPr>
                 <w:noProof/>
                 <w:webHidden/>
-                <w:sz w:val="20"/>
-                <w:szCs w:val="20"/>
               </w:rPr>
               <w:fldChar w:fldCharType="begin"/>
             </w:r>
@@ -2151,25 +1872,19 @@
               <w:rPr>
                 <w:noProof/>
                 <w:webHidden/>
-                <w:sz w:val="20"/>
-                <w:szCs w:val="20"/>
-              </w:rPr>
-              <w:instrText xml:space="preserve"> PAGEREF _Toc197481415 \h </w:instrText>
-            </w:r>
-            <w:r>
-              <w:rPr>
-                <w:noProof/>
-                <w:webHidden/>
-                <w:sz w:val="20"/>
-                <w:szCs w:val="20"/>
-              </w:rPr>
-            </w:r>
-            <w:r>
-              <w:rPr>
-                <w:noProof/>
-                <w:webHidden/>
-                <w:sz w:val="20"/>
-                <w:szCs w:val="20"/>
+              </w:rPr>
+              <w:instrText xml:space="preserve"> PAGEREF _Toc202299703 \h </w:instrText>
+            </w:r>
+            <w:r>
+              <w:rPr>
+                <w:noProof/>
+                <w:webHidden/>
+              </w:rPr>
+            </w:r>
+            <w:r>
+              <w:rPr>
+                <w:noProof/>
+                <w:webHidden/>
               </w:rPr>
               <w:fldChar w:fldCharType="separate"/>
             </w:r>
@@ -2177,8 +1892,6 @@
               <w:rPr>
                 <w:noProof/>
                 <w:webHidden/>
-                <w:sz w:val="20"/>
-                <w:szCs w:val="20"/>
               </w:rPr>
               <w:t>10</w:t>
             </w:r>
@@ -2186,8 +1899,6 @@
               <w:rPr>
                 <w:noProof/>
                 <w:webHidden/>
-                <w:sz w:val="20"/>
-                <w:szCs w:val="20"/>
               </w:rPr>
               <w:fldChar w:fldCharType="end"/>
             </w:r>
@@ -2203,18 +1914,14 @@
             <w:rPr>
               <w:rFonts w:eastAsiaTheme="minorEastAsia"/>
               <w:noProof/>
-              <w:sz w:val="20"/>
-              <w:szCs w:val="20"/>
               <w:lang w:eastAsia="es-EC"/>
             </w:rPr>
           </w:pPr>
-          <w:hyperlink w:anchor="_Toc197481416" w:history="1">
+          <w:hyperlink w:anchor="_Toc202299704" w:history="1">
             <w:r>
               <w:rPr>
                 <w:rStyle w:val="Hipervnculo"/>
                 <w:noProof/>
-                <w:sz w:val="20"/>
-                <w:szCs w:val="20"/>
               </w:rPr>
               <w:t>6.2.</w:t>
             </w:r>
@@ -2222,8 +1929,6 @@
               <w:rPr>
                 <w:rFonts w:eastAsiaTheme="minorEastAsia"/>
                 <w:noProof/>
-                <w:sz w:val="20"/>
-                <w:szCs w:val="20"/>
                 <w:lang w:eastAsia="es-EC"/>
               </w:rPr>
               <w:tab/>
@@ -2232,8 +1937,6 @@
               <w:rPr>
                 <w:rStyle w:val="Hipervnculo"/>
                 <w:noProof/>
-                <w:sz w:val="20"/>
-                <w:szCs w:val="20"/>
               </w:rPr>
               <w:t>Criterio de aceptación del plan de pruebas</w:t>
             </w:r>
@@ -2241,8 +1944,6 @@
               <w:rPr>
                 <w:noProof/>
                 <w:webHidden/>
-                <w:sz w:val="20"/>
-                <w:szCs w:val="20"/>
               </w:rPr>
               <w:tab/>
             </w:r>
@@ -2250,8 +1951,6 @@
               <w:rPr>
                 <w:noProof/>
                 <w:webHidden/>
-                <w:sz w:val="20"/>
-                <w:szCs w:val="20"/>
               </w:rPr>
               <w:fldChar w:fldCharType="begin"/>
             </w:r>
@@ -2259,25 +1958,19 @@
               <w:rPr>
                 <w:noProof/>
                 <w:webHidden/>
-                <w:sz w:val="20"/>
-                <w:szCs w:val="20"/>
-              </w:rPr>
-              <w:instrText xml:space="preserve"> PAGEREF _Toc197481416 \h </w:instrText>
-            </w:r>
-            <w:r>
-              <w:rPr>
-                <w:noProof/>
-                <w:webHidden/>
-                <w:sz w:val="20"/>
-                <w:szCs w:val="20"/>
-              </w:rPr>
-            </w:r>
-            <w:r>
-              <w:rPr>
-                <w:noProof/>
-                <w:webHidden/>
-                <w:sz w:val="20"/>
-                <w:szCs w:val="20"/>
+              </w:rPr>
+              <w:instrText xml:space="preserve"> PAGEREF _Toc202299704 \h </w:instrText>
+            </w:r>
+            <w:r>
+              <w:rPr>
+                <w:noProof/>
+                <w:webHidden/>
+              </w:rPr>
+            </w:r>
+            <w:r>
+              <w:rPr>
+                <w:noProof/>
+                <w:webHidden/>
               </w:rPr>
               <w:fldChar w:fldCharType="separate"/>
             </w:r>
@@ -2285,17 +1978,13 @@
               <w:rPr>
                 <w:noProof/>
                 <w:webHidden/>
-                <w:sz w:val="20"/>
-                <w:szCs w:val="20"/>
-              </w:rPr>
-              <w:t>10</w:t>
-            </w:r>
-            <w:r>
-              <w:rPr>
-                <w:noProof/>
-                <w:webHidden/>
-                <w:sz w:val="20"/>
-                <w:szCs w:val="20"/>
+              </w:rPr>
+              <w:t>11</w:t>
+            </w:r>
+            <w:r>
+              <w:rPr>
+                <w:noProof/>
+                <w:webHidden/>
               </w:rPr>
               <w:fldChar w:fldCharType="end"/>
             </w:r>
@@ -2311,18 +2000,14 @@
             <w:rPr>
               <w:rFonts w:eastAsiaTheme="minorEastAsia"/>
               <w:noProof/>
-              <w:sz w:val="20"/>
-              <w:szCs w:val="20"/>
               <w:lang w:eastAsia="es-EC"/>
             </w:rPr>
           </w:pPr>
-          <w:hyperlink w:anchor="_Toc197481417" w:history="1">
+          <w:hyperlink w:anchor="_Toc202299705" w:history="1">
             <w:r>
               <w:rPr>
                 <w:rStyle w:val="Hipervnculo"/>
                 <w:noProof/>
-                <w:sz w:val="20"/>
-                <w:szCs w:val="20"/>
               </w:rPr>
               <w:t>6.3.</w:t>
             </w:r>
@@ -2330,8 +2015,6 @@
               <w:rPr>
                 <w:rFonts w:eastAsiaTheme="minorEastAsia"/>
                 <w:noProof/>
-                <w:sz w:val="20"/>
-                <w:szCs w:val="20"/>
                 <w:lang w:eastAsia="es-EC"/>
               </w:rPr>
               <w:tab/>
@@ -2340,8 +2023,6 @@
               <w:rPr>
                 <w:rStyle w:val="Hipervnculo"/>
                 <w:noProof/>
-                <w:sz w:val="20"/>
-                <w:szCs w:val="20"/>
               </w:rPr>
               <w:t>Criterio de suspensión y reanudación</w:t>
             </w:r>
@@ -2349,8 +2030,6 @@
               <w:rPr>
                 <w:noProof/>
                 <w:webHidden/>
-                <w:sz w:val="20"/>
-                <w:szCs w:val="20"/>
               </w:rPr>
               <w:tab/>
             </w:r>
@@ -2358,8 +2037,6 @@
               <w:rPr>
                 <w:noProof/>
                 <w:webHidden/>
-                <w:sz w:val="20"/>
-                <w:szCs w:val="20"/>
               </w:rPr>
               <w:fldChar w:fldCharType="begin"/>
             </w:r>
@@ -2367,25 +2044,19 @@
               <w:rPr>
                 <w:noProof/>
                 <w:webHidden/>
-                <w:sz w:val="20"/>
-                <w:szCs w:val="20"/>
-              </w:rPr>
-              <w:instrText xml:space="preserve"> PAGEREF _Toc197481417 \h </w:instrText>
-            </w:r>
-            <w:r>
-              <w:rPr>
-                <w:noProof/>
-                <w:webHidden/>
-                <w:sz w:val="20"/>
-                <w:szCs w:val="20"/>
-              </w:rPr>
-            </w:r>
-            <w:r>
-              <w:rPr>
-                <w:noProof/>
-                <w:webHidden/>
-                <w:sz w:val="20"/>
-                <w:szCs w:val="20"/>
+              </w:rPr>
+              <w:instrText xml:space="preserve"> PAGEREF _Toc202299705 \h </w:instrText>
+            </w:r>
+            <w:r>
+              <w:rPr>
+                <w:noProof/>
+                <w:webHidden/>
+              </w:rPr>
+            </w:r>
+            <w:r>
+              <w:rPr>
+                <w:noProof/>
+                <w:webHidden/>
               </w:rPr>
               <w:fldChar w:fldCharType="separate"/>
             </w:r>
@@ -2393,8 +2064,6 @@
               <w:rPr>
                 <w:noProof/>
                 <w:webHidden/>
-                <w:sz w:val="20"/>
-                <w:szCs w:val="20"/>
               </w:rPr>
               <w:t>11</w:t>
             </w:r>
@@ -2402,8 +2071,6 @@
               <w:rPr>
                 <w:noProof/>
                 <w:webHidden/>
-                <w:sz w:val="20"/>
-                <w:szCs w:val="20"/>
               </w:rPr>
               <w:fldChar w:fldCharType="end"/>
             </w:r>
@@ -2419,18 +2086,14 @@
             <w:rPr>
               <w:rFonts w:eastAsiaTheme="minorEastAsia"/>
               <w:noProof/>
-              <w:sz w:val="20"/>
-              <w:szCs w:val="20"/>
               <w:lang w:eastAsia="es-EC"/>
             </w:rPr>
           </w:pPr>
-          <w:hyperlink w:anchor="_Toc197481418" w:history="1">
+          <w:hyperlink w:anchor="_Toc202299706" w:history="1">
             <w:r>
               <w:rPr>
                 <w:rStyle w:val="Hipervnculo"/>
                 <w:noProof/>
-                <w:sz w:val="20"/>
-                <w:szCs w:val="20"/>
               </w:rPr>
               <w:t>7.</w:t>
             </w:r>
@@ -2438,8 +2101,6 @@
               <w:rPr>
                 <w:rFonts w:eastAsiaTheme="minorEastAsia"/>
                 <w:noProof/>
-                <w:sz w:val="20"/>
-                <w:szCs w:val="20"/>
                 <w:lang w:eastAsia="es-EC"/>
               </w:rPr>
               <w:tab/>
@@ -2448,8 +2109,6 @@
               <w:rPr>
                 <w:rStyle w:val="Hipervnculo"/>
                 <w:noProof/>
-                <w:sz w:val="20"/>
-                <w:szCs w:val="20"/>
               </w:rPr>
               <w:t>Entregables</w:t>
             </w:r>
@@ -2457,8 +2116,6 @@
               <w:rPr>
                 <w:noProof/>
                 <w:webHidden/>
-                <w:sz w:val="20"/>
-                <w:szCs w:val="20"/>
               </w:rPr>
               <w:tab/>
             </w:r>
@@ -2466,8 +2123,6 @@
               <w:rPr>
                 <w:noProof/>
                 <w:webHidden/>
-                <w:sz w:val="20"/>
-                <w:szCs w:val="20"/>
               </w:rPr>
               <w:fldChar w:fldCharType="begin"/>
             </w:r>
@@ -2475,25 +2130,19 @@
               <w:rPr>
                 <w:noProof/>
                 <w:webHidden/>
-                <w:sz w:val="20"/>
-                <w:szCs w:val="20"/>
-              </w:rPr>
-              <w:instrText xml:space="preserve"> PAGEREF _Toc197481418 \h </w:instrText>
-            </w:r>
-            <w:r>
-              <w:rPr>
-                <w:noProof/>
-                <w:webHidden/>
-                <w:sz w:val="20"/>
-                <w:szCs w:val="20"/>
-              </w:rPr>
-            </w:r>
-            <w:r>
-              <w:rPr>
-                <w:noProof/>
-                <w:webHidden/>
-                <w:sz w:val="20"/>
-                <w:szCs w:val="20"/>
+              </w:rPr>
+              <w:instrText xml:space="preserve"> PAGEREF _Toc202299706 \h </w:instrText>
+            </w:r>
+            <w:r>
+              <w:rPr>
+                <w:noProof/>
+                <w:webHidden/>
+              </w:rPr>
+            </w:r>
+            <w:r>
+              <w:rPr>
+                <w:noProof/>
+                <w:webHidden/>
               </w:rPr>
               <w:fldChar w:fldCharType="separate"/>
             </w:r>
@@ -2501,8 +2150,6 @@
               <w:rPr>
                 <w:noProof/>
                 <w:webHidden/>
-                <w:sz w:val="20"/>
-                <w:szCs w:val="20"/>
               </w:rPr>
               <w:t>11</w:t>
             </w:r>
@@ -2510,8 +2157,6 @@
               <w:rPr>
                 <w:noProof/>
                 <w:webHidden/>
-                <w:sz w:val="20"/>
-                <w:szCs w:val="20"/>
               </w:rPr>
               <w:fldChar w:fldCharType="end"/>
             </w:r>
@@ -2527,18 +2172,14 @@
             <w:rPr>
               <w:rFonts w:eastAsiaTheme="minorEastAsia"/>
               <w:noProof/>
-              <w:sz w:val="20"/>
-              <w:szCs w:val="20"/>
               <w:lang w:eastAsia="es-EC"/>
             </w:rPr>
           </w:pPr>
-          <w:hyperlink w:anchor="_Toc197481419" w:history="1">
+          <w:hyperlink w:anchor="_Toc202299707" w:history="1">
             <w:r>
               <w:rPr>
                 <w:rStyle w:val="Hipervnculo"/>
                 <w:noProof/>
-                <w:sz w:val="20"/>
-                <w:szCs w:val="20"/>
               </w:rPr>
               <w:t>7.1.</w:t>
             </w:r>
@@ -2546,8 +2187,6 @@
               <w:rPr>
                 <w:rFonts w:eastAsiaTheme="minorEastAsia"/>
                 <w:noProof/>
-                <w:sz w:val="20"/>
-                <w:szCs w:val="20"/>
                 <w:lang w:eastAsia="es-EC"/>
               </w:rPr>
               <w:tab/>
@@ -2556,8 +2195,6 @@
               <w:rPr>
                 <w:rStyle w:val="Hipervnculo"/>
                 <w:noProof/>
-                <w:sz w:val="20"/>
-                <w:szCs w:val="20"/>
               </w:rPr>
               <w:t>Protocolo de pruebas</w:t>
             </w:r>
@@ -2565,8 +2202,6 @@
               <w:rPr>
                 <w:noProof/>
                 <w:webHidden/>
-                <w:sz w:val="20"/>
-                <w:szCs w:val="20"/>
               </w:rPr>
               <w:tab/>
             </w:r>
@@ -2574,8 +2209,6 @@
               <w:rPr>
                 <w:noProof/>
                 <w:webHidden/>
-                <w:sz w:val="20"/>
-                <w:szCs w:val="20"/>
               </w:rPr>
               <w:fldChar w:fldCharType="begin"/>
             </w:r>
@@ -2583,25 +2216,19 @@
               <w:rPr>
                 <w:noProof/>
                 <w:webHidden/>
-                <w:sz w:val="20"/>
-                <w:szCs w:val="20"/>
-              </w:rPr>
-              <w:instrText xml:space="preserve"> PAGEREF _Toc197481419 \h </w:instrText>
-            </w:r>
-            <w:r>
-              <w:rPr>
-                <w:noProof/>
-                <w:webHidden/>
-                <w:sz w:val="20"/>
-                <w:szCs w:val="20"/>
-              </w:rPr>
-            </w:r>
-            <w:r>
-              <w:rPr>
-                <w:noProof/>
-                <w:webHidden/>
-                <w:sz w:val="20"/>
-                <w:szCs w:val="20"/>
+              </w:rPr>
+              <w:instrText xml:space="preserve"> PAGEREF _Toc202299707 \h </w:instrText>
+            </w:r>
+            <w:r>
+              <w:rPr>
+                <w:noProof/>
+                <w:webHidden/>
+              </w:rPr>
+            </w:r>
+            <w:r>
+              <w:rPr>
+                <w:noProof/>
+                <w:webHidden/>
               </w:rPr>
               <w:fldChar w:fldCharType="separate"/>
             </w:r>
@@ -2609,8 +2236,6 @@
               <w:rPr>
                 <w:noProof/>
                 <w:webHidden/>
-                <w:sz w:val="20"/>
-                <w:szCs w:val="20"/>
               </w:rPr>
               <w:t>11</w:t>
             </w:r>
@@ -2618,8 +2243,6 @@
               <w:rPr>
                 <w:noProof/>
                 <w:webHidden/>
-                <w:sz w:val="20"/>
-                <w:szCs w:val="20"/>
               </w:rPr>
               <w:fldChar w:fldCharType="end"/>
             </w:r>
@@ -2635,18 +2258,14 @@
             <w:rPr>
               <w:rFonts w:eastAsiaTheme="minorEastAsia"/>
               <w:noProof/>
-              <w:sz w:val="20"/>
-              <w:szCs w:val="20"/>
               <w:lang w:eastAsia="es-EC"/>
             </w:rPr>
           </w:pPr>
-          <w:hyperlink w:anchor="_Toc197481420" w:history="1">
+          <w:hyperlink w:anchor="_Toc202299708" w:history="1">
             <w:r>
               <w:rPr>
                 <w:rStyle w:val="Hipervnculo"/>
                 <w:noProof/>
-                <w:sz w:val="20"/>
-                <w:szCs w:val="20"/>
               </w:rPr>
               <w:t>7.2.</w:t>
             </w:r>
@@ -2654,8 +2273,6 @@
               <w:rPr>
                 <w:rFonts w:eastAsiaTheme="minorEastAsia"/>
                 <w:noProof/>
-                <w:sz w:val="20"/>
-                <w:szCs w:val="20"/>
                 <w:lang w:eastAsia="es-EC"/>
               </w:rPr>
               <w:tab/>
@@ -2664,8 +2281,6 @@
               <w:rPr>
                 <w:rStyle w:val="Hipervnculo"/>
                 <w:noProof/>
-                <w:sz w:val="20"/>
-                <w:szCs w:val="20"/>
               </w:rPr>
               <w:t>Informe de pruebas</w:t>
             </w:r>
@@ -2673,8 +2288,6 @@
               <w:rPr>
                 <w:noProof/>
                 <w:webHidden/>
-                <w:sz w:val="20"/>
-                <w:szCs w:val="20"/>
               </w:rPr>
               <w:tab/>
             </w:r>
@@ -2682,8 +2295,6 @@
               <w:rPr>
                 <w:noProof/>
                 <w:webHidden/>
-                <w:sz w:val="20"/>
-                <w:szCs w:val="20"/>
               </w:rPr>
               <w:fldChar w:fldCharType="begin"/>
             </w:r>
@@ -2691,25 +2302,19 @@
               <w:rPr>
                 <w:noProof/>
                 <w:webHidden/>
-                <w:sz w:val="20"/>
-                <w:szCs w:val="20"/>
-              </w:rPr>
-              <w:instrText xml:space="preserve"> PAGEREF _Toc197481420 \h </w:instrText>
-            </w:r>
-            <w:r>
-              <w:rPr>
-                <w:noProof/>
-                <w:webHidden/>
-                <w:sz w:val="20"/>
-                <w:szCs w:val="20"/>
-              </w:rPr>
-            </w:r>
-            <w:r>
-              <w:rPr>
-                <w:noProof/>
-                <w:webHidden/>
-                <w:sz w:val="20"/>
-                <w:szCs w:val="20"/>
+              </w:rPr>
+              <w:instrText xml:space="preserve"> PAGEREF _Toc202299708 \h </w:instrText>
+            </w:r>
+            <w:r>
+              <w:rPr>
+                <w:noProof/>
+                <w:webHidden/>
+              </w:rPr>
+            </w:r>
+            <w:r>
+              <w:rPr>
+                <w:noProof/>
+                <w:webHidden/>
               </w:rPr>
               <w:fldChar w:fldCharType="separate"/>
             </w:r>
@@ -2717,17 +2322,13 @@
               <w:rPr>
                 <w:noProof/>
                 <w:webHidden/>
-                <w:sz w:val="20"/>
-                <w:szCs w:val="20"/>
-              </w:rPr>
-              <w:t>11</w:t>
-            </w:r>
-            <w:r>
-              <w:rPr>
-                <w:noProof/>
-                <w:webHidden/>
-                <w:sz w:val="20"/>
-                <w:szCs w:val="20"/>
+              </w:rPr>
+              <w:t>12</w:t>
+            </w:r>
+            <w:r>
+              <w:rPr>
+                <w:noProof/>
+                <w:webHidden/>
               </w:rPr>
               <w:fldChar w:fldCharType="end"/>
             </w:r>
@@ -2743,18 +2344,14 @@
             <w:rPr>
               <w:rFonts w:eastAsiaTheme="minorEastAsia"/>
               <w:noProof/>
-              <w:sz w:val="20"/>
-              <w:szCs w:val="20"/>
               <w:lang w:eastAsia="es-EC"/>
             </w:rPr>
           </w:pPr>
-          <w:hyperlink w:anchor="_Toc197481421" w:history="1">
+          <w:hyperlink w:anchor="_Toc202299709" w:history="1">
             <w:r>
               <w:rPr>
                 <w:rStyle w:val="Hipervnculo"/>
                 <w:noProof/>
-                <w:sz w:val="20"/>
-                <w:szCs w:val="20"/>
               </w:rPr>
               <w:t>7.3.</w:t>
             </w:r>
@@ -2762,8 +2359,6 @@
               <w:rPr>
                 <w:rFonts w:eastAsiaTheme="minorEastAsia"/>
                 <w:noProof/>
-                <w:sz w:val="20"/>
-                <w:szCs w:val="20"/>
                 <w:lang w:eastAsia="es-EC"/>
               </w:rPr>
               <w:tab/>
@@ -2772,8 +2367,6 @@
               <w:rPr>
                 <w:rStyle w:val="Hipervnculo"/>
                 <w:noProof/>
-                <w:sz w:val="20"/>
-                <w:szCs w:val="20"/>
               </w:rPr>
               <w:t>Reporte de observaciones</w:t>
             </w:r>
@@ -2781,8 +2374,6 @@
               <w:rPr>
                 <w:noProof/>
                 <w:webHidden/>
-                <w:sz w:val="20"/>
-                <w:szCs w:val="20"/>
               </w:rPr>
               <w:tab/>
             </w:r>
@@ -2790,8 +2381,6 @@
               <w:rPr>
                 <w:noProof/>
                 <w:webHidden/>
-                <w:sz w:val="20"/>
-                <w:szCs w:val="20"/>
               </w:rPr>
               <w:fldChar w:fldCharType="begin"/>
             </w:r>
@@ -2799,25 +2388,19 @@
               <w:rPr>
                 <w:noProof/>
                 <w:webHidden/>
-                <w:sz w:val="20"/>
-                <w:szCs w:val="20"/>
-              </w:rPr>
-              <w:instrText xml:space="preserve"> PAGEREF _Toc197481421 \h </w:instrText>
-            </w:r>
-            <w:r>
-              <w:rPr>
-                <w:noProof/>
-                <w:webHidden/>
-                <w:sz w:val="20"/>
-                <w:szCs w:val="20"/>
-              </w:rPr>
-            </w:r>
-            <w:r>
-              <w:rPr>
-                <w:noProof/>
-                <w:webHidden/>
-                <w:sz w:val="20"/>
-                <w:szCs w:val="20"/>
+              </w:rPr>
+              <w:instrText xml:space="preserve"> PAGEREF _Toc202299709 \h </w:instrText>
+            </w:r>
+            <w:r>
+              <w:rPr>
+                <w:noProof/>
+                <w:webHidden/>
+              </w:rPr>
+            </w:r>
+            <w:r>
+              <w:rPr>
+                <w:noProof/>
+                <w:webHidden/>
               </w:rPr>
               <w:fldChar w:fldCharType="separate"/>
             </w:r>
@@ -2825,8 +2408,6 @@
               <w:rPr>
                 <w:noProof/>
                 <w:webHidden/>
-                <w:sz w:val="20"/>
-                <w:szCs w:val="20"/>
               </w:rPr>
               <w:t>12</w:t>
             </w:r>
@@ -2834,8 +2415,6 @@
               <w:rPr>
                 <w:noProof/>
                 <w:webHidden/>
-                <w:sz w:val="20"/>
-                <w:szCs w:val="20"/>
               </w:rPr>
               <w:fldChar w:fldCharType="end"/>
             </w:r>
@@ -2851,18 +2430,14 @@
             <w:rPr>
               <w:rFonts w:eastAsiaTheme="minorEastAsia"/>
               <w:noProof/>
-              <w:sz w:val="20"/>
-              <w:szCs w:val="20"/>
               <w:lang w:eastAsia="es-EC"/>
             </w:rPr>
           </w:pPr>
-          <w:hyperlink w:anchor="_Toc197481422" w:history="1">
+          <w:hyperlink w:anchor="_Toc202299710" w:history="1">
             <w:r>
               <w:rPr>
                 <w:rStyle w:val="Hipervnculo"/>
                 <w:noProof/>
-                <w:sz w:val="20"/>
-                <w:szCs w:val="20"/>
               </w:rPr>
               <w:t>8.</w:t>
             </w:r>
@@ -2870,8 +2445,6 @@
               <w:rPr>
                 <w:rFonts w:eastAsiaTheme="minorEastAsia"/>
                 <w:noProof/>
-                <w:sz w:val="20"/>
-                <w:szCs w:val="20"/>
                 <w:lang w:eastAsia="es-EC"/>
               </w:rPr>
               <w:tab/>
@@ -2880,8 +2453,6 @@
               <w:rPr>
                 <w:rStyle w:val="Hipervnculo"/>
                 <w:noProof/>
-                <w:sz w:val="20"/>
-                <w:szCs w:val="20"/>
               </w:rPr>
               <w:t>Ambiente de pruebas</w:t>
             </w:r>
@@ -2889,8 +2460,6 @@
               <w:rPr>
                 <w:noProof/>
                 <w:webHidden/>
-                <w:sz w:val="20"/>
-                <w:szCs w:val="20"/>
               </w:rPr>
               <w:tab/>
             </w:r>
@@ -2898,8 +2467,6 @@
               <w:rPr>
                 <w:noProof/>
                 <w:webHidden/>
-                <w:sz w:val="20"/>
-                <w:szCs w:val="20"/>
               </w:rPr>
               <w:fldChar w:fldCharType="begin"/>
             </w:r>
@@ -2907,25 +2474,19 @@
               <w:rPr>
                 <w:noProof/>
                 <w:webHidden/>
-                <w:sz w:val="20"/>
-                <w:szCs w:val="20"/>
-              </w:rPr>
-              <w:instrText xml:space="preserve"> PAGEREF _Toc197481422 \h </w:instrText>
-            </w:r>
-            <w:r>
-              <w:rPr>
-                <w:noProof/>
-                <w:webHidden/>
-                <w:sz w:val="20"/>
-                <w:szCs w:val="20"/>
-              </w:rPr>
-            </w:r>
-            <w:r>
-              <w:rPr>
-                <w:noProof/>
-                <w:webHidden/>
-                <w:sz w:val="20"/>
-                <w:szCs w:val="20"/>
+              </w:rPr>
+              <w:instrText xml:space="preserve"> PAGEREF _Toc202299710 \h </w:instrText>
+            </w:r>
+            <w:r>
+              <w:rPr>
+                <w:noProof/>
+                <w:webHidden/>
+              </w:rPr>
+            </w:r>
+            <w:r>
+              <w:rPr>
+                <w:noProof/>
+                <w:webHidden/>
               </w:rPr>
               <w:fldChar w:fldCharType="separate"/>
             </w:r>
@@ -2933,8 +2494,6 @@
               <w:rPr>
                 <w:noProof/>
                 <w:webHidden/>
-                <w:sz w:val="20"/>
-                <w:szCs w:val="20"/>
               </w:rPr>
               <w:t>12</w:t>
             </w:r>
@@ -2942,8 +2501,6 @@
               <w:rPr>
                 <w:noProof/>
                 <w:webHidden/>
-                <w:sz w:val="20"/>
-                <w:szCs w:val="20"/>
               </w:rPr>
               <w:fldChar w:fldCharType="end"/>
             </w:r>
@@ -2959,18 +2516,14 @@
             <w:rPr>
               <w:rFonts w:eastAsiaTheme="minorEastAsia"/>
               <w:noProof/>
-              <w:sz w:val="20"/>
-              <w:szCs w:val="20"/>
               <w:lang w:eastAsia="es-EC"/>
             </w:rPr>
           </w:pPr>
-          <w:hyperlink w:anchor="_Toc197481423" w:history="1">
+          <w:hyperlink w:anchor="_Toc202299711" w:history="1">
             <w:r>
               <w:rPr>
                 <w:rStyle w:val="Hipervnculo"/>
                 <w:noProof/>
-                <w:sz w:val="20"/>
-                <w:szCs w:val="20"/>
               </w:rPr>
               <w:t>8.1.</w:t>
             </w:r>
@@ -2978,8 +2531,6 @@
               <w:rPr>
                 <w:rFonts w:eastAsiaTheme="minorEastAsia"/>
                 <w:noProof/>
-                <w:sz w:val="20"/>
-                <w:szCs w:val="20"/>
                 <w:lang w:eastAsia="es-EC"/>
               </w:rPr>
               <w:tab/>
@@ -2988,8 +2539,6 @@
               <w:rPr>
                 <w:rStyle w:val="Hipervnculo"/>
                 <w:noProof/>
-                <w:sz w:val="20"/>
-                <w:szCs w:val="20"/>
               </w:rPr>
               <w:t>Requerimientos base de hardware</w:t>
             </w:r>
@@ -2997,8 +2546,6 @@
               <w:rPr>
                 <w:noProof/>
                 <w:webHidden/>
-                <w:sz w:val="20"/>
-                <w:szCs w:val="20"/>
               </w:rPr>
               <w:tab/>
             </w:r>
@@ -3006,8 +2553,6 @@
               <w:rPr>
                 <w:noProof/>
                 <w:webHidden/>
-                <w:sz w:val="20"/>
-                <w:szCs w:val="20"/>
               </w:rPr>
               <w:fldChar w:fldCharType="begin"/>
             </w:r>
@@ -3015,25 +2560,19 @@
               <w:rPr>
                 <w:noProof/>
                 <w:webHidden/>
-                <w:sz w:val="20"/>
-                <w:szCs w:val="20"/>
-              </w:rPr>
-              <w:instrText xml:space="preserve"> PAGEREF _Toc197481423 \h </w:instrText>
-            </w:r>
-            <w:r>
-              <w:rPr>
-                <w:noProof/>
-                <w:webHidden/>
-                <w:sz w:val="20"/>
-                <w:szCs w:val="20"/>
-              </w:rPr>
-            </w:r>
-            <w:r>
-              <w:rPr>
-                <w:noProof/>
-                <w:webHidden/>
-                <w:sz w:val="20"/>
-                <w:szCs w:val="20"/>
+              </w:rPr>
+              <w:instrText xml:space="preserve"> PAGEREF _Toc202299711 \h </w:instrText>
+            </w:r>
+            <w:r>
+              <w:rPr>
+                <w:noProof/>
+                <w:webHidden/>
+              </w:rPr>
+            </w:r>
+            <w:r>
+              <w:rPr>
+                <w:noProof/>
+                <w:webHidden/>
               </w:rPr>
               <w:fldChar w:fldCharType="separate"/>
             </w:r>
@@ -3041,8 +2580,6 @@
               <w:rPr>
                 <w:noProof/>
                 <w:webHidden/>
-                <w:sz w:val="20"/>
-                <w:szCs w:val="20"/>
               </w:rPr>
               <w:t>12</w:t>
             </w:r>
@@ -3050,8 +2587,6 @@
               <w:rPr>
                 <w:noProof/>
                 <w:webHidden/>
-                <w:sz w:val="20"/>
-                <w:szCs w:val="20"/>
               </w:rPr>
               <w:fldChar w:fldCharType="end"/>
             </w:r>
@@ -3067,18 +2602,14 @@
             <w:rPr>
               <w:rFonts w:eastAsiaTheme="minorEastAsia"/>
               <w:noProof/>
-              <w:sz w:val="20"/>
-              <w:szCs w:val="20"/>
               <w:lang w:eastAsia="es-EC"/>
             </w:rPr>
           </w:pPr>
-          <w:hyperlink w:anchor="_Toc197481424" w:history="1">
+          <w:hyperlink w:anchor="_Toc202299712" w:history="1">
             <w:r>
               <w:rPr>
                 <w:rStyle w:val="Hipervnculo"/>
                 <w:noProof/>
-                <w:sz w:val="20"/>
-                <w:szCs w:val="20"/>
               </w:rPr>
               <w:t>8.2.</w:t>
             </w:r>
@@ -3086,8 +2617,6 @@
               <w:rPr>
                 <w:rFonts w:eastAsiaTheme="minorEastAsia"/>
                 <w:noProof/>
-                <w:sz w:val="20"/>
-                <w:szCs w:val="20"/>
                 <w:lang w:eastAsia="es-EC"/>
               </w:rPr>
               <w:tab/>
@@ -3096,8 +2625,6 @@
               <w:rPr>
                 <w:rStyle w:val="Hipervnculo"/>
                 <w:noProof/>
-                <w:sz w:val="20"/>
-                <w:szCs w:val="20"/>
               </w:rPr>
               <w:t>Requerimientos base de software en el ambiente de pruebas</w:t>
             </w:r>
@@ -3105,8 +2632,6 @@
               <w:rPr>
                 <w:noProof/>
                 <w:webHidden/>
-                <w:sz w:val="20"/>
-                <w:szCs w:val="20"/>
               </w:rPr>
               <w:tab/>
             </w:r>
@@ -3114,8 +2639,6 @@
               <w:rPr>
                 <w:noProof/>
                 <w:webHidden/>
-                <w:sz w:val="20"/>
-                <w:szCs w:val="20"/>
               </w:rPr>
               <w:fldChar w:fldCharType="begin"/>
             </w:r>
@@ -3123,25 +2646,19 @@
               <w:rPr>
                 <w:noProof/>
                 <w:webHidden/>
-                <w:sz w:val="20"/>
-                <w:szCs w:val="20"/>
-              </w:rPr>
-              <w:instrText xml:space="preserve"> PAGEREF _Toc197481424 \h </w:instrText>
-            </w:r>
-            <w:r>
-              <w:rPr>
-                <w:noProof/>
-                <w:webHidden/>
-                <w:sz w:val="20"/>
-                <w:szCs w:val="20"/>
-              </w:rPr>
-            </w:r>
-            <w:r>
-              <w:rPr>
-                <w:noProof/>
-                <w:webHidden/>
-                <w:sz w:val="20"/>
-                <w:szCs w:val="20"/>
+              </w:rPr>
+              <w:instrText xml:space="preserve"> PAGEREF _Toc202299712 \h </w:instrText>
+            </w:r>
+            <w:r>
+              <w:rPr>
+                <w:noProof/>
+                <w:webHidden/>
+              </w:rPr>
+            </w:r>
+            <w:r>
+              <w:rPr>
+                <w:noProof/>
+                <w:webHidden/>
               </w:rPr>
               <w:fldChar w:fldCharType="separate"/>
             </w:r>
@@ -3149,8 +2666,6 @@
               <w:rPr>
                 <w:noProof/>
                 <w:webHidden/>
-                <w:sz w:val="20"/>
-                <w:szCs w:val="20"/>
               </w:rPr>
               <w:t>12</w:t>
             </w:r>
@@ -3158,8 +2673,6 @@
               <w:rPr>
                 <w:noProof/>
                 <w:webHidden/>
-                <w:sz w:val="20"/>
-                <w:szCs w:val="20"/>
               </w:rPr>
               <w:fldChar w:fldCharType="end"/>
             </w:r>
@@ -3175,18 +2688,14 @@
             <w:rPr>
               <w:rFonts w:eastAsiaTheme="minorEastAsia"/>
               <w:noProof/>
-              <w:sz w:val="20"/>
-              <w:szCs w:val="20"/>
               <w:lang w:eastAsia="es-EC"/>
             </w:rPr>
           </w:pPr>
-          <w:hyperlink w:anchor="_Toc197481425" w:history="1">
+          <w:hyperlink w:anchor="_Toc202299713" w:history="1">
             <w:r>
               <w:rPr>
                 <w:rStyle w:val="Hipervnculo"/>
                 <w:noProof/>
-                <w:sz w:val="20"/>
-                <w:szCs w:val="20"/>
               </w:rPr>
               <w:t>8.3.</w:t>
             </w:r>
@@ -3194,8 +2703,6 @@
               <w:rPr>
                 <w:rFonts w:eastAsiaTheme="minorEastAsia"/>
                 <w:noProof/>
-                <w:sz w:val="20"/>
-                <w:szCs w:val="20"/>
                 <w:lang w:eastAsia="es-EC"/>
               </w:rPr>
               <w:tab/>
@@ -3204,8 +2711,6 @@
               <w:rPr>
                 <w:rStyle w:val="Hipervnculo"/>
                 <w:noProof/>
-                <w:sz w:val="20"/>
-                <w:szCs w:val="20"/>
               </w:rPr>
               <w:t>Herramientas de apoyo para la ejecución de pruebas</w:t>
             </w:r>
@@ -3213,8 +2718,6 @@
               <w:rPr>
                 <w:noProof/>
                 <w:webHidden/>
-                <w:sz w:val="20"/>
-                <w:szCs w:val="20"/>
               </w:rPr>
               <w:tab/>
             </w:r>
@@ -3222,8 +2725,6 @@
               <w:rPr>
                 <w:noProof/>
                 <w:webHidden/>
-                <w:sz w:val="20"/>
-                <w:szCs w:val="20"/>
               </w:rPr>
               <w:fldChar w:fldCharType="begin"/>
             </w:r>
@@ -3231,25 +2732,19 @@
               <w:rPr>
                 <w:noProof/>
                 <w:webHidden/>
-                <w:sz w:val="20"/>
-                <w:szCs w:val="20"/>
-              </w:rPr>
-              <w:instrText xml:space="preserve"> PAGEREF _Toc197481425 \h </w:instrText>
-            </w:r>
-            <w:r>
-              <w:rPr>
-                <w:noProof/>
-                <w:webHidden/>
-                <w:sz w:val="20"/>
-                <w:szCs w:val="20"/>
-              </w:rPr>
-            </w:r>
-            <w:r>
-              <w:rPr>
-                <w:noProof/>
-                <w:webHidden/>
-                <w:sz w:val="20"/>
-                <w:szCs w:val="20"/>
+              </w:rPr>
+              <w:instrText xml:space="preserve"> PAGEREF _Toc202299713 \h </w:instrText>
+            </w:r>
+            <w:r>
+              <w:rPr>
+                <w:noProof/>
+                <w:webHidden/>
+              </w:rPr>
+            </w:r>
+            <w:r>
+              <w:rPr>
+                <w:noProof/>
+                <w:webHidden/>
               </w:rPr>
               <w:fldChar w:fldCharType="separate"/>
             </w:r>
@@ -3257,17 +2752,13 @@
               <w:rPr>
                 <w:noProof/>
                 <w:webHidden/>
-                <w:sz w:val="20"/>
-                <w:szCs w:val="20"/>
-              </w:rPr>
-              <w:t>12</w:t>
-            </w:r>
-            <w:r>
-              <w:rPr>
-                <w:noProof/>
-                <w:webHidden/>
-                <w:sz w:val="20"/>
-                <w:szCs w:val="20"/>
+              </w:rPr>
+              <w:t>13</w:t>
+            </w:r>
+            <w:r>
+              <w:rPr>
+                <w:noProof/>
+                <w:webHidden/>
               </w:rPr>
               <w:fldChar w:fldCharType="end"/>
             </w:r>
@@ -3283,18 +2774,14 @@
             <w:rPr>
               <w:rFonts w:eastAsiaTheme="minorEastAsia"/>
               <w:noProof/>
-              <w:sz w:val="20"/>
-              <w:szCs w:val="20"/>
               <w:lang w:eastAsia="es-EC"/>
             </w:rPr>
           </w:pPr>
-          <w:hyperlink w:anchor="_Toc197481426" w:history="1">
+          <w:hyperlink w:anchor="_Toc202299714" w:history="1">
             <w:r>
               <w:rPr>
                 <w:rStyle w:val="Hipervnculo"/>
                 <w:noProof/>
-                <w:sz w:val="20"/>
-                <w:szCs w:val="20"/>
               </w:rPr>
               <w:t>9.</w:t>
             </w:r>
@@ -3302,8 +2789,6 @@
               <w:rPr>
                 <w:rFonts w:eastAsiaTheme="minorEastAsia"/>
                 <w:noProof/>
-                <w:sz w:val="20"/>
-                <w:szCs w:val="20"/>
                 <w:lang w:eastAsia="es-EC"/>
               </w:rPr>
               <w:tab/>
@@ -3312,8 +2797,6 @@
               <w:rPr>
                 <w:rStyle w:val="Hipervnculo"/>
                 <w:noProof/>
-                <w:sz w:val="20"/>
-                <w:szCs w:val="20"/>
               </w:rPr>
               <w:t>Cronograma de trabajo</w:t>
             </w:r>
@@ -3321,8 +2804,6 @@
               <w:rPr>
                 <w:noProof/>
                 <w:webHidden/>
-                <w:sz w:val="20"/>
-                <w:szCs w:val="20"/>
               </w:rPr>
               <w:tab/>
             </w:r>
@@ -3330,8 +2811,6 @@
               <w:rPr>
                 <w:noProof/>
                 <w:webHidden/>
-                <w:sz w:val="20"/>
-                <w:szCs w:val="20"/>
               </w:rPr>
               <w:fldChar w:fldCharType="begin"/>
             </w:r>
@@ -3339,25 +2818,19 @@
               <w:rPr>
                 <w:noProof/>
                 <w:webHidden/>
-                <w:sz w:val="20"/>
-                <w:szCs w:val="20"/>
-              </w:rPr>
-              <w:instrText xml:space="preserve"> PAGEREF _Toc197481426 \h </w:instrText>
-            </w:r>
-            <w:r>
-              <w:rPr>
-                <w:noProof/>
-                <w:webHidden/>
-                <w:sz w:val="20"/>
-                <w:szCs w:val="20"/>
-              </w:rPr>
-            </w:r>
-            <w:r>
-              <w:rPr>
-                <w:noProof/>
-                <w:webHidden/>
-                <w:sz w:val="20"/>
-                <w:szCs w:val="20"/>
+              </w:rPr>
+              <w:instrText xml:space="preserve"> PAGEREF _Toc202299714 \h </w:instrText>
+            </w:r>
+            <w:r>
+              <w:rPr>
+                <w:noProof/>
+                <w:webHidden/>
+              </w:rPr>
+            </w:r>
+            <w:r>
+              <w:rPr>
+                <w:noProof/>
+                <w:webHidden/>
               </w:rPr>
               <w:fldChar w:fldCharType="separate"/>
             </w:r>
@@ -3365,17 +2838,13 @@
               <w:rPr>
                 <w:noProof/>
                 <w:webHidden/>
-                <w:sz w:val="20"/>
-                <w:szCs w:val="20"/>
-              </w:rPr>
-              <w:t>13</w:t>
-            </w:r>
-            <w:r>
-              <w:rPr>
-                <w:noProof/>
-                <w:webHidden/>
-                <w:sz w:val="20"/>
-                <w:szCs w:val="20"/>
+              </w:rPr>
+              <w:t>14</w:t>
+            </w:r>
+            <w:r>
+              <w:rPr>
+                <w:noProof/>
+                <w:webHidden/>
               </w:rPr>
               <w:fldChar w:fldCharType="end"/>
             </w:r>
@@ -3391,18 +2860,14 @@
             <w:rPr>
               <w:rFonts w:eastAsiaTheme="minorEastAsia"/>
               <w:noProof/>
-              <w:sz w:val="20"/>
-              <w:szCs w:val="20"/>
               <w:lang w:eastAsia="es-EC"/>
             </w:rPr>
           </w:pPr>
-          <w:hyperlink w:anchor="_Toc197481427" w:history="1">
+          <w:hyperlink w:anchor="_Toc202299715" w:history="1">
             <w:r>
               <w:rPr>
                 <w:rStyle w:val="Hipervnculo"/>
                 <w:noProof/>
-                <w:sz w:val="20"/>
-                <w:szCs w:val="20"/>
               </w:rPr>
               <w:t>10.</w:t>
             </w:r>
@@ -3410,8 +2875,6 @@
               <w:rPr>
                 <w:rFonts w:eastAsiaTheme="minorEastAsia"/>
                 <w:noProof/>
-                <w:sz w:val="20"/>
-                <w:szCs w:val="20"/>
                 <w:lang w:eastAsia="es-EC"/>
               </w:rPr>
               <w:tab/>
@@ -3420,8 +2883,6 @@
               <w:rPr>
                 <w:rStyle w:val="Hipervnculo"/>
                 <w:noProof/>
-                <w:sz w:val="20"/>
-                <w:szCs w:val="20"/>
               </w:rPr>
               <w:t>Riesgos, dependencias, suposiciones y restricciones</w:t>
             </w:r>
@@ -3429,8 +2890,6 @@
               <w:rPr>
                 <w:noProof/>
                 <w:webHidden/>
-                <w:sz w:val="20"/>
-                <w:szCs w:val="20"/>
               </w:rPr>
               <w:tab/>
             </w:r>
@@ -3438,8 +2897,6 @@
               <w:rPr>
                 <w:noProof/>
                 <w:webHidden/>
-                <w:sz w:val="20"/>
-                <w:szCs w:val="20"/>
               </w:rPr>
               <w:fldChar w:fldCharType="begin"/>
             </w:r>
@@ -3447,25 +2904,19 @@
               <w:rPr>
                 <w:noProof/>
                 <w:webHidden/>
-                <w:sz w:val="20"/>
-                <w:szCs w:val="20"/>
-              </w:rPr>
-              <w:instrText xml:space="preserve"> PAGEREF _Toc197481427 \h </w:instrText>
-            </w:r>
-            <w:r>
-              <w:rPr>
-                <w:noProof/>
-                <w:webHidden/>
-                <w:sz w:val="20"/>
-                <w:szCs w:val="20"/>
-              </w:rPr>
-            </w:r>
-            <w:r>
-              <w:rPr>
-                <w:noProof/>
-                <w:webHidden/>
-                <w:sz w:val="20"/>
-                <w:szCs w:val="20"/>
+              </w:rPr>
+              <w:instrText xml:space="preserve"> PAGEREF _Toc202299715 \h </w:instrText>
+            </w:r>
+            <w:r>
+              <w:rPr>
+                <w:noProof/>
+                <w:webHidden/>
+              </w:rPr>
+            </w:r>
+            <w:r>
+              <w:rPr>
+                <w:noProof/>
+                <w:webHidden/>
               </w:rPr>
               <w:fldChar w:fldCharType="separate"/>
             </w:r>
@@ -3473,17 +2924,13 @@
               <w:rPr>
                 <w:noProof/>
                 <w:webHidden/>
-                <w:sz w:val="20"/>
-                <w:szCs w:val="20"/>
-              </w:rPr>
-              <w:t>14</w:t>
-            </w:r>
-            <w:r>
-              <w:rPr>
-                <w:noProof/>
-                <w:webHidden/>
-                <w:sz w:val="20"/>
-                <w:szCs w:val="20"/>
+              </w:rPr>
+              <w:t>15</w:t>
+            </w:r>
+            <w:r>
+              <w:rPr>
+                <w:noProof/>
+                <w:webHidden/>
               </w:rPr>
               <w:fldChar w:fldCharType="end"/>
             </w:r>
@@ -3499,18 +2946,14 @@
             <w:rPr>
               <w:rFonts w:eastAsiaTheme="minorEastAsia"/>
               <w:noProof/>
-              <w:sz w:val="20"/>
-              <w:szCs w:val="20"/>
               <w:lang w:eastAsia="es-EC"/>
             </w:rPr>
           </w:pPr>
-          <w:hyperlink w:anchor="_Toc197481428" w:history="1">
+          <w:hyperlink w:anchor="_Toc202299716" w:history="1">
             <w:r>
               <w:rPr>
                 <w:rStyle w:val="Hipervnculo"/>
                 <w:noProof/>
-                <w:sz w:val="20"/>
-                <w:szCs w:val="20"/>
               </w:rPr>
               <w:t>10.1.</w:t>
             </w:r>
@@ -3518,8 +2961,6 @@
               <w:rPr>
                 <w:rFonts w:eastAsiaTheme="minorEastAsia"/>
                 <w:noProof/>
-                <w:sz w:val="20"/>
-                <w:szCs w:val="20"/>
                 <w:lang w:eastAsia="es-EC"/>
               </w:rPr>
               <w:tab/>
@@ -3528,8 +2969,6 @@
               <w:rPr>
                 <w:rStyle w:val="Hipervnculo"/>
                 <w:noProof/>
-                <w:sz w:val="20"/>
-                <w:szCs w:val="20"/>
               </w:rPr>
               <w:t>Riesgos</w:t>
             </w:r>
@@ -3537,8 +2976,6 @@
               <w:rPr>
                 <w:noProof/>
                 <w:webHidden/>
-                <w:sz w:val="20"/>
-                <w:szCs w:val="20"/>
               </w:rPr>
               <w:tab/>
             </w:r>
@@ -3546,8 +2983,6 @@
               <w:rPr>
                 <w:noProof/>
                 <w:webHidden/>
-                <w:sz w:val="20"/>
-                <w:szCs w:val="20"/>
               </w:rPr>
               <w:fldChar w:fldCharType="begin"/>
             </w:r>
@@ -3555,25 +2990,19 @@
               <w:rPr>
                 <w:noProof/>
                 <w:webHidden/>
-                <w:sz w:val="20"/>
-                <w:szCs w:val="20"/>
-              </w:rPr>
-              <w:instrText xml:space="preserve"> PAGEREF _Toc197481428 \h </w:instrText>
-            </w:r>
-            <w:r>
-              <w:rPr>
-                <w:noProof/>
-                <w:webHidden/>
-                <w:sz w:val="20"/>
-                <w:szCs w:val="20"/>
-              </w:rPr>
-            </w:r>
-            <w:r>
-              <w:rPr>
-                <w:noProof/>
-                <w:webHidden/>
-                <w:sz w:val="20"/>
-                <w:szCs w:val="20"/>
+              </w:rPr>
+              <w:instrText xml:space="preserve"> PAGEREF _Toc202299716 \h </w:instrText>
+            </w:r>
+            <w:r>
+              <w:rPr>
+                <w:noProof/>
+                <w:webHidden/>
+              </w:rPr>
+            </w:r>
+            <w:r>
+              <w:rPr>
+                <w:noProof/>
+                <w:webHidden/>
               </w:rPr>
               <w:fldChar w:fldCharType="separate"/>
             </w:r>
@@ -3581,17 +3010,13 @@
               <w:rPr>
                 <w:noProof/>
                 <w:webHidden/>
-                <w:sz w:val="20"/>
-                <w:szCs w:val="20"/>
-              </w:rPr>
-              <w:t>14</w:t>
-            </w:r>
-            <w:r>
-              <w:rPr>
-                <w:noProof/>
-                <w:webHidden/>
-                <w:sz w:val="20"/>
-                <w:szCs w:val="20"/>
+              </w:rPr>
+              <w:t>16</w:t>
+            </w:r>
+            <w:r>
+              <w:rPr>
+                <w:noProof/>
+                <w:webHidden/>
               </w:rPr>
               <w:fldChar w:fldCharType="end"/>
             </w:r>
@@ -3607,18 +3032,14 @@
             <w:rPr>
               <w:rFonts w:eastAsiaTheme="minorEastAsia"/>
               <w:noProof/>
-              <w:sz w:val="20"/>
-              <w:szCs w:val="20"/>
               <w:lang w:eastAsia="es-EC"/>
             </w:rPr>
           </w:pPr>
-          <w:hyperlink w:anchor="_Toc197481429" w:history="1">
+          <w:hyperlink w:anchor="_Toc202299717" w:history="1">
             <w:r>
               <w:rPr>
                 <w:rStyle w:val="Hipervnculo"/>
                 <w:noProof/>
-                <w:sz w:val="20"/>
-                <w:szCs w:val="20"/>
               </w:rPr>
               <w:t>10.2.</w:t>
             </w:r>
@@ -3626,8 +3047,6 @@
               <w:rPr>
                 <w:rFonts w:eastAsiaTheme="minorEastAsia"/>
                 <w:noProof/>
-                <w:sz w:val="20"/>
-                <w:szCs w:val="20"/>
                 <w:lang w:eastAsia="es-EC"/>
               </w:rPr>
               <w:tab/>
@@ -3636,8 +3055,6 @@
               <w:rPr>
                 <w:rStyle w:val="Hipervnculo"/>
                 <w:noProof/>
-                <w:sz w:val="20"/>
-                <w:szCs w:val="20"/>
               </w:rPr>
               <w:t>Dependencias</w:t>
             </w:r>
@@ -3645,8 +3062,6 @@
               <w:rPr>
                 <w:noProof/>
                 <w:webHidden/>
-                <w:sz w:val="20"/>
-                <w:szCs w:val="20"/>
               </w:rPr>
               <w:tab/>
             </w:r>
@@ -3654,8 +3069,6 @@
               <w:rPr>
                 <w:noProof/>
                 <w:webHidden/>
-                <w:sz w:val="20"/>
-                <w:szCs w:val="20"/>
               </w:rPr>
               <w:fldChar w:fldCharType="begin"/>
             </w:r>
@@ -3663,25 +3076,19 @@
               <w:rPr>
                 <w:noProof/>
                 <w:webHidden/>
-                <w:sz w:val="20"/>
-                <w:szCs w:val="20"/>
-              </w:rPr>
-              <w:instrText xml:space="preserve"> PAGEREF _Toc197481429 \h </w:instrText>
-            </w:r>
-            <w:r>
-              <w:rPr>
-                <w:noProof/>
-                <w:webHidden/>
-                <w:sz w:val="20"/>
-                <w:szCs w:val="20"/>
-              </w:rPr>
-            </w:r>
-            <w:r>
-              <w:rPr>
-                <w:noProof/>
-                <w:webHidden/>
-                <w:sz w:val="20"/>
-                <w:szCs w:val="20"/>
+              </w:rPr>
+              <w:instrText xml:space="preserve"> PAGEREF _Toc202299717 \h </w:instrText>
+            </w:r>
+            <w:r>
+              <w:rPr>
+                <w:noProof/>
+                <w:webHidden/>
+              </w:rPr>
+            </w:r>
+            <w:r>
+              <w:rPr>
+                <w:noProof/>
+                <w:webHidden/>
               </w:rPr>
               <w:fldChar w:fldCharType="separate"/>
             </w:r>
@@ -3689,17 +3096,13 @@
               <w:rPr>
                 <w:noProof/>
                 <w:webHidden/>
-                <w:sz w:val="20"/>
-                <w:szCs w:val="20"/>
-              </w:rPr>
-              <w:t>14</w:t>
-            </w:r>
-            <w:r>
-              <w:rPr>
-                <w:noProof/>
-                <w:webHidden/>
-                <w:sz w:val="20"/>
-                <w:szCs w:val="20"/>
+              </w:rPr>
+              <w:t>16</w:t>
+            </w:r>
+            <w:r>
+              <w:rPr>
+                <w:noProof/>
+                <w:webHidden/>
               </w:rPr>
               <w:fldChar w:fldCharType="end"/>
             </w:r>
@@ -3715,18 +3118,14 @@
             <w:rPr>
               <w:rFonts w:eastAsiaTheme="minorEastAsia"/>
               <w:noProof/>
-              <w:sz w:val="20"/>
-              <w:szCs w:val="20"/>
               <w:lang w:eastAsia="es-EC"/>
             </w:rPr>
           </w:pPr>
-          <w:hyperlink w:anchor="_Toc197481430" w:history="1">
+          <w:hyperlink w:anchor="_Toc202299718" w:history="1">
             <w:r>
               <w:rPr>
                 <w:rStyle w:val="Hipervnculo"/>
                 <w:noProof/>
-                <w:sz w:val="20"/>
-                <w:szCs w:val="20"/>
               </w:rPr>
               <w:t>10.3.</w:t>
             </w:r>
@@ -3734,8 +3133,6 @@
               <w:rPr>
                 <w:rFonts w:eastAsiaTheme="minorEastAsia"/>
                 <w:noProof/>
-                <w:sz w:val="20"/>
-                <w:szCs w:val="20"/>
                 <w:lang w:eastAsia="es-EC"/>
               </w:rPr>
               <w:tab/>
@@ -3744,8 +3141,6 @@
               <w:rPr>
                 <w:rStyle w:val="Hipervnculo"/>
                 <w:noProof/>
-                <w:sz w:val="20"/>
-                <w:szCs w:val="20"/>
               </w:rPr>
               <w:t>Suposiciones</w:t>
             </w:r>
@@ -3753,8 +3148,6 @@
               <w:rPr>
                 <w:noProof/>
                 <w:webHidden/>
-                <w:sz w:val="20"/>
-                <w:szCs w:val="20"/>
               </w:rPr>
               <w:tab/>
             </w:r>
@@ -3762,8 +3155,6 @@
               <w:rPr>
                 <w:noProof/>
                 <w:webHidden/>
-                <w:sz w:val="20"/>
-                <w:szCs w:val="20"/>
               </w:rPr>
               <w:fldChar w:fldCharType="begin"/>
             </w:r>
@@ -3771,25 +3162,19 @@
               <w:rPr>
                 <w:noProof/>
                 <w:webHidden/>
-                <w:sz w:val="20"/>
-                <w:szCs w:val="20"/>
-              </w:rPr>
-              <w:instrText xml:space="preserve"> PAGEREF _Toc197481430 \h </w:instrText>
-            </w:r>
-            <w:r>
-              <w:rPr>
-                <w:noProof/>
-                <w:webHidden/>
-                <w:sz w:val="20"/>
-                <w:szCs w:val="20"/>
-              </w:rPr>
-            </w:r>
-            <w:r>
-              <w:rPr>
-                <w:noProof/>
-                <w:webHidden/>
-                <w:sz w:val="20"/>
-                <w:szCs w:val="20"/>
+              </w:rPr>
+              <w:instrText xml:space="preserve"> PAGEREF _Toc202299718 \h </w:instrText>
+            </w:r>
+            <w:r>
+              <w:rPr>
+                <w:noProof/>
+                <w:webHidden/>
+              </w:rPr>
+            </w:r>
+            <w:r>
+              <w:rPr>
+                <w:noProof/>
+                <w:webHidden/>
               </w:rPr>
               <w:fldChar w:fldCharType="separate"/>
             </w:r>
@@ -3797,17 +3182,13 @@
               <w:rPr>
                 <w:noProof/>
                 <w:webHidden/>
-                <w:sz w:val="20"/>
-                <w:szCs w:val="20"/>
-              </w:rPr>
-              <w:t>15</w:t>
-            </w:r>
-            <w:r>
-              <w:rPr>
-                <w:noProof/>
-                <w:webHidden/>
-                <w:sz w:val="20"/>
-                <w:szCs w:val="20"/>
+              </w:rPr>
+              <w:t>16</w:t>
+            </w:r>
+            <w:r>
+              <w:rPr>
+                <w:noProof/>
+                <w:webHidden/>
               </w:rPr>
               <w:fldChar w:fldCharType="end"/>
             </w:r>
@@ -3823,18 +3204,14 @@
             <w:rPr>
               <w:rFonts w:eastAsiaTheme="minorEastAsia"/>
               <w:noProof/>
-              <w:sz w:val="20"/>
-              <w:szCs w:val="20"/>
               <w:lang w:eastAsia="es-EC"/>
             </w:rPr>
           </w:pPr>
-          <w:hyperlink w:anchor="_Toc197481431" w:history="1">
+          <w:hyperlink w:anchor="_Toc202299719" w:history="1">
             <w:r>
               <w:rPr>
                 <w:rStyle w:val="Hipervnculo"/>
                 <w:noProof/>
-                <w:sz w:val="20"/>
-                <w:szCs w:val="20"/>
               </w:rPr>
               <w:t>10.4.</w:t>
             </w:r>
@@ -3842,8 +3219,6 @@
               <w:rPr>
                 <w:rFonts w:eastAsiaTheme="minorEastAsia"/>
                 <w:noProof/>
-                <w:sz w:val="20"/>
-                <w:szCs w:val="20"/>
                 <w:lang w:eastAsia="es-EC"/>
               </w:rPr>
               <w:tab/>
@@ -3852,8 +3227,6 @@
               <w:rPr>
                 <w:rStyle w:val="Hipervnculo"/>
                 <w:noProof/>
-                <w:sz w:val="20"/>
-                <w:szCs w:val="20"/>
               </w:rPr>
               <w:t>Restricciones</w:t>
             </w:r>
@@ -3861,8 +3234,6 @@
               <w:rPr>
                 <w:noProof/>
                 <w:webHidden/>
-                <w:sz w:val="20"/>
-                <w:szCs w:val="20"/>
               </w:rPr>
               <w:tab/>
             </w:r>
@@ -3870,8 +3241,6 @@
               <w:rPr>
                 <w:noProof/>
                 <w:webHidden/>
-                <w:sz w:val="20"/>
-                <w:szCs w:val="20"/>
               </w:rPr>
               <w:fldChar w:fldCharType="begin"/>
             </w:r>
@@ -3879,25 +3248,19 @@
               <w:rPr>
                 <w:noProof/>
                 <w:webHidden/>
-                <w:sz w:val="20"/>
-                <w:szCs w:val="20"/>
-              </w:rPr>
-              <w:instrText xml:space="preserve"> PAGEREF _Toc197481431 \h </w:instrText>
-            </w:r>
-            <w:r>
-              <w:rPr>
-                <w:noProof/>
-                <w:webHidden/>
-                <w:sz w:val="20"/>
-                <w:szCs w:val="20"/>
-              </w:rPr>
-            </w:r>
-            <w:r>
-              <w:rPr>
-                <w:noProof/>
-                <w:webHidden/>
-                <w:sz w:val="20"/>
-                <w:szCs w:val="20"/>
+              </w:rPr>
+              <w:instrText xml:space="preserve"> PAGEREF _Toc202299719 \h </w:instrText>
+            </w:r>
+            <w:r>
+              <w:rPr>
+                <w:noProof/>
+                <w:webHidden/>
+              </w:rPr>
+            </w:r>
+            <w:r>
+              <w:rPr>
+                <w:noProof/>
+                <w:webHidden/>
               </w:rPr>
               <w:fldChar w:fldCharType="separate"/>
             </w:r>
@@ -3905,17 +3268,13 @@
               <w:rPr>
                 <w:noProof/>
                 <w:webHidden/>
-                <w:sz w:val="20"/>
-                <w:szCs w:val="20"/>
-              </w:rPr>
-              <w:t>15</w:t>
-            </w:r>
-            <w:r>
-              <w:rPr>
-                <w:noProof/>
-                <w:webHidden/>
-                <w:sz w:val="20"/>
-                <w:szCs w:val="20"/>
+              </w:rPr>
+              <w:t>17</w:t>
+            </w:r>
+            <w:r>
+              <w:rPr>
+                <w:noProof/>
+                <w:webHidden/>
               </w:rPr>
               <w:fldChar w:fldCharType="end"/>
             </w:r>
@@ -3931,18 +3290,14 @@
             <w:rPr>
               <w:rFonts w:eastAsiaTheme="minorEastAsia"/>
               <w:noProof/>
-              <w:sz w:val="20"/>
-              <w:szCs w:val="20"/>
               <w:lang w:eastAsia="es-EC"/>
             </w:rPr>
           </w:pPr>
-          <w:hyperlink w:anchor="_Toc197481432" w:history="1">
+          <w:hyperlink w:anchor="_Toc202299720" w:history="1">
             <w:r>
               <w:rPr>
                 <w:rStyle w:val="Hipervnculo"/>
                 <w:noProof/>
-                <w:sz w:val="20"/>
-                <w:szCs w:val="20"/>
               </w:rPr>
               <w:t>11.</w:t>
             </w:r>
@@ -3950,8 +3305,6 @@
               <w:rPr>
                 <w:rFonts w:eastAsiaTheme="minorEastAsia"/>
                 <w:noProof/>
-                <w:sz w:val="20"/>
-                <w:szCs w:val="20"/>
                 <w:lang w:eastAsia="es-EC"/>
               </w:rPr>
               <w:tab/>
@@ -3960,8 +3313,6 @@
               <w:rPr>
                 <w:rStyle w:val="Hipervnculo"/>
                 <w:noProof/>
-                <w:sz w:val="20"/>
-                <w:szCs w:val="20"/>
               </w:rPr>
               <w:t>Aprobación</w:t>
             </w:r>
@@ -3969,8 +3320,6 @@
               <w:rPr>
                 <w:noProof/>
                 <w:webHidden/>
-                <w:sz w:val="20"/>
-                <w:szCs w:val="20"/>
               </w:rPr>
               <w:tab/>
             </w:r>
@@ -3978,8 +3327,6 @@
               <w:rPr>
                 <w:noProof/>
                 <w:webHidden/>
-                <w:sz w:val="20"/>
-                <w:szCs w:val="20"/>
               </w:rPr>
               <w:fldChar w:fldCharType="begin"/>
             </w:r>
@@ -3987,25 +3334,19 @@
               <w:rPr>
                 <w:noProof/>
                 <w:webHidden/>
-                <w:sz w:val="20"/>
-                <w:szCs w:val="20"/>
-              </w:rPr>
-              <w:instrText xml:space="preserve"> PAGEREF _Toc197481432 \h </w:instrText>
-            </w:r>
-            <w:r>
-              <w:rPr>
-                <w:noProof/>
-                <w:webHidden/>
-                <w:sz w:val="20"/>
-                <w:szCs w:val="20"/>
-              </w:rPr>
-            </w:r>
-            <w:r>
-              <w:rPr>
-                <w:noProof/>
-                <w:webHidden/>
-                <w:sz w:val="20"/>
-                <w:szCs w:val="20"/>
+              </w:rPr>
+              <w:instrText xml:space="preserve"> PAGEREF _Toc202299720 \h </w:instrText>
+            </w:r>
+            <w:r>
+              <w:rPr>
+                <w:noProof/>
+                <w:webHidden/>
+              </w:rPr>
+            </w:r>
+            <w:r>
+              <w:rPr>
+                <w:noProof/>
+                <w:webHidden/>
               </w:rPr>
               <w:fldChar w:fldCharType="separate"/>
             </w:r>
@@ -4013,17 +3354,13 @@
               <w:rPr>
                 <w:noProof/>
                 <w:webHidden/>
-                <w:sz w:val="20"/>
-                <w:szCs w:val="20"/>
-              </w:rPr>
-              <w:t>16</w:t>
-            </w:r>
-            <w:r>
-              <w:rPr>
-                <w:noProof/>
-                <w:webHidden/>
-                <w:sz w:val="20"/>
-                <w:szCs w:val="20"/>
+              </w:rPr>
+              <w:t>17</w:t>
+            </w:r>
+            <w:r>
+              <w:rPr>
+                <w:noProof/>
+                <w:webHidden/>
               </w:rPr>
               <w:fldChar w:fldCharType="end"/>
             </w:r>
@@ -4063,12 +3400,11 @@
       <w:bookmarkStart w:id="2" w:name="_Toc136909690"/>
       <w:bookmarkStart w:id="3" w:name="_Toc187934515"/>
       <w:bookmarkStart w:id="4" w:name="_Hlk197469536"/>
-      <w:bookmarkStart w:id="5" w:name="_Toc197481401"/>
+      <w:bookmarkStart w:id="5" w:name="_Toc202299688"/>
       <w:r>
         <w:rPr>
           <w:lang w:val="es-EC"/>
         </w:rPr>
-        <w:lastRenderedPageBreak/>
         <w:t>Introducción</w:t>
       </w:r>
       <w:bookmarkEnd w:id="1"/>
@@ -4091,7 +3427,7 @@
       </w:pPr>
       <w:bookmarkStart w:id="6" w:name="_Toc136909691"/>
       <w:bookmarkStart w:id="7" w:name="_Toc187934516"/>
-      <w:bookmarkStart w:id="8" w:name="_Toc197481402"/>
+      <w:bookmarkStart w:id="8" w:name="_Toc202299689"/>
       <w:r>
         <w:rPr>
           <w:lang w:val="es-EC"/>
@@ -4137,7 +3473,7 @@
           <w:lang w:eastAsia="ar-SA"/>
           <w14:ligatures w14:val="none"/>
         </w:rPr>
-        <w:t>Sistema de gestión de préstamos online de biblioteca</w:t>
+        <w:t xml:space="preserve">Sistema de gestión de préstamos online de biblioteca </w:t>
       </w:r>
       <w:r>
         <w:rPr>
@@ -4148,7 +3484,7 @@
           <w:lang w:eastAsia="ar-SA"/>
           <w14:ligatures w14:val="none"/>
         </w:rPr>
-        <w:t xml:space="preserve"> </w:t>
+        <w:t>esté</w:t>
       </w:r>
       <w:r>
         <w:rPr>
@@ -4159,7 +3495,7 @@
           <w:lang w:eastAsia="ar-SA"/>
           <w14:ligatures w14:val="none"/>
         </w:rPr>
-        <w:t>esté</w:t>
+        <w:t>n</w:t>
       </w:r>
       <w:r>
         <w:rPr>
@@ -4170,7 +3506,7 @@
           <w:lang w:eastAsia="ar-SA"/>
           <w14:ligatures w14:val="none"/>
         </w:rPr>
-        <w:t>n</w:t>
+        <w:t xml:space="preserve"> desarrollados y cumplan con la funcionalidad y estándares de calidad esperados. Esto asegurará una correcta operación y minimizará los incidentes durante la fase de prueba</w:t>
       </w:r>
       <w:r>
         <w:rPr>
@@ -4181,7 +3517,7 @@
           <w:lang w:eastAsia="ar-SA"/>
           <w14:ligatures w14:val="none"/>
         </w:rPr>
-        <w:t xml:space="preserve"> desarrollados y cumplan con la funcionalidad y estándares de calidad esperados. Esto asegurará una correcta operación y minimizará los incidentes durante la fase de prueba</w:t>
+        <w:t>s</w:t>
       </w:r>
       <w:r>
         <w:rPr>
@@ -4192,17 +3528,6 @@
           <w:lang w:eastAsia="ar-SA"/>
           <w14:ligatures w14:val="none"/>
         </w:rPr>
-        <w:t>s</w:t>
-      </w:r>
-      <w:r>
-        <w:rPr>
-          <w:rFonts w:ascii="Times New Roman" w:eastAsia="Times New Roman" w:hAnsi="Times New Roman" w:cs="Times New Roman"/>
-          <w:iCs/>
-          <w:color w:val="000000"/>
-          <w:kern w:val="0"/>
-          <w:lang w:eastAsia="ar-SA"/>
-          <w14:ligatures w14:val="none"/>
-        </w:rPr>
         <w:t>.</w:t>
       </w:r>
     </w:p>
@@ -4215,7 +3540,7 @@
       </w:pPr>
       <w:bookmarkStart w:id="9" w:name="_Toc136909692"/>
       <w:bookmarkStart w:id="10" w:name="_Toc187934517"/>
-      <w:bookmarkStart w:id="11" w:name="_Toc197481403"/>
+      <w:bookmarkStart w:id="11" w:name="_Toc202299690"/>
       <w:bookmarkEnd w:id="4"/>
       <w:r>
         <w:rPr>
@@ -4396,18 +3721,7 @@
           <w:lang w:eastAsia="ar-SA"/>
           <w14:ligatures w14:val="none"/>
         </w:rPr>
-        <w:t>s</w:t>
-      </w:r>
-      <w:r>
-        <w:rPr>
-          <w:rFonts w:ascii="Times New Roman" w:eastAsia="Times New Roman" w:hAnsi="Times New Roman" w:cs="Times New Roman"/>
-          <w:iCs/>
-          <w:color w:val="000000"/>
-          <w:kern w:val="0"/>
-          <w:lang w:eastAsia="ar-SA"/>
-          <w14:ligatures w14:val="none"/>
-        </w:rPr>
-        <w:t>istema de gestión de préstamos online de biblioteca</w:t>
+        <w:t>sistema de gestión de préstamos online de biblioteca</w:t>
       </w:r>
       <w:r>
         <w:rPr>
@@ -4523,7 +3837,7 @@
       </w:pPr>
       <w:bookmarkStart w:id="12" w:name="_Toc136909693"/>
       <w:bookmarkStart w:id="13" w:name="_Toc187934518"/>
-      <w:bookmarkStart w:id="14" w:name="_Toc197481404"/>
+      <w:bookmarkStart w:id="14" w:name="_Toc202299691"/>
       <w:r>
         <w:rPr>
           <w:lang w:val="es-EC"/>
@@ -4549,7 +3863,7 @@
       </w:pPr>
       <w:bookmarkStart w:id="15" w:name="_Toc136909694"/>
       <w:bookmarkStart w:id="16" w:name="_Toc187934519"/>
-      <w:bookmarkStart w:id="17" w:name="_Toc197481405"/>
+      <w:bookmarkStart w:id="17" w:name="_Toc202299692"/>
       <w:r>
         <w:rPr>
           <w:lang w:val="es-EC"/>
@@ -4905,6 +4219,7 @@
                 <w:b/>
                 <w:bCs/>
               </w:rPr>
+              <w:lastRenderedPageBreak/>
               <w:t>Seguridad y Control de Acceso</w:t>
             </w:r>
           </w:p>
@@ -5081,7 +4396,6 @@
                 <w:b/>
                 <w:bCs/>
               </w:rPr>
-              <w:lastRenderedPageBreak/>
               <w:t>Pruebas Funcionales</w:t>
             </w:r>
           </w:p>
@@ -5259,7 +4573,7 @@
           <w:lang w:val="es-EC"/>
         </w:rPr>
       </w:pPr>
-      <w:bookmarkStart w:id="18" w:name="_Toc197481406"/>
+      <w:bookmarkStart w:id="18" w:name="_Toc202299693"/>
       <w:r>
         <w:rPr>
           <w:lang w:val="es-EC"/>
@@ -5342,7 +4656,7 @@
           <w:lang w:val="es-EC"/>
         </w:rPr>
       </w:pPr>
-      <w:bookmarkStart w:id="19" w:name="_Toc197481407"/>
+      <w:bookmarkStart w:id="19" w:name="_Toc202299694"/>
       <w:r>
         <w:rPr>
           <w:lang w:val="es-EC"/>
@@ -5678,7 +4992,7 @@
       <w:bookmarkStart w:id="20" w:name="_Toc461691018"/>
       <w:bookmarkStart w:id="21" w:name="_Toc136909697"/>
       <w:bookmarkStart w:id="22" w:name="_Toc187934522"/>
-      <w:bookmarkStart w:id="23" w:name="_Toc197481408"/>
+      <w:bookmarkStart w:id="23" w:name="_Toc202299695"/>
       <w:r>
         <w:rPr>
           <w:lang w:val="es-EC"/>
@@ -5737,17 +5051,7 @@
                 <w:sz w:val="22"/>
                 <w:szCs w:val="22"/>
               </w:rPr>
-              <w:t>DOCUMENTO</w:t>
-            </w:r>
-            <w:r>
-              <w:rPr>
-                <w:rFonts w:ascii="Calibri Light" w:hAnsi="Calibri Light" w:cs="Calibri Light"/>
-                <w:b/>
-                <w:bCs/>
-                <w:sz w:val="22"/>
-                <w:szCs w:val="22"/>
-              </w:rPr>
-              <w:t>S</w:t>
+              <w:t>DOCUMENTOS</w:t>
             </w:r>
           </w:p>
         </w:tc>
@@ -5777,23 +5081,7 @@
                 <w:sz w:val="22"/>
                 <w:szCs w:val="22"/>
               </w:rPr>
-              <w:t xml:space="preserve">Documento de Diseño Detallado –Grupo </w:t>
-            </w:r>
-            <w:r>
-              <w:rPr>
-                <w:rFonts w:ascii="Calibri" w:hAnsi="Calibri" w:cs="Calibri"/>
-                <w:sz w:val="22"/>
-                <w:szCs w:val="22"/>
-              </w:rPr>
-              <w:t>F</w:t>
-            </w:r>
-            <w:r>
-              <w:rPr>
-                <w:rFonts w:ascii="Calibri" w:hAnsi="Calibri" w:cs="Calibri"/>
-                <w:sz w:val="22"/>
-                <w:szCs w:val="22"/>
-              </w:rPr>
-              <w:t xml:space="preserve"> </w:t>
+              <w:t xml:space="preserve">Documento de Diseño Detallado –Grupo F </w:t>
             </w:r>
           </w:p>
         </w:tc>
@@ -5823,31 +5111,8 @@
                 <w:sz w:val="22"/>
                 <w:szCs w:val="22"/>
               </w:rPr>
-              <w:t>Documento de alcance</w:t>
-            </w:r>
-            <w:r>
-              <w:rPr>
-                <w:rFonts w:ascii="Calibri" w:hAnsi="Calibri" w:cs="Calibri"/>
-                <w:sz w:val="22"/>
-                <w:szCs w:val="22"/>
-              </w:rPr>
-              <w:t xml:space="preserve"> proyecto</w:t>
-            </w:r>
-            <w:r>
-              <w:rPr>
-                <w:rFonts w:ascii="Calibri" w:hAnsi="Calibri" w:cs="Calibri"/>
-                <w:sz w:val="22"/>
-                <w:szCs w:val="22"/>
-              </w:rPr>
-              <w:t xml:space="preserve"> – Grupo </w:t>
-            </w:r>
-            <w:r>
-              <w:rPr>
-                <w:rFonts w:ascii="Calibri" w:hAnsi="Calibri" w:cs="Calibri"/>
-                <w:sz w:val="22"/>
-                <w:szCs w:val="22"/>
-              </w:rPr>
-              <w:t>F</w:t>
+              <w:lastRenderedPageBreak/>
+              <w:t>Documento de alcance proyecto – Grupo F</w:t>
             </w:r>
           </w:p>
         </w:tc>
@@ -5877,31 +5142,7 @@
                 <w:sz w:val="22"/>
                 <w:szCs w:val="22"/>
               </w:rPr>
-              <w:t>Manual de instalación</w:t>
-            </w:r>
-            <w:r>
-              <w:rPr>
-                <w:rFonts w:ascii="Calibri" w:hAnsi="Calibri" w:cs="Calibri"/>
-                <w:sz w:val="22"/>
-                <w:szCs w:val="22"/>
-              </w:rPr>
-              <w:t xml:space="preserve"> software</w:t>
-            </w:r>
-            <w:r>
-              <w:rPr>
-                <w:rFonts w:ascii="Calibri" w:hAnsi="Calibri" w:cs="Calibri"/>
-                <w:sz w:val="22"/>
-                <w:szCs w:val="22"/>
-              </w:rPr>
-              <w:t xml:space="preserve"> -Grupo </w:t>
-            </w:r>
-            <w:r>
-              <w:rPr>
-                <w:rFonts w:ascii="Calibri" w:hAnsi="Calibri" w:cs="Calibri"/>
-                <w:sz w:val="22"/>
-                <w:szCs w:val="22"/>
-              </w:rPr>
-              <w:t>F</w:t>
+              <w:t>Manual de instalación software -Grupo F</w:t>
             </w:r>
           </w:p>
         </w:tc>
@@ -5931,15 +5172,7 @@
                 <w:sz w:val="22"/>
                 <w:szCs w:val="22"/>
               </w:rPr>
-              <w:t xml:space="preserve">Documento de Requerimientos – Grupo </w:t>
-            </w:r>
-            <w:r>
-              <w:rPr>
-                <w:rFonts w:ascii="Calibri" w:hAnsi="Calibri" w:cs="Calibri"/>
-                <w:sz w:val="22"/>
-                <w:szCs w:val="22"/>
-              </w:rPr>
-              <w:t>F</w:t>
+              <w:t>Documento de Requerimientos – Grupo F</w:t>
             </w:r>
           </w:p>
         </w:tc>
@@ -5962,12 +5195,11 @@
       <w:bookmarkStart w:id="24" w:name="_Toc461691020"/>
       <w:bookmarkStart w:id="25" w:name="_Toc136909698"/>
       <w:bookmarkStart w:id="26" w:name="_Toc187934523"/>
-      <w:bookmarkStart w:id="27" w:name="_Toc197481409"/>
+      <w:bookmarkStart w:id="27" w:name="_Toc202299696"/>
       <w:r>
         <w:rPr>
           <w:lang w:val="es-EC"/>
         </w:rPr>
-        <w:lastRenderedPageBreak/>
         <w:t>Estrategia de pruebas</w:t>
       </w:r>
       <w:bookmarkEnd w:id="24"/>
@@ -5985,7 +5217,7 @@
       <w:bookmarkStart w:id="28" w:name="_Toc461691021"/>
       <w:bookmarkStart w:id="29" w:name="_Toc136909699"/>
       <w:bookmarkStart w:id="30" w:name="_Toc187934524"/>
-      <w:bookmarkStart w:id="31" w:name="_Toc197481410"/>
+      <w:bookmarkStart w:id="31" w:name="_Toc202299697"/>
       <w:r>
         <w:rPr>
           <w:lang w:val="es-EC"/>
@@ -6001,7 +5233,7 @@
       <w:pPr>
         <w:pStyle w:val="Ttulo3"/>
       </w:pPr>
-      <w:bookmarkStart w:id="32" w:name="_Toc197481411"/>
+      <w:bookmarkStart w:id="32" w:name="_Toc202299698"/>
       <w:r>
         <w:t xml:space="preserve">Modulo </w:t>
       </w:r>
@@ -6378,19 +5610,7 @@
               <w:rPr>
                 <w:rFonts w:ascii="Times New Roman" w:hAnsi="Times New Roman" w:cs="Times New Roman"/>
               </w:rPr>
-              <w:t xml:space="preserve"> Entre la c/locura y la </w:t>
-            </w:r>
-            <w:r>
-              <w:rPr>
-                <w:rFonts w:ascii="Times New Roman" w:hAnsi="Times New Roman" w:cs="Times New Roman"/>
-              </w:rPr>
-              <w:t>c/</w:t>
-            </w:r>
-            <w:r>
-              <w:rPr>
-                <w:rFonts w:ascii="Times New Roman" w:hAnsi="Times New Roman" w:cs="Times New Roman"/>
-              </w:rPr>
-              <w:t>demencia</w:t>
+              <w:t xml:space="preserve"> Entre la c/locura y la c/demencia</w:t>
             </w:r>
           </w:p>
           <w:p>
@@ -6668,13 +5888,6 @@
         </w:tc>
       </w:tr>
     </w:tbl>
-    <w:p>
-      <w:pPr>
-        <w:rPr>
-          <w:rFonts w:ascii="Times New Roman" w:hAnsi="Times New Roman" w:cs="Times New Roman"/>
-        </w:rPr>
-      </w:pPr>
-    </w:p>
     <w:p>
       <w:pPr>
         <w:rPr>
@@ -6741,15 +5954,7 @@
                 <w:b/>
                 <w:bCs/>
               </w:rPr>
-              <w:t>CP-00</w:t>
-            </w:r>
-            <w:r>
-              <w:rPr>
-                <w:rFonts w:ascii="Times New Roman" w:hAnsi="Times New Roman" w:cs="Times New Roman"/>
-                <w:b/>
-                <w:bCs/>
-              </w:rPr>
-              <w:t>2</w:t>
+              <w:t>CP-002</w:t>
             </w:r>
           </w:p>
         </w:tc>
@@ -7013,13 +6218,7 @@
               <w:rPr>
                 <w:rFonts w:ascii="Times New Roman" w:hAnsi="Times New Roman" w:cs="Times New Roman"/>
               </w:rPr>
-              <w:t>Ingresar al sitio web y llenar los campos correspondientes con la información del usuario a</w:t>
-            </w:r>
-            <w:r>
-              <w:rPr>
-                <w:rFonts w:ascii="Times New Roman" w:hAnsi="Times New Roman" w:cs="Times New Roman"/>
-              </w:rPr>
-              <w:t xml:space="preserve"> </w:t>
+              <w:t xml:space="preserve">Ingresar al sitio web y llenar los campos correspondientes con la información del usuario a </w:t>
             </w:r>
             <w:proofErr w:type="spellStart"/>
             <w:r>
@@ -7082,13 +6281,7 @@
               <w:rPr>
                 <w:rFonts w:ascii="Times New Roman" w:hAnsi="Times New Roman" w:cs="Times New Roman"/>
               </w:rPr>
-              <w:t xml:space="preserve">Se espera que el usuario se </w:t>
-            </w:r>
-            <w:r>
-              <w:rPr>
-                <w:rFonts w:ascii="Times New Roman" w:hAnsi="Times New Roman" w:cs="Times New Roman"/>
-              </w:rPr>
-              <w:t>logue de manera correcta y lo lleve a la pestaña principal.</w:t>
+              <w:t>Se espera que el usuario se logue de manera correcta y lo lleve a la pestaña principal.</w:t>
             </w:r>
           </w:p>
         </w:tc>
@@ -7241,20 +6434,6 @@
         </w:tc>
       </w:tr>
     </w:tbl>
-    <w:p>
-      <w:pPr>
-        <w:rPr>
-          <w:rFonts w:ascii="Times New Roman" w:hAnsi="Times New Roman" w:cs="Times New Roman"/>
-        </w:rPr>
-      </w:pPr>
-    </w:p>
-    <w:p>
-      <w:pPr>
-        <w:rPr>
-          <w:rFonts w:ascii="Times New Roman" w:hAnsi="Times New Roman" w:cs="Times New Roman"/>
-        </w:rPr>
-      </w:pPr>
-    </w:p>
     <w:p>
       <w:pPr>
         <w:rPr>
@@ -7298,7 +6477,6 @@
                 <w:b/>
                 <w:bCs/>
               </w:rPr>
-              <w:lastRenderedPageBreak/>
               <w:t>Código</w:t>
             </w:r>
           </w:p>
@@ -7322,15 +6500,7 @@
                 <w:b/>
                 <w:bCs/>
               </w:rPr>
-              <w:t>CP-00</w:t>
-            </w:r>
-            <w:r>
-              <w:rPr>
-                <w:rFonts w:ascii="Times New Roman" w:hAnsi="Times New Roman" w:cs="Times New Roman"/>
-                <w:b/>
-                <w:bCs/>
-              </w:rPr>
-              <w:t>3</w:t>
+              <w:t>CP-003</w:t>
             </w:r>
           </w:p>
         </w:tc>
@@ -7936,15 +7106,7 @@
                 <w:b/>
                 <w:bCs/>
               </w:rPr>
-              <w:t>CP-00</w:t>
-            </w:r>
-            <w:r>
-              <w:rPr>
-                <w:rFonts w:ascii="Times New Roman" w:hAnsi="Times New Roman" w:cs="Times New Roman"/>
-                <w:b/>
-                <w:bCs/>
-              </w:rPr>
-              <w:t>4</w:t>
+              <w:t>CP-004</w:t>
             </w:r>
           </w:p>
         </w:tc>
@@ -8417,7 +7579,7 @@
       <w:pPr>
         <w:pStyle w:val="Ttulo3"/>
       </w:pPr>
-      <w:bookmarkStart w:id="33" w:name="_Toc197481412"/>
+      <w:bookmarkStart w:id="33" w:name="_Toc202299699"/>
       <w:r>
         <w:t>Modulo Usuario</w:t>
       </w:r>
@@ -8482,15 +7644,7 @@
                 <w:b/>
                 <w:bCs/>
               </w:rPr>
-              <w:t>CP-00</w:t>
-            </w:r>
-            <w:r>
-              <w:rPr>
-                <w:rFonts w:ascii="Times New Roman" w:hAnsi="Times New Roman" w:cs="Times New Roman"/>
-                <w:b/>
-                <w:bCs/>
-              </w:rPr>
-              <w:t>5</w:t>
+              <w:t>CP-005</w:t>
             </w:r>
           </w:p>
         </w:tc>
@@ -8926,27 +8080,6 @@
         </w:tc>
       </w:tr>
     </w:tbl>
-    <w:p>
-      <w:pPr>
-        <w:rPr>
-          <w:rFonts w:ascii="Times New Roman" w:hAnsi="Times New Roman" w:cs="Times New Roman"/>
-        </w:rPr>
-      </w:pPr>
-    </w:p>
-    <w:p>
-      <w:pPr>
-        <w:rPr>
-          <w:rFonts w:ascii="Times New Roman" w:hAnsi="Times New Roman" w:cs="Times New Roman"/>
-        </w:rPr>
-      </w:pPr>
-    </w:p>
-    <w:p>
-      <w:pPr>
-        <w:rPr>
-          <w:rFonts w:ascii="Times New Roman" w:hAnsi="Times New Roman" w:cs="Times New Roman"/>
-        </w:rPr>
-      </w:pPr>
-    </w:p>
     <w:p>
       <w:pPr>
         <w:rPr>
@@ -9013,15 +8146,7 @@
                 <w:b/>
                 <w:bCs/>
               </w:rPr>
-              <w:t>CP-00</w:t>
-            </w:r>
-            <w:r>
-              <w:rPr>
-                <w:rFonts w:ascii="Times New Roman" w:hAnsi="Times New Roman" w:cs="Times New Roman"/>
-                <w:b/>
-                <w:bCs/>
-              </w:rPr>
-              <w:t>6</w:t>
+              <w:t>CP-006</w:t>
             </w:r>
           </w:p>
         </w:tc>
@@ -9051,6 +8176,7 @@
                 <w:b/>
                 <w:bCs/>
               </w:rPr>
+              <w:lastRenderedPageBreak/>
               <w:t>Caso de prueba</w:t>
             </w:r>
           </w:p>
@@ -9168,13 +8294,7 @@
               <w:rPr>
                 <w:rFonts w:ascii="Times New Roman" w:hAnsi="Times New Roman" w:cs="Times New Roman"/>
               </w:rPr>
-              <w:t xml:space="preserve">Se </w:t>
-            </w:r>
-            <w:r>
-              <w:rPr>
-                <w:rFonts w:ascii="Times New Roman" w:hAnsi="Times New Roman" w:cs="Times New Roman"/>
-              </w:rPr>
-              <w:t>hará uso de la pestaña donde se listan los libros que están disponibles para préstamos.</w:t>
+              <w:t>Se hará uso de la pestaña donde se listan los libros que están disponibles para préstamos.</w:t>
             </w:r>
           </w:p>
         </w:tc>
@@ -9223,13 +8343,7 @@
               <w:rPr>
                 <w:rFonts w:ascii="Times New Roman" w:hAnsi="Times New Roman" w:cs="Times New Roman"/>
               </w:rPr>
-              <w:t>Ing</w:t>
-            </w:r>
-            <w:r>
-              <w:rPr>
-                <w:rFonts w:ascii="Times New Roman" w:hAnsi="Times New Roman" w:cs="Times New Roman"/>
-              </w:rPr>
-              <w:t xml:space="preserve">resar al sitio web y estar </w:t>
+              <w:t xml:space="preserve">Ingresar al sitio web y estar </w:t>
             </w:r>
             <w:proofErr w:type="spellStart"/>
             <w:r>
@@ -9292,13 +8406,7 @@
               <w:rPr>
                 <w:rFonts w:ascii="Times New Roman" w:hAnsi="Times New Roman" w:cs="Times New Roman"/>
               </w:rPr>
-              <w:t xml:space="preserve">Se </w:t>
-            </w:r>
-            <w:r>
-              <w:rPr>
-                <w:rFonts w:ascii="Times New Roman" w:hAnsi="Times New Roman" w:cs="Times New Roman"/>
-              </w:rPr>
-              <w:t>muestra la lista de todos los libros disponibles en una tabla.</w:t>
+              <w:t>Se muestra la lista de todos los libros disponibles en una tabla.</w:t>
             </w:r>
           </w:p>
         </w:tc>
@@ -9347,13 +8455,7 @@
               <w:rPr>
                 <w:rFonts w:ascii="Times New Roman" w:hAnsi="Times New Roman" w:cs="Times New Roman"/>
               </w:rPr>
-              <w:t xml:space="preserve">Se </w:t>
-            </w:r>
-            <w:r>
-              <w:rPr>
-                <w:rFonts w:ascii="Times New Roman" w:hAnsi="Times New Roman" w:cs="Times New Roman"/>
-              </w:rPr>
-              <w:t>mostraron los libros ordenados en la tabla.</w:t>
+              <w:t>Se mostraron los libros ordenados en la tabla.</w:t>
             </w:r>
           </w:p>
         </w:tc>
@@ -9457,13 +8559,6 @@
         </w:tc>
       </w:tr>
     </w:tbl>
-    <w:p>
-      <w:pPr>
-        <w:rPr>
-          <w:rFonts w:ascii="Times New Roman" w:hAnsi="Times New Roman" w:cs="Times New Roman"/>
-        </w:rPr>
-      </w:pPr>
-    </w:p>
     <w:p>
       <w:pPr>
         <w:rPr>
@@ -9530,15 +8625,7 @@
                 <w:b/>
                 <w:bCs/>
               </w:rPr>
-              <w:t>CP-00</w:t>
-            </w:r>
-            <w:r>
-              <w:rPr>
-                <w:rFonts w:ascii="Times New Roman" w:hAnsi="Times New Roman" w:cs="Times New Roman"/>
-                <w:b/>
-                <w:bCs/>
-              </w:rPr>
-              <w:t>7</w:t>
+              <w:t>CP-007</w:t>
             </w:r>
           </w:p>
         </w:tc>
@@ -9685,13 +8772,7 @@
               <w:rPr>
                 <w:rFonts w:ascii="Times New Roman" w:hAnsi="Times New Roman" w:cs="Times New Roman"/>
               </w:rPr>
-              <w:t xml:space="preserve">Se hará uso de la pestaña donde se listan los libros </w:t>
-            </w:r>
-            <w:r>
-              <w:rPr>
-                <w:rFonts w:ascii="Times New Roman" w:hAnsi="Times New Roman" w:cs="Times New Roman"/>
-              </w:rPr>
-              <w:t>para realizar una solicitud de préstamos.</w:t>
+              <w:t>Se hará uso de la pestaña donde se listan los libros para realizar una solicitud de préstamos.</w:t>
             </w:r>
           </w:p>
         </w:tc>
@@ -9740,19 +8821,7 @@
               <w:rPr>
                 <w:rFonts w:ascii="Times New Roman" w:hAnsi="Times New Roman" w:cs="Times New Roman"/>
               </w:rPr>
-              <w:t>Ingresar al sitio web</w:t>
-            </w:r>
-            <w:r>
-              <w:rPr>
-                <w:rFonts w:ascii="Times New Roman" w:hAnsi="Times New Roman" w:cs="Times New Roman"/>
-              </w:rPr>
-              <w:t>,</w:t>
-            </w:r>
-            <w:r>
-              <w:rPr>
-                <w:rFonts w:ascii="Times New Roman" w:hAnsi="Times New Roman" w:cs="Times New Roman"/>
-              </w:rPr>
-              <w:t xml:space="preserve"> estar </w:t>
+              <w:t xml:space="preserve">Ingresar al sitio web, estar </w:t>
             </w:r>
             <w:proofErr w:type="spellStart"/>
             <w:r>
@@ -9766,13 +8835,7 @@
               <w:rPr>
                 <w:rFonts w:ascii="Times New Roman" w:hAnsi="Times New Roman" w:cs="Times New Roman"/>
               </w:rPr>
-              <w:t xml:space="preserve"> como usuario</w:t>
-            </w:r>
-            <w:r>
-              <w:rPr>
-                <w:rFonts w:ascii="Times New Roman" w:hAnsi="Times New Roman" w:cs="Times New Roman"/>
-              </w:rPr>
-              <w:t xml:space="preserve"> y estar en la pestaña de la lista de libros.</w:t>
+              <w:t xml:space="preserve"> como usuario y estar en la pestaña de la lista de libros.</w:t>
             </w:r>
           </w:p>
         </w:tc>
@@ -9821,13 +8884,7 @@
               <w:rPr>
                 <w:rFonts w:ascii="Times New Roman" w:hAnsi="Times New Roman" w:cs="Times New Roman"/>
               </w:rPr>
-              <w:t xml:space="preserve">Se </w:t>
-            </w:r>
-            <w:r>
-              <w:rPr>
-                <w:rFonts w:ascii="Times New Roman" w:hAnsi="Times New Roman" w:cs="Times New Roman"/>
-              </w:rPr>
-              <w:t>mostrará una pestaña donde escoja la fecha de inicio y la de fin para hacer la solicitud.</w:t>
+              <w:t>Se mostrará una pestaña donde escoja la fecha de inicio y la de fin para hacer la solicitud.</w:t>
             </w:r>
           </w:p>
         </w:tc>
@@ -9876,13 +8933,7 @@
               <w:rPr>
                 <w:rFonts w:ascii="Times New Roman" w:hAnsi="Times New Roman" w:cs="Times New Roman"/>
               </w:rPr>
-              <w:t xml:space="preserve">Se </w:t>
-            </w:r>
-            <w:r>
-              <w:rPr>
-                <w:rFonts w:ascii="Times New Roman" w:hAnsi="Times New Roman" w:cs="Times New Roman"/>
-              </w:rPr>
-              <w:t>mostro la pestaña se permitió escoger y se mandó la solicitud.</w:t>
+              <w:t>Se mostro la pestaña se permitió escoger y se mandó la solicitud.</w:t>
             </w:r>
           </w:p>
         </w:tc>
@@ -9986,13 +9037,6 @@
         </w:tc>
       </w:tr>
     </w:tbl>
-    <w:p>
-      <w:pPr>
-        <w:rPr>
-          <w:rFonts w:ascii="Times New Roman" w:hAnsi="Times New Roman" w:cs="Times New Roman"/>
-        </w:rPr>
-      </w:pPr>
-    </w:p>
     <w:p>
       <w:pPr>
         <w:rPr>
@@ -10059,15 +9103,7 @@
                 <w:b/>
                 <w:bCs/>
               </w:rPr>
-              <w:t>CP-00</w:t>
-            </w:r>
-            <w:r>
-              <w:rPr>
-                <w:rFonts w:ascii="Times New Roman" w:hAnsi="Times New Roman" w:cs="Times New Roman"/>
-                <w:b/>
-                <w:bCs/>
-              </w:rPr>
-              <w:t>8</w:t>
+              <w:t>CP-008</w:t>
             </w:r>
           </w:p>
         </w:tc>
@@ -10214,13 +9250,7 @@
               <w:rPr>
                 <w:rFonts w:ascii="Times New Roman" w:hAnsi="Times New Roman" w:cs="Times New Roman"/>
               </w:rPr>
-              <w:t>Se hará uso de la pestaña donde se listan los libros</w:t>
-            </w:r>
-            <w:r>
-              <w:rPr>
-                <w:rFonts w:ascii="Times New Roman" w:hAnsi="Times New Roman" w:cs="Times New Roman"/>
-              </w:rPr>
-              <w:t xml:space="preserve"> que están en la posesión del usuario.</w:t>
+              <w:t>Se hará uso de la pestaña donde se listan los libros que están en la posesión del usuario.</w:t>
             </w:r>
           </w:p>
         </w:tc>
@@ -10352,14 +9382,12 @@
               </w:rPr>
               <w:t xml:space="preserve">tabla con todos los </w:t>
             </w:r>
-            <w:proofErr w:type="spellStart"/>
-            <w:r>
-              <w:rPr>
-                <w:rFonts w:ascii="Times New Roman" w:hAnsi="Times New Roman" w:cs="Times New Roman"/>
-              </w:rPr>
-              <w:t>prestamos</w:t>
-            </w:r>
-            <w:proofErr w:type="spellEnd"/>
+            <w:r>
+              <w:rPr>
+                <w:rFonts w:ascii="Times New Roman" w:hAnsi="Times New Roman" w:cs="Times New Roman"/>
+              </w:rPr>
+              <w:t>préstamos</w:t>
+            </w:r>
             <w:r>
               <w:rPr>
                 <w:rFonts w:ascii="Times New Roman" w:hAnsi="Times New Roman" w:cs="Times New Roman"/>
@@ -10523,27 +9551,6 @@
         </w:tc>
       </w:tr>
     </w:tbl>
-    <w:p>
-      <w:pPr>
-        <w:rPr>
-          <w:rFonts w:ascii="Times New Roman" w:hAnsi="Times New Roman" w:cs="Times New Roman"/>
-        </w:rPr>
-      </w:pPr>
-    </w:p>
-    <w:p>
-      <w:pPr>
-        <w:rPr>
-          <w:rFonts w:ascii="Times New Roman" w:hAnsi="Times New Roman" w:cs="Times New Roman"/>
-        </w:rPr>
-      </w:pPr>
-    </w:p>
-    <w:p>
-      <w:pPr>
-        <w:rPr>
-          <w:rFonts w:ascii="Times New Roman" w:hAnsi="Times New Roman" w:cs="Times New Roman"/>
-        </w:rPr>
-      </w:pPr>
-    </w:p>
     <w:p>
       <w:pPr>
         <w:rPr>
@@ -10667,7 +9674,7 @@
               <w:rPr>
                 <w:rFonts w:ascii="Times New Roman" w:hAnsi="Times New Roman" w:cs="Times New Roman"/>
               </w:rPr>
-              <w:t>Cargar datos de usuario</w:t>
+              <w:t>Cancelar Prestamos</w:t>
             </w:r>
           </w:p>
         </w:tc>
@@ -10765,13 +9772,49 @@
               <w:rPr>
                 <w:rFonts w:ascii="Times New Roman" w:hAnsi="Times New Roman" w:cs="Times New Roman"/>
               </w:rPr>
-              <w:t xml:space="preserve">Se hará uso de la pestaña </w:t>
-            </w:r>
-            <w:r>
-              <w:rPr>
-                <w:rFonts w:ascii="Times New Roman" w:hAnsi="Times New Roman" w:cs="Times New Roman"/>
-              </w:rPr>
-              <w:t>de perfil en el cual se muestran los datos actuales del usuario y el botón de cambiar contraseña.</w:t>
+              <w:t xml:space="preserve">Se hará uso de la pestaña donde se listan </w:t>
+            </w:r>
+            <w:r>
+              <w:rPr>
+                <w:rFonts w:ascii="Times New Roman" w:hAnsi="Times New Roman" w:cs="Times New Roman"/>
+              </w:rPr>
+              <w:t>las solicitudes que ha realizado el usuario</w:t>
+            </w:r>
+            <w:r>
+              <w:rPr>
+                <w:rFonts w:ascii="Times New Roman" w:hAnsi="Times New Roman" w:cs="Times New Roman"/>
+              </w:rPr>
+              <w:t xml:space="preserve"> y al </w:t>
+            </w:r>
+            <w:r>
+              <w:rPr>
+                <w:rFonts w:ascii="Times New Roman" w:hAnsi="Times New Roman" w:cs="Times New Roman"/>
+              </w:rPr>
+              <w:t>seleccionar ver</w:t>
+            </w:r>
+            <w:r>
+              <w:rPr>
+                <w:rFonts w:ascii="Times New Roman" w:hAnsi="Times New Roman" w:cs="Times New Roman"/>
+              </w:rPr>
+              <w:t xml:space="preserve"> </w:t>
+            </w:r>
+            <w:r>
+              <w:rPr>
+                <w:rFonts w:ascii="Times New Roman" w:hAnsi="Times New Roman" w:cs="Times New Roman"/>
+              </w:rPr>
+              <w:t>detalles,</w:t>
+            </w:r>
+            <w:r>
+              <w:rPr>
+                <w:rFonts w:ascii="Times New Roman" w:hAnsi="Times New Roman" w:cs="Times New Roman"/>
+              </w:rPr>
+              <w:t xml:space="preserve"> se mostrara los detalles de la solicitud y la opción de cancelar dicha solicitud</w:t>
+            </w:r>
+            <w:r>
+              <w:rPr>
+                <w:rFonts w:ascii="Times New Roman" w:hAnsi="Times New Roman" w:cs="Times New Roman"/>
+              </w:rPr>
+              <w:t>.</w:t>
             </w:r>
           </w:p>
         </w:tc>
@@ -10801,6 +9844,7 @@
                 <w:b/>
                 <w:bCs/>
               </w:rPr>
+              <w:lastRenderedPageBreak/>
               <w:t>Requisitos previos</w:t>
             </w:r>
           </w:p>
@@ -10834,13 +9878,19 @@
               <w:rPr>
                 <w:rFonts w:ascii="Times New Roman" w:hAnsi="Times New Roman" w:cs="Times New Roman"/>
               </w:rPr>
-              <w:t xml:space="preserve"> como usuario y </w:t>
-            </w:r>
-            <w:r>
-              <w:rPr>
-                <w:rFonts w:ascii="Times New Roman" w:hAnsi="Times New Roman" w:cs="Times New Roman"/>
-              </w:rPr>
-              <w:t>darle clic al icono de usuario.</w:t>
+              <w:t xml:space="preserve"> como usuario y estar en la pestaña de </w:t>
+            </w:r>
+            <w:r>
+              <w:rPr>
+                <w:rFonts w:ascii="Times New Roman" w:hAnsi="Times New Roman" w:cs="Times New Roman"/>
+              </w:rPr>
+              <w:t>solicitudes</w:t>
+            </w:r>
+            <w:r>
+              <w:rPr>
+                <w:rFonts w:ascii="Times New Roman" w:hAnsi="Times New Roman" w:cs="Times New Roman"/>
+              </w:rPr>
+              <w:t xml:space="preserve"> de préstamos.</w:t>
             </w:r>
           </w:p>
         </w:tc>
@@ -10889,13 +9939,25 @@
               <w:rPr>
                 <w:rFonts w:ascii="Times New Roman" w:hAnsi="Times New Roman" w:cs="Times New Roman"/>
               </w:rPr>
-              <w:t xml:space="preserve">Se mostrará </w:t>
-            </w:r>
-            <w:r>
-              <w:rPr>
-                <w:rFonts w:ascii="Times New Roman" w:hAnsi="Times New Roman" w:cs="Times New Roman"/>
-              </w:rPr>
-              <w:t>una pestaña con todos los datos del usuario y con la opción de cambiar contraseña.</w:t>
+              <w:t>Se mostrará una tabla con t</w:t>
+            </w:r>
+            <w:r>
+              <w:rPr>
+                <w:rFonts w:ascii="Times New Roman" w:hAnsi="Times New Roman" w:cs="Times New Roman"/>
+              </w:rPr>
+              <w:t>odas las solicitudes de</w:t>
+            </w:r>
+            <w:r>
+              <w:rPr>
+                <w:rFonts w:ascii="Times New Roman" w:hAnsi="Times New Roman" w:cs="Times New Roman"/>
+              </w:rPr>
+              <w:t xml:space="preserve"> préstamos que tenga activos ese usuario en ese momento</w:t>
+            </w:r>
+            <w:r>
+              <w:rPr>
+                <w:rFonts w:ascii="Times New Roman" w:hAnsi="Times New Roman" w:cs="Times New Roman"/>
+              </w:rPr>
+              <w:t>, excepto la cancelada.</w:t>
             </w:r>
           </w:p>
         </w:tc>
@@ -10944,13 +10006,13 @@
               <w:rPr>
                 <w:rFonts w:ascii="Times New Roman" w:hAnsi="Times New Roman" w:cs="Times New Roman"/>
               </w:rPr>
-              <w:t xml:space="preserve">Se mostro </w:t>
-            </w:r>
-            <w:r>
-              <w:rPr>
-                <w:rFonts w:ascii="Times New Roman" w:hAnsi="Times New Roman" w:cs="Times New Roman"/>
-              </w:rPr>
-              <w:t>la pestaña donde están los datos cargados.</w:t>
+              <w:t xml:space="preserve">Se mostro tabla llena </w:t>
+            </w:r>
+            <w:r>
+              <w:rPr>
+                <w:rFonts w:ascii="Times New Roman" w:hAnsi="Times New Roman" w:cs="Times New Roman"/>
+              </w:rPr>
+              <w:t>con las solicitudes deseadas.</w:t>
             </w:r>
           </w:p>
         </w:tc>
@@ -11056,9 +10118,513 @@
     </w:tbl>
     <w:p>
       <w:pPr>
+        <w:rPr>
+          <w:rFonts w:ascii="Times New Roman" w:hAnsi="Times New Roman" w:cs="Times New Roman"/>
+        </w:rPr>
+      </w:pPr>
+    </w:p>
+    <w:tbl>
+      <w:tblPr>
+        <w:tblStyle w:val="Tablaconcuadrcula"/>
+        <w:tblW w:w="9265" w:type="dxa"/>
+        <w:jc w:val="center"/>
+        <w:tblLook w:val="04A0" w:firstRow="1" w:lastRow="0" w:firstColumn="1" w:lastColumn="0" w:noHBand="0" w:noVBand="1"/>
+      </w:tblPr>
+      <w:tblGrid>
+        <w:gridCol w:w="3145"/>
+        <w:gridCol w:w="6120"/>
+      </w:tblGrid>
+      <w:tr>
+        <w:trPr>
+          <w:jc w:val="center"/>
+        </w:trPr>
+        <w:tc>
+          <w:tcPr>
+            <w:tcW w:w="3145" w:type="dxa"/>
+            <w:shd w:val="clear" w:color="auto" w:fill="E8E8E8" w:themeFill="background2"/>
+            <w:vAlign w:val="center"/>
+          </w:tcPr>
+          <w:p>
+            <w:pPr>
+              <w:jc w:val="center"/>
+              <w:rPr>
+                <w:rFonts w:ascii="Times New Roman" w:hAnsi="Times New Roman" w:cs="Times New Roman"/>
+                <w:b/>
+                <w:bCs/>
+              </w:rPr>
+            </w:pPr>
+            <w:r>
+              <w:rPr>
+                <w:rFonts w:ascii="Times New Roman" w:hAnsi="Times New Roman" w:cs="Times New Roman"/>
+                <w:b/>
+                <w:bCs/>
+              </w:rPr>
+              <w:t>Código</w:t>
+            </w:r>
+          </w:p>
+        </w:tc>
+        <w:tc>
+          <w:tcPr>
+            <w:tcW w:w="6120" w:type="dxa"/>
+          </w:tcPr>
+          <w:p>
+            <w:pPr>
+              <w:jc w:val="both"/>
+              <w:rPr>
+                <w:rFonts w:ascii="Times New Roman" w:hAnsi="Times New Roman" w:cs="Times New Roman"/>
+                <w:b/>
+                <w:bCs/>
+              </w:rPr>
+            </w:pPr>
+            <w:r>
+              <w:rPr>
+                <w:rFonts w:ascii="Times New Roman" w:hAnsi="Times New Roman" w:cs="Times New Roman"/>
+                <w:b/>
+                <w:bCs/>
+              </w:rPr>
+              <w:t>CP-0</w:t>
+            </w:r>
+            <w:r>
+              <w:rPr>
+                <w:rFonts w:ascii="Times New Roman" w:hAnsi="Times New Roman" w:cs="Times New Roman"/>
+                <w:b/>
+                <w:bCs/>
+              </w:rPr>
+              <w:t>10</w:t>
+            </w:r>
+          </w:p>
+        </w:tc>
+      </w:tr>
+      <w:tr>
+        <w:trPr>
+          <w:jc w:val="center"/>
+        </w:trPr>
+        <w:tc>
+          <w:tcPr>
+            <w:tcW w:w="3145" w:type="dxa"/>
+            <w:shd w:val="clear" w:color="auto" w:fill="E8E8E8" w:themeFill="background2"/>
+            <w:vAlign w:val="center"/>
+          </w:tcPr>
+          <w:p>
+            <w:pPr>
+              <w:jc w:val="center"/>
+              <w:rPr>
+                <w:rFonts w:ascii="Times New Roman" w:hAnsi="Times New Roman" w:cs="Times New Roman"/>
+                <w:b/>
+                <w:bCs/>
+              </w:rPr>
+            </w:pPr>
+            <w:r>
+              <w:rPr>
+                <w:rFonts w:ascii="Times New Roman" w:hAnsi="Times New Roman" w:cs="Times New Roman"/>
+                <w:b/>
+                <w:bCs/>
+              </w:rPr>
+              <w:t>Caso de prueba</w:t>
+            </w:r>
+          </w:p>
+        </w:tc>
+        <w:tc>
+          <w:tcPr>
+            <w:tcW w:w="6120" w:type="dxa"/>
+          </w:tcPr>
+          <w:p>
+            <w:pPr>
+              <w:jc w:val="both"/>
+              <w:rPr>
+                <w:rFonts w:ascii="Times New Roman" w:hAnsi="Times New Roman" w:cs="Times New Roman"/>
+              </w:rPr>
+            </w:pPr>
+            <w:r>
+              <w:rPr>
+                <w:rFonts w:ascii="Times New Roman" w:hAnsi="Times New Roman" w:cs="Times New Roman"/>
+              </w:rPr>
+              <w:t>Cargar datos de usuario</w:t>
+            </w:r>
+          </w:p>
+        </w:tc>
+      </w:tr>
+      <w:tr>
+        <w:trPr>
+          <w:jc w:val="center"/>
+        </w:trPr>
+        <w:tc>
+          <w:tcPr>
+            <w:tcW w:w="3145" w:type="dxa"/>
+            <w:shd w:val="clear" w:color="auto" w:fill="E8E8E8" w:themeFill="background2"/>
+            <w:vAlign w:val="center"/>
+          </w:tcPr>
+          <w:p>
+            <w:pPr>
+              <w:jc w:val="center"/>
+              <w:rPr>
+                <w:rFonts w:ascii="Times New Roman" w:hAnsi="Times New Roman" w:cs="Times New Roman"/>
+                <w:b/>
+                <w:bCs/>
+              </w:rPr>
+            </w:pPr>
+            <w:r>
+              <w:rPr>
+                <w:rFonts w:ascii="Times New Roman" w:hAnsi="Times New Roman" w:cs="Times New Roman"/>
+                <w:b/>
+                <w:bCs/>
+              </w:rPr>
+              <w:t>Responsable</w:t>
+            </w:r>
+          </w:p>
+        </w:tc>
+        <w:tc>
+          <w:tcPr>
+            <w:tcW w:w="6120" w:type="dxa"/>
+          </w:tcPr>
+          <w:p>
+            <w:pPr>
+              <w:jc w:val="both"/>
+              <w:rPr>
+                <w:rFonts w:ascii="Times New Roman" w:hAnsi="Times New Roman" w:cs="Times New Roman"/>
+              </w:rPr>
+            </w:pPr>
+            <w:r>
+              <w:rPr>
+                <w:rFonts w:ascii="Times New Roman" w:hAnsi="Times New Roman" w:cs="Times New Roman"/>
+              </w:rPr>
+              <w:t>Desarrolladores</w:t>
+            </w:r>
+          </w:p>
+        </w:tc>
+      </w:tr>
+      <w:tr>
+        <w:trPr>
+          <w:jc w:val="center"/>
+        </w:trPr>
+        <w:tc>
+          <w:tcPr>
+            <w:tcW w:w="3145" w:type="dxa"/>
+            <w:shd w:val="clear" w:color="auto" w:fill="E8E8E8" w:themeFill="background2"/>
+            <w:vAlign w:val="center"/>
+          </w:tcPr>
+          <w:p>
+            <w:pPr>
+              <w:jc w:val="center"/>
+              <w:rPr>
+                <w:rFonts w:ascii="Times New Roman" w:hAnsi="Times New Roman" w:cs="Times New Roman"/>
+                <w:b/>
+                <w:bCs/>
+              </w:rPr>
+            </w:pPr>
+            <w:r>
+              <w:rPr>
+                <w:rFonts w:ascii="Times New Roman" w:hAnsi="Times New Roman" w:cs="Times New Roman"/>
+                <w:b/>
+                <w:bCs/>
+              </w:rPr>
+              <w:t>Descripción de la prueba</w:t>
+            </w:r>
+          </w:p>
+        </w:tc>
+        <w:tc>
+          <w:tcPr>
+            <w:tcW w:w="6120" w:type="dxa"/>
+          </w:tcPr>
+          <w:p>
+            <w:pPr>
+              <w:jc w:val="both"/>
+              <w:rPr>
+                <w:rFonts w:ascii="Times New Roman" w:hAnsi="Times New Roman" w:cs="Times New Roman"/>
+              </w:rPr>
+            </w:pPr>
+            <w:r>
+              <w:rPr>
+                <w:rFonts w:ascii="Times New Roman" w:hAnsi="Times New Roman" w:cs="Times New Roman"/>
+              </w:rPr>
+              <w:t>Se hará uso de la pestaña de perfil en el cual se muestran los datos actuales del usuario y el botón de cambiar contraseña.</w:t>
+            </w:r>
+          </w:p>
+        </w:tc>
+      </w:tr>
+      <w:tr>
+        <w:trPr>
+          <w:jc w:val="center"/>
+        </w:trPr>
+        <w:tc>
+          <w:tcPr>
+            <w:tcW w:w="3145" w:type="dxa"/>
+            <w:shd w:val="clear" w:color="auto" w:fill="E8E8E8" w:themeFill="background2"/>
+            <w:vAlign w:val="center"/>
+          </w:tcPr>
+          <w:p>
+            <w:pPr>
+              <w:jc w:val="center"/>
+              <w:rPr>
+                <w:rFonts w:ascii="Times New Roman" w:hAnsi="Times New Roman" w:cs="Times New Roman"/>
+                <w:b/>
+                <w:bCs/>
+              </w:rPr>
+            </w:pPr>
+            <w:r>
+              <w:rPr>
+                <w:rFonts w:ascii="Times New Roman" w:hAnsi="Times New Roman" w:cs="Times New Roman"/>
+                <w:b/>
+                <w:bCs/>
+              </w:rPr>
+              <w:t>Requisitos previos</w:t>
+            </w:r>
+          </w:p>
+        </w:tc>
+        <w:tc>
+          <w:tcPr>
+            <w:tcW w:w="6120" w:type="dxa"/>
+          </w:tcPr>
+          <w:p>
+            <w:pPr>
+              <w:jc w:val="both"/>
+              <w:rPr>
+                <w:rFonts w:ascii="Times New Roman" w:hAnsi="Times New Roman" w:cs="Times New Roman"/>
+              </w:rPr>
+            </w:pPr>
+            <w:r>
+              <w:rPr>
+                <w:rFonts w:ascii="Times New Roman" w:hAnsi="Times New Roman" w:cs="Times New Roman"/>
+              </w:rPr>
+              <w:t xml:space="preserve">Ingresar al sitio web, estar </w:t>
+            </w:r>
+            <w:proofErr w:type="spellStart"/>
+            <w:r>
+              <w:rPr>
+                <w:rFonts w:ascii="Times New Roman" w:hAnsi="Times New Roman" w:cs="Times New Roman"/>
+              </w:rPr>
+              <w:t>logeado</w:t>
+            </w:r>
+            <w:proofErr w:type="spellEnd"/>
+            <w:r>
+              <w:rPr>
+                <w:rFonts w:ascii="Times New Roman" w:hAnsi="Times New Roman" w:cs="Times New Roman"/>
+              </w:rPr>
+              <w:t xml:space="preserve"> como usuario y </w:t>
+            </w:r>
+            <w:r>
+              <w:rPr>
+                <w:rFonts w:ascii="Times New Roman" w:hAnsi="Times New Roman" w:cs="Times New Roman"/>
+              </w:rPr>
+              <w:t>darle clic al icono de usuario.</w:t>
+            </w:r>
+          </w:p>
+        </w:tc>
+      </w:tr>
+      <w:tr>
+        <w:trPr>
+          <w:jc w:val="center"/>
+        </w:trPr>
+        <w:tc>
+          <w:tcPr>
+            <w:tcW w:w="3145" w:type="dxa"/>
+            <w:shd w:val="clear" w:color="auto" w:fill="E8E8E8" w:themeFill="background2"/>
+            <w:vAlign w:val="center"/>
+          </w:tcPr>
+          <w:p>
+            <w:pPr>
+              <w:jc w:val="center"/>
+              <w:rPr>
+                <w:rFonts w:ascii="Times New Roman" w:hAnsi="Times New Roman" w:cs="Times New Roman"/>
+                <w:b/>
+                <w:bCs/>
+              </w:rPr>
+            </w:pPr>
+            <w:r>
+              <w:rPr>
+                <w:rFonts w:ascii="Times New Roman" w:hAnsi="Times New Roman" w:cs="Times New Roman"/>
+                <w:b/>
+                <w:bCs/>
+              </w:rPr>
+              <w:t>Resultado esperado</w:t>
+            </w:r>
+          </w:p>
+        </w:tc>
+        <w:tc>
+          <w:tcPr>
+            <w:tcW w:w="6120" w:type="dxa"/>
+          </w:tcPr>
+          <w:p>
+            <w:pPr>
+              <w:jc w:val="both"/>
+              <w:rPr>
+                <w:rFonts w:ascii="Times New Roman" w:hAnsi="Times New Roman" w:cs="Times New Roman"/>
+              </w:rPr>
+            </w:pPr>
+            <w:r>
+              <w:rPr>
+                <w:rFonts w:ascii="Times New Roman" w:hAnsi="Times New Roman" w:cs="Times New Roman"/>
+              </w:rPr>
+              <w:t xml:space="preserve">Se mostrará </w:t>
+            </w:r>
+            <w:r>
+              <w:rPr>
+                <w:rFonts w:ascii="Times New Roman" w:hAnsi="Times New Roman" w:cs="Times New Roman"/>
+              </w:rPr>
+              <w:t>una pestaña con todos los datos del usuario y con la opción de cambiar contraseña.</w:t>
+            </w:r>
+          </w:p>
+        </w:tc>
+      </w:tr>
+      <w:tr>
+        <w:trPr>
+          <w:jc w:val="center"/>
+        </w:trPr>
+        <w:tc>
+          <w:tcPr>
+            <w:tcW w:w="3145" w:type="dxa"/>
+            <w:shd w:val="clear" w:color="auto" w:fill="E8E8E8" w:themeFill="background2"/>
+            <w:vAlign w:val="center"/>
+          </w:tcPr>
+          <w:p>
+            <w:pPr>
+              <w:jc w:val="center"/>
+              <w:rPr>
+                <w:rFonts w:ascii="Times New Roman" w:hAnsi="Times New Roman" w:cs="Times New Roman"/>
+                <w:b/>
+                <w:bCs/>
+              </w:rPr>
+            </w:pPr>
+            <w:r>
+              <w:rPr>
+                <w:rFonts w:ascii="Times New Roman" w:hAnsi="Times New Roman" w:cs="Times New Roman"/>
+                <w:b/>
+                <w:bCs/>
+              </w:rPr>
+              <w:t>Resultado obtenido</w:t>
+            </w:r>
+          </w:p>
+        </w:tc>
+        <w:tc>
+          <w:tcPr>
+            <w:tcW w:w="6120" w:type="dxa"/>
+          </w:tcPr>
+          <w:p>
+            <w:pPr>
+              <w:jc w:val="both"/>
+              <w:rPr>
+                <w:rFonts w:ascii="Times New Roman" w:hAnsi="Times New Roman" w:cs="Times New Roman"/>
+              </w:rPr>
+            </w:pPr>
+            <w:r>
+              <w:rPr>
+                <w:rFonts w:ascii="Times New Roman" w:hAnsi="Times New Roman" w:cs="Times New Roman"/>
+              </w:rPr>
+              <w:t xml:space="preserve">Se mostro </w:t>
+            </w:r>
+            <w:r>
+              <w:rPr>
+                <w:rFonts w:ascii="Times New Roman" w:hAnsi="Times New Roman" w:cs="Times New Roman"/>
+              </w:rPr>
+              <w:t>la pestaña donde están los datos cargados.</w:t>
+            </w:r>
+          </w:p>
+        </w:tc>
+      </w:tr>
+      <w:tr>
+        <w:trPr>
+          <w:jc w:val="center"/>
+        </w:trPr>
+        <w:tc>
+          <w:tcPr>
+            <w:tcW w:w="3145" w:type="dxa"/>
+            <w:shd w:val="clear" w:color="auto" w:fill="E8E8E8" w:themeFill="background2"/>
+            <w:vAlign w:val="center"/>
+          </w:tcPr>
+          <w:p>
+            <w:pPr>
+              <w:jc w:val="center"/>
+              <w:rPr>
+                <w:rFonts w:ascii="Times New Roman" w:hAnsi="Times New Roman" w:cs="Times New Roman"/>
+                <w:b/>
+                <w:bCs/>
+              </w:rPr>
+            </w:pPr>
+            <w:r>
+              <w:rPr>
+                <w:rFonts w:ascii="Times New Roman" w:hAnsi="Times New Roman" w:cs="Times New Roman"/>
+                <w:b/>
+                <w:bCs/>
+              </w:rPr>
+              <w:t>Estado</w:t>
+            </w:r>
+          </w:p>
+        </w:tc>
+        <w:tc>
+          <w:tcPr>
+            <w:tcW w:w="6120" w:type="dxa"/>
+          </w:tcPr>
+          <w:p>
+            <w:pPr>
+              <w:jc w:val="both"/>
+              <w:rPr>
+                <w:rFonts w:ascii="Times New Roman" w:hAnsi="Times New Roman" w:cs="Times New Roman"/>
+              </w:rPr>
+            </w:pPr>
+            <w:r>
+              <w:rPr>
+                <w:rFonts w:ascii="Times New Roman" w:hAnsi="Times New Roman" w:cs="Times New Roman"/>
+              </w:rPr>
+              <w:t>Exitoso</w:t>
+            </w:r>
+          </w:p>
+        </w:tc>
+      </w:tr>
+      <w:tr>
+        <w:trPr>
+          <w:jc w:val="center"/>
+        </w:trPr>
+        <w:tc>
+          <w:tcPr>
+            <w:tcW w:w="3145" w:type="dxa"/>
+            <w:shd w:val="clear" w:color="auto" w:fill="E8E8E8" w:themeFill="background2"/>
+            <w:vAlign w:val="center"/>
+          </w:tcPr>
+          <w:p>
+            <w:pPr>
+              <w:jc w:val="center"/>
+              <w:rPr>
+                <w:rFonts w:ascii="Times New Roman" w:hAnsi="Times New Roman" w:cs="Times New Roman"/>
+                <w:b/>
+                <w:bCs/>
+              </w:rPr>
+            </w:pPr>
+            <w:r>
+              <w:rPr>
+                <w:rFonts w:ascii="Times New Roman" w:hAnsi="Times New Roman" w:cs="Times New Roman"/>
+                <w:b/>
+                <w:bCs/>
+              </w:rPr>
+              <w:t>Observaciones</w:t>
+            </w:r>
+          </w:p>
+        </w:tc>
+        <w:tc>
+          <w:tcPr>
+            <w:tcW w:w="6120" w:type="dxa"/>
+          </w:tcPr>
+          <w:p>
+            <w:pPr>
+              <w:jc w:val="both"/>
+              <w:rPr>
+                <w:rFonts w:ascii="Times New Roman" w:hAnsi="Times New Roman" w:cs="Times New Roman"/>
+              </w:rPr>
+            </w:pPr>
+            <w:r>
+              <w:rPr>
+                <w:rFonts w:ascii="Times New Roman" w:hAnsi="Times New Roman" w:cs="Times New Roman"/>
+              </w:rPr>
+              <w:t>-</w:t>
+            </w:r>
+          </w:p>
+        </w:tc>
+      </w:tr>
+    </w:tbl>
+    <w:p>
+      <w:pPr>
         <w:pStyle w:val="Ttulo3"/>
       </w:pPr>
-      <w:bookmarkStart w:id="34" w:name="_Toc197481413"/>
+      <w:bookmarkStart w:id="34" w:name="_Toc202299700"/>
       <w:r>
         <w:t>Modulo Bibliotecario</w:t>
       </w:r>
@@ -11123,15 +10689,15 @@
                 <w:b/>
                 <w:bCs/>
               </w:rPr>
-              <w:t>CP-0</w:t>
-            </w:r>
-            <w:r>
-              <w:rPr>
-                <w:rFonts w:ascii="Times New Roman" w:hAnsi="Times New Roman" w:cs="Times New Roman"/>
-                <w:b/>
-                <w:bCs/>
-              </w:rPr>
-              <w:t>10</w:t>
+              <w:t>CP-01</w:t>
+            </w:r>
+            <w:r>
+              <w:rPr>
+                <w:rFonts w:ascii="Times New Roman" w:hAnsi="Times New Roman" w:cs="Times New Roman"/>
+                <w:b/>
+                <w:bCs/>
+              </w:rPr>
+              <w:t>1</w:t>
             </w:r>
           </w:p>
         </w:tc>
@@ -11629,7 +11195,7 @@
                 <w:b/>
                 <w:bCs/>
               </w:rPr>
-              <w:t>1</w:t>
+              <w:t>2</w:t>
             </w:r>
           </w:p>
         </w:tc>
@@ -11776,13 +11342,7 @@
               <w:rPr>
                 <w:rFonts w:ascii="Times New Roman" w:hAnsi="Times New Roman" w:cs="Times New Roman"/>
               </w:rPr>
-              <w:t xml:space="preserve">Se hará </w:t>
-            </w:r>
-            <w:r>
-              <w:rPr>
-                <w:rFonts w:ascii="Times New Roman" w:hAnsi="Times New Roman" w:cs="Times New Roman"/>
-              </w:rPr>
-              <w:t>uso de la pestaña listado de préstamo para visualizar los prestamos activos e inactivos.</w:t>
+              <w:t>Se hará uso de la pestaña Listado de Préstamos para visualizar los préstamos activos e inactivos registrados en el sistema.</w:t>
             </w:r>
           </w:p>
         </w:tc>
@@ -11894,13 +11454,14 @@
               <w:rPr>
                 <w:rFonts w:ascii="Times New Roman" w:hAnsi="Times New Roman" w:cs="Times New Roman"/>
               </w:rPr>
-              <w:t>Se mostrará una pestaña con tod</w:t>
-            </w:r>
-            <w:r>
-              <w:rPr>
-                <w:rFonts w:ascii="Times New Roman" w:hAnsi="Times New Roman" w:cs="Times New Roman"/>
-              </w:rPr>
-              <w:t>as las solicitudes de préstamo activas e inactivas.</w:t>
+              <w:t xml:space="preserve">Se mostrará una interfaz con dos secciones: una tabla que lista las solicitudes de préstamo activas y otra para las inactivas. El bibliotecario podrá marcar la devolución del libro mediante el </w:t>
+            </w:r>
+            <w:r>
+              <w:rPr>
+                <w:rFonts w:ascii="Times New Roman" w:hAnsi="Times New Roman" w:cs="Times New Roman"/>
+              </w:rPr>
+              <w:lastRenderedPageBreak/>
+              <w:t>botón "Devolver", lo cual moverá automáticamente el registro a la tabla de préstamos inactivos.</w:t>
             </w:r>
           </w:p>
         </w:tc>
@@ -11930,6 +11491,7 @@
                 <w:b/>
                 <w:bCs/>
               </w:rPr>
+              <w:lastRenderedPageBreak/>
               <w:t>Resultado obtenido</w:t>
             </w:r>
           </w:p>
@@ -11949,13 +11511,31 @@
               <w:rPr>
                 <w:rFonts w:ascii="Times New Roman" w:hAnsi="Times New Roman" w:cs="Times New Roman"/>
               </w:rPr>
-              <w:t>Se mostro la pestaña donde están los datos cargado</w:t>
-            </w:r>
-            <w:r>
-              <w:rPr>
-                <w:rFonts w:ascii="Times New Roman" w:hAnsi="Times New Roman" w:cs="Times New Roman"/>
-              </w:rPr>
-              <w:t>s.</w:t>
+              <w:t>Se visualizó correctamente la pestaña con ambas tablas</w:t>
+            </w:r>
+            <w:r>
+              <w:rPr>
+                <w:rFonts w:ascii="Times New Roman" w:hAnsi="Times New Roman" w:cs="Times New Roman"/>
+              </w:rPr>
+              <w:t xml:space="preserve">. </w:t>
+            </w:r>
+            <w:r>
+              <w:rPr>
+                <w:rFonts w:ascii="Times New Roman" w:hAnsi="Times New Roman" w:cs="Times New Roman"/>
+              </w:rPr>
+              <w:t>Al hacer clic en "Devolver"</w:t>
+            </w:r>
+            <w:r>
+              <w:rPr>
+                <w:rFonts w:ascii="Times New Roman" w:hAnsi="Times New Roman" w:cs="Times New Roman"/>
+              </w:rPr>
+              <w:t xml:space="preserve"> en la tabla de solitudes activas</w:t>
+            </w:r>
+            <w:r>
+              <w:rPr>
+                <w:rFonts w:ascii="Times New Roman" w:hAnsi="Times New Roman" w:cs="Times New Roman"/>
+              </w:rPr>
+              <w:t>, el préstamo se trasladó correctamente a la sección de préstamos inactivos.</w:t>
             </w:r>
           </w:p>
         </w:tc>
@@ -12059,34 +11639,6 @@
         </w:tc>
       </w:tr>
     </w:tbl>
-    <w:p>
-      <w:pPr>
-        <w:rPr>
-          <w:rFonts w:ascii="Times New Roman" w:hAnsi="Times New Roman" w:cs="Times New Roman"/>
-        </w:rPr>
-      </w:pPr>
-    </w:p>
-    <w:p>
-      <w:pPr>
-        <w:rPr>
-          <w:rFonts w:ascii="Times New Roman" w:hAnsi="Times New Roman" w:cs="Times New Roman"/>
-        </w:rPr>
-      </w:pPr>
-    </w:p>
-    <w:p>
-      <w:pPr>
-        <w:rPr>
-          <w:rFonts w:ascii="Times New Roman" w:hAnsi="Times New Roman" w:cs="Times New Roman"/>
-        </w:rPr>
-      </w:pPr>
-    </w:p>
-    <w:p>
-      <w:pPr>
-        <w:rPr>
-          <w:rFonts w:ascii="Times New Roman" w:hAnsi="Times New Roman" w:cs="Times New Roman"/>
-        </w:rPr>
-      </w:pPr>
-    </w:p>
     <w:p>
       <w:pPr>
         <w:rPr>
@@ -12161,7 +11713,7 @@
                 <w:b/>
                 <w:bCs/>
               </w:rPr>
-              <w:t>2</w:t>
+              <w:t>3</w:t>
             </w:r>
           </w:p>
         </w:tc>
@@ -12373,14 +11925,12 @@
               </w:rPr>
               <w:t xml:space="preserve"> como bibliotecario y acceder a la pestaña de solicitudes de </w:t>
             </w:r>
-            <w:proofErr w:type="spellStart"/>
-            <w:r>
-              <w:rPr>
-                <w:rFonts w:ascii="Times New Roman" w:hAnsi="Times New Roman" w:cs="Times New Roman"/>
-              </w:rPr>
-              <w:t>prestamo</w:t>
-            </w:r>
-            <w:proofErr w:type="spellEnd"/>
+            <w:r>
+              <w:rPr>
+                <w:rFonts w:ascii="Times New Roman" w:hAnsi="Times New Roman" w:cs="Times New Roman"/>
+              </w:rPr>
+              <w:t>préstamo</w:t>
+            </w:r>
           </w:p>
         </w:tc>
       </w:tr>
@@ -12590,35 +12140,1722 @@
     </w:p>
     <w:p>
       <w:pPr>
-        <w:pStyle w:val="Ttulo1"/>
-        <w:rPr>
-          <w:lang w:val="es-EC"/>
-        </w:rPr>
-      </w:pPr>
-      <w:bookmarkStart w:id="35" w:name="_Toc197481414"/>
+        <w:pStyle w:val="Ttulo3"/>
+      </w:pPr>
+      <w:bookmarkStart w:id="35" w:name="_Toc202299701"/>
       <w:r>
-        <w:rPr>
-          <w:lang w:val="es-EC"/>
-        </w:rPr>
-        <w:t>Criterios de entrada y de salida</w:t>
+        <w:t xml:space="preserve">Modulo </w:t>
+      </w:r>
+      <w:r>
+        <w:t>Administrador</w:t>
       </w:r>
       <w:bookmarkEnd w:id="35"/>
     </w:p>
+    <w:tbl>
+      <w:tblPr>
+        <w:tblStyle w:val="Tablaconcuadrcula"/>
+        <w:tblW w:w="9265" w:type="dxa"/>
+        <w:jc w:val="center"/>
+        <w:tblLook w:val="04A0" w:firstRow="1" w:lastRow="0" w:firstColumn="1" w:lastColumn="0" w:noHBand="0" w:noVBand="1"/>
+      </w:tblPr>
+      <w:tblGrid>
+        <w:gridCol w:w="3145"/>
+        <w:gridCol w:w="6120"/>
+      </w:tblGrid>
+      <w:tr>
+        <w:trPr>
+          <w:jc w:val="center"/>
+        </w:trPr>
+        <w:tc>
+          <w:tcPr>
+            <w:tcW w:w="3145" w:type="dxa"/>
+            <w:shd w:val="clear" w:color="auto" w:fill="E8E8E8" w:themeFill="background2"/>
+            <w:vAlign w:val="center"/>
+          </w:tcPr>
+          <w:p>
+            <w:pPr>
+              <w:jc w:val="center"/>
+              <w:rPr>
+                <w:rFonts w:ascii="Times New Roman" w:hAnsi="Times New Roman" w:cs="Times New Roman"/>
+                <w:b/>
+                <w:bCs/>
+              </w:rPr>
+            </w:pPr>
+            <w:r>
+              <w:rPr>
+                <w:rFonts w:ascii="Times New Roman" w:hAnsi="Times New Roman" w:cs="Times New Roman"/>
+                <w:b/>
+                <w:bCs/>
+              </w:rPr>
+              <w:t>Código</w:t>
+            </w:r>
+          </w:p>
+        </w:tc>
+        <w:tc>
+          <w:tcPr>
+            <w:tcW w:w="6120" w:type="dxa"/>
+          </w:tcPr>
+          <w:p>
+            <w:pPr>
+              <w:jc w:val="both"/>
+              <w:rPr>
+                <w:rFonts w:ascii="Times New Roman" w:hAnsi="Times New Roman" w:cs="Times New Roman"/>
+                <w:b/>
+                <w:bCs/>
+              </w:rPr>
+            </w:pPr>
+            <w:r>
+              <w:rPr>
+                <w:rFonts w:ascii="Times New Roman" w:hAnsi="Times New Roman" w:cs="Times New Roman"/>
+                <w:b/>
+                <w:bCs/>
+              </w:rPr>
+              <w:t>CP-01</w:t>
+            </w:r>
+            <w:r>
+              <w:rPr>
+                <w:rFonts w:ascii="Times New Roman" w:hAnsi="Times New Roman" w:cs="Times New Roman"/>
+                <w:b/>
+                <w:bCs/>
+              </w:rPr>
+              <w:t>4</w:t>
+            </w:r>
+          </w:p>
+        </w:tc>
+      </w:tr>
+      <w:tr>
+        <w:trPr>
+          <w:jc w:val="center"/>
+        </w:trPr>
+        <w:tc>
+          <w:tcPr>
+            <w:tcW w:w="3145" w:type="dxa"/>
+            <w:shd w:val="clear" w:color="auto" w:fill="E8E8E8" w:themeFill="background2"/>
+            <w:vAlign w:val="center"/>
+          </w:tcPr>
+          <w:p>
+            <w:pPr>
+              <w:jc w:val="center"/>
+              <w:rPr>
+                <w:rFonts w:ascii="Times New Roman" w:hAnsi="Times New Roman" w:cs="Times New Roman"/>
+                <w:b/>
+                <w:bCs/>
+              </w:rPr>
+            </w:pPr>
+            <w:r>
+              <w:rPr>
+                <w:rFonts w:ascii="Times New Roman" w:hAnsi="Times New Roman" w:cs="Times New Roman"/>
+                <w:b/>
+                <w:bCs/>
+              </w:rPr>
+              <w:t>Caso de prueba</w:t>
+            </w:r>
+          </w:p>
+        </w:tc>
+        <w:tc>
+          <w:tcPr>
+            <w:tcW w:w="6120" w:type="dxa"/>
+          </w:tcPr>
+          <w:p>
+            <w:pPr>
+              <w:jc w:val="both"/>
+              <w:rPr>
+                <w:rFonts w:ascii="Times New Roman" w:hAnsi="Times New Roman" w:cs="Times New Roman"/>
+              </w:rPr>
+            </w:pPr>
+            <w:r>
+              <w:rPr>
+                <w:rFonts w:ascii="Times New Roman" w:hAnsi="Times New Roman" w:cs="Times New Roman"/>
+              </w:rPr>
+              <w:t>Registro</w:t>
+            </w:r>
+            <w:r>
+              <w:rPr>
+                <w:rFonts w:ascii="Times New Roman" w:hAnsi="Times New Roman" w:cs="Times New Roman"/>
+              </w:rPr>
+              <w:t xml:space="preserve"> y listado de libros</w:t>
+            </w:r>
+          </w:p>
+        </w:tc>
+      </w:tr>
+      <w:tr>
+        <w:trPr>
+          <w:jc w:val="center"/>
+        </w:trPr>
+        <w:tc>
+          <w:tcPr>
+            <w:tcW w:w="3145" w:type="dxa"/>
+            <w:shd w:val="clear" w:color="auto" w:fill="E8E8E8" w:themeFill="background2"/>
+            <w:vAlign w:val="center"/>
+          </w:tcPr>
+          <w:p>
+            <w:pPr>
+              <w:jc w:val="center"/>
+              <w:rPr>
+                <w:rFonts w:ascii="Times New Roman" w:hAnsi="Times New Roman" w:cs="Times New Roman"/>
+                <w:b/>
+                <w:bCs/>
+              </w:rPr>
+            </w:pPr>
+            <w:r>
+              <w:rPr>
+                <w:rFonts w:ascii="Times New Roman" w:hAnsi="Times New Roman" w:cs="Times New Roman"/>
+                <w:b/>
+                <w:bCs/>
+              </w:rPr>
+              <w:t>Responsable</w:t>
+            </w:r>
+          </w:p>
+        </w:tc>
+        <w:tc>
+          <w:tcPr>
+            <w:tcW w:w="6120" w:type="dxa"/>
+          </w:tcPr>
+          <w:p>
+            <w:pPr>
+              <w:jc w:val="both"/>
+              <w:rPr>
+                <w:rFonts w:ascii="Times New Roman" w:hAnsi="Times New Roman" w:cs="Times New Roman"/>
+              </w:rPr>
+            </w:pPr>
+            <w:r>
+              <w:rPr>
+                <w:rFonts w:ascii="Times New Roman" w:hAnsi="Times New Roman" w:cs="Times New Roman"/>
+              </w:rPr>
+              <w:t>Desarrolladores</w:t>
+            </w:r>
+          </w:p>
+        </w:tc>
+      </w:tr>
+      <w:tr>
+        <w:trPr>
+          <w:jc w:val="center"/>
+        </w:trPr>
+        <w:tc>
+          <w:tcPr>
+            <w:tcW w:w="3145" w:type="dxa"/>
+            <w:shd w:val="clear" w:color="auto" w:fill="E8E8E8" w:themeFill="background2"/>
+            <w:vAlign w:val="center"/>
+          </w:tcPr>
+          <w:p>
+            <w:pPr>
+              <w:jc w:val="center"/>
+              <w:rPr>
+                <w:rFonts w:ascii="Times New Roman" w:hAnsi="Times New Roman" w:cs="Times New Roman"/>
+                <w:b/>
+                <w:bCs/>
+              </w:rPr>
+            </w:pPr>
+            <w:r>
+              <w:rPr>
+                <w:rFonts w:ascii="Times New Roman" w:hAnsi="Times New Roman" w:cs="Times New Roman"/>
+                <w:b/>
+                <w:bCs/>
+              </w:rPr>
+              <w:t>Descripción de la prueba</w:t>
+            </w:r>
+          </w:p>
+        </w:tc>
+        <w:tc>
+          <w:tcPr>
+            <w:tcW w:w="6120" w:type="dxa"/>
+          </w:tcPr>
+          <w:p>
+            <w:pPr>
+              <w:jc w:val="both"/>
+              <w:rPr>
+                <w:rFonts w:ascii="Times New Roman" w:hAnsi="Times New Roman" w:cs="Times New Roman"/>
+              </w:rPr>
+            </w:pPr>
+            <w:r>
+              <w:rPr>
+                <w:rFonts w:ascii="Times New Roman" w:hAnsi="Times New Roman" w:cs="Times New Roman"/>
+              </w:rPr>
+              <w:t>Se hará uso de la pestaña</w:t>
+            </w:r>
+            <w:r>
+              <w:rPr>
+                <w:rFonts w:ascii="Times New Roman" w:hAnsi="Times New Roman" w:cs="Times New Roman"/>
+              </w:rPr>
+              <w:t xml:space="preserve"> </w:t>
+            </w:r>
+            <w:r>
+              <w:rPr>
+                <w:rFonts w:ascii="Times New Roman" w:hAnsi="Times New Roman" w:cs="Times New Roman"/>
+              </w:rPr>
+              <w:t>registro</w:t>
+            </w:r>
+            <w:r>
+              <w:rPr>
+                <w:rFonts w:ascii="Times New Roman" w:hAnsi="Times New Roman" w:cs="Times New Roman"/>
+              </w:rPr>
+              <w:t xml:space="preserve"> y listado de libros </w:t>
+            </w:r>
+            <w:r>
+              <w:rPr>
+                <w:rFonts w:ascii="Times New Roman" w:hAnsi="Times New Roman" w:cs="Times New Roman"/>
+              </w:rPr>
+              <w:t xml:space="preserve">para </w:t>
+            </w:r>
+            <w:r>
+              <w:rPr>
+                <w:rFonts w:ascii="Times New Roman" w:hAnsi="Times New Roman" w:cs="Times New Roman"/>
+              </w:rPr>
+              <w:t>ingresar y listar libros</w:t>
+            </w:r>
+            <w:r>
+              <w:rPr>
+                <w:rFonts w:ascii="Times New Roman" w:hAnsi="Times New Roman" w:cs="Times New Roman"/>
+              </w:rPr>
+              <w:t xml:space="preserve"> </w:t>
+            </w:r>
+          </w:p>
+          <w:p>
+            <w:pPr>
+              <w:jc w:val="both"/>
+              <w:rPr>
+                <w:rFonts w:ascii="Times New Roman" w:hAnsi="Times New Roman" w:cs="Times New Roman"/>
+              </w:rPr>
+            </w:pPr>
+            <w:r>
+              <w:rPr>
+                <w:rFonts w:ascii="Times New Roman" w:hAnsi="Times New Roman" w:cs="Times New Roman"/>
+              </w:rPr>
+              <w:t xml:space="preserve">Para el </w:t>
+            </w:r>
+            <w:r>
+              <w:rPr>
+                <w:rFonts w:ascii="Times New Roman" w:hAnsi="Times New Roman" w:cs="Times New Roman"/>
+              </w:rPr>
+              <w:t xml:space="preserve">registro </w:t>
+            </w:r>
+            <w:r>
+              <w:rPr>
+                <w:rFonts w:ascii="Times New Roman" w:hAnsi="Times New Roman" w:cs="Times New Roman"/>
+              </w:rPr>
+              <w:t xml:space="preserve">del libro se ingresará los </w:t>
+            </w:r>
+            <w:r>
+              <w:rPr>
+                <w:rFonts w:ascii="Times New Roman" w:hAnsi="Times New Roman" w:cs="Times New Roman"/>
+              </w:rPr>
+              <w:t>siguientes parámetros</w:t>
+            </w:r>
+            <w:r>
+              <w:rPr>
+                <w:rFonts w:ascii="Times New Roman" w:hAnsi="Times New Roman" w:cs="Times New Roman"/>
+              </w:rPr>
+              <w:t>:</w:t>
+            </w:r>
+          </w:p>
+          <w:p>
+            <w:pPr>
+              <w:pStyle w:val="Prrafodelista"/>
+              <w:numPr>
+                <w:ilvl w:val="0"/>
+                <w:numId w:val="21"/>
+              </w:numPr>
+              <w:jc w:val="both"/>
+              <w:rPr>
+                <w:rFonts w:ascii="Times New Roman" w:hAnsi="Times New Roman" w:cs="Times New Roman"/>
+                <w:b/>
+                <w:bCs/>
+              </w:rPr>
+            </w:pPr>
+            <w:proofErr w:type="spellStart"/>
+            <w:r>
+              <w:rPr>
+                <w:rFonts w:ascii="Times New Roman" w:hAnsi="Times New Roman" w:cs="Times New Roman"/>
+                <w:b/>
+                <w:bCs/>
+              </w:rPr>
+              <w:t>Isbn</w:t>
+            </w:r>
+            <w:proofErr w:type="spellEnd"/>
+            <w:r>
+              <w:rPr>
+                <w:rFonts w:ascii="Times New Roman" w:hAnsi="Times New Roman" w:cs="Times New Roman"/>
+                <w:b/>
+                <w:bCs/>
+              </w:rPr>
+              <w:t xml:space="preserve">: </w:t>
+            </w:r>
+            <w:r>
+              <w:rPr>
+                <w:rFonts w:ascii="Times New Roman" w:hAnsi="Times New Roman" w:cs="Times New Roman"/>
+              </w:rPr>
+              <w:t>751-1457846924</w:t>
+            </w:r>
+          </w:p>
+          <w:p>
+            <w:pPr>
+              <w:pStyle w:val="Prrafodelista"/>
+              <w:numPr>
+                <w:ilvl w:val="0"/>
+                <w:numId w:val="21"/>
+              </w:numPr>
+              <w:rPr>
+                <w:rFonts w:ascii="Times New Roman" w:hAnsi="Times New Roman" w:cs="Times New Roman"/>
+                <w:b/>
+                <w:bCs/>
+              </w:rPr>
+            </w:pPr>
+            <w:r>
+              <w:rPr>
+                <w:rFonts w:ascii="Times New Roman" w:hAnsi="Times New Roman" w:cs="Times New Roman"/>
+                <w:b/>
+                <w:bCs/>
+              </w:rPr>
+              <w:t xml:space="preserve">Título: </w:t>
+            </w:r>
+            <w:r>
+              <w:rPr>
+                <w:rFonts w:ascii="Times New Roman" w:hAnsi="Times New Roman" w:cs="Times New Roman"/>
+              </w:rPr>
+              <w:t>Las mil y una noche</w:t>
+            </w:r>
+          </w:p>
+          <w:p>
+            <w:pPr>
+              <w:pStyle w:val="Prrafodelista"/>
+              <w:numPr>
+                <w:ilvl w:val="0"/>
+                <w:numId w:val="21"/>
+              </w:numPr>
+              <w:rPr>
+                <w:rFonts w:ascii="Times New Roman" w:hAnsi="Times New Roman" w:cs="Times New Roman"/>
+                <w:b/>
+                <w:bCs/>
+              </w:rPr>
+            </w:pPr>
+            <w:r>
+              <w:rPr>
+                <w:rFonts w:ascii="Times New Roman" w:hAnsi="Times New Roman" w:cs="Times New Roman"/>
+                <w:b/>
+                <w:bCs/>
+              </w:rPr>
+              <w:t xml:space="preserve">Género: </w:t>
+            </w:r>
+            <w:r>
+              <w:rPr>
+                <w:rFonts w:ascii="Times New Roman" w:hAnsi="Times New Roman" w:cs="Times New Roman"/>
+              </w:rPr>
+              <w:t>La creación del desarrollador</w:t>
+            </w:r>
+          </w:p>
+          <w:p>
+            <w:pPr>
+              <w:pStyle w:val="Prrafodelista"/>
+              <w:numPr>
+                <w:ilvl w:val="0"/>
+                <w:numId w:val="21"/>
+              </w:numPr>
+              <w:rPr>
+                <w:rFonts w:ascii="Times New Roman" w:hAnsi="Times New Roman" w:cs="Times New Roman"/>
+                <w:b/>
+                <w:bCs/>
+              </w:rPr>
+            </w:pPr>
+            <w:r>
+              <w:rPr>
+                <w:rFonts w:ascii="Times New Roman" w:hAnsi="Times New Roman" w:cs="Times New Roman"/>
+                <w:b/>
+                <w:bCs/>
+              </w:rPr>
+              <w:t xml:space="preserve">Cantidad: </w:t>
+            </w:r>
+            <w:r>
+              <w:rPr>
+                <w:rFonts w:ascii="Times New Roman" w:hAnsi="Times New Roman" w:cs="Times New Roman"/>
+              </w:rPr>
+              <w:t>5</w:t>
+            </w:r>
+          </w:p>
+          <w:p>
+            <w:pPr>
+              <w:pStyle w:val="Prrafodelista"/>
+              <w:numPr>
+                <w:ilvl w:val="0"/>
+                <w:numId w:val="21"/>
+              </w:numPr>
+              <w:rPr>
+                <w:rFonts w:ascii="Times New Roman" w:hAnsi="Times New Roman" w:cs="Times New Roman"/>
+                <w:b/>
+                <w:bCs/>
+              </w:rPr>
+            </w:pPr>
+            <w:r>
+              <w:rPr>
+                <w:rFonts w:ascii="Times New Roman" w:hAnsi="Times New Roman" w:cs="Times New Roman"/>
+                <w:b/>
+                <w:bCs/>
+              </w:rPr>
+              <w:t xml:space="preserve">Autor: </w:t>
+            </w:r>
+            <w:r>
+              <w:rPr>
+                <w:rFonts w:ascii="Times New Roman" w:hAnsi="Times New Roman" w:cs="Times New Roman"/>
+              </w:rPr>
+              <w:t>Don Omar</w:t>
+            </w:r>
+          </w:p>
+          <w:p>
+            <w:pPr>
+              <w:pStyle w:val="Prrafodelista"/>
+              <w:numPr>
+                <w:ilvl w:val="0"/>
+                <w:numId w:val="21"/>
+              </w:numPr>
+              <w:rPr>
+                <w:rFonts w:ascii="Times New Roman" w:hAnsi="Times New Roman" w:cs="Times New Roman"/>
+              </w:rPr>
+            </w:pPr>
+            <w:r>
+              <w:rPr>
+                <w:rFonts w:ascii="Times New Roman" w:hAnsi="Times New Roman" w:cs="Times New Roman"/>
+                <w:b/>
+                <w:bCs/>
+              </w:rPr>
+              <w:t xml:space="preserve">Editorial: </w:t>
+            </w:r>
+            <w:proofErr w:type="spellStart"/>
+            <w:r>
+              <w:rPr>
+                <w:rFonts w:ascii="Times New Roman" w:hAnsi="Times New Roman" w:cs="Times New Roman"/>
+              </w:rPr>
+              <w:t>ElGrant</w:t>
+            </w:r>
+            <w:proofErr w:type="spellEnd"/>
+          </w:p>
+          <w:p>
+            <w:pPr>
+              <w:jc w:val="both"/>
+              <w:rPr>
+                <w:rFonts w:ascii="Times New Roman" w:hAnsi="Times New Roman" w:cs="Times New Roman"/>
+              </w:rPr>
+            </w:pPr>
+            <w:r>
+              <w:rPr>
+                <w:rFonts w:ascii="Times New Roman" w:hAnsi="Times New Roman" w:cs="Times New Roman"/>
+              </w:rPr>
+              <w:t xml:space="preserve">Se muestra la lista de todos los libros </w:t>
+            </w:r>
+            <w:r>
+              <w:rPr>
+                <w:rFonts w:ascii="Times New Roman" w:hAnsi="Times New Roman" w:cs="Times New Roman"/>
+              </w:rPr>
+              <w:t xml:space="preserve">con su respectiva información </w:t>
+            </w:r>
+            <w:r>
+              <w:rPr>
+                <w:rFonts w:ascii="Times New Roman" w:hAnsi="Times New Roman" w:cs="Times New Roman"/>
+              </w:rPr>
+              <w:t>en una tabla</w:t>
+            </w:r>
+            <w:r>
+              <w:rPr>
+                <w:rFonts w:ascii="Times New Roman" w:hAnsi="Times New Roman" w:cs="Times New Roman"/>
+              </w:rPr>
+              <w:t xml:space="preserve"> incluido el recién ingresado.</w:t>
+            </w:r>
+          </w:p>
+        </w:tc>
+      </w:tr>
+      <w:tr>
+        <w:trPr>
+          <w:jc w:val="center"/>
+        </w:trPr>
+        <w:tc>
+          <w:tcPr>
+            <w:tcW w:w="3145" w:type="dxa"/>
+            <w:shd w:val="clear" w:color="auto" w:fill="E8E8E8" w:themeFill="background2"/>
+            <w:vAlign w:val="center"/>
+          </w:tcPr>
+          <w:p>
+            <w:pPr>
+              <w:jc w:val="center"/>
+              <w:rPr>
+                <w:rFonts w:ascii="Times New Roman" w:hAnsi="Times New Roman" w:cs="Times New Roman"/>
+                <w:b/>
+                <w:bCs/>
+              </w:rPr>
+            </w:pPr>
+            <w:r>
+              <w:rPr>
+                <w:rFonts w:ascii="Times New Roman" w:hAnsi="Times New Roman" w:cs="Times New Roman"/>
+                <w:b/>
+                <w:bCs/>
+              </w:rPr>
+              <w:t>Requisitos previos</w:t>
+            </w:r>
+          </w:p>
+        </w:tc>
+        <w:tc>
+          <w:tcPr>
+            <w:tcW w:w="6120" w:type="dxa"/>
+          </w:tcPr>
+          <w:p>
+            <w:pPr>
+              <w:jc w:val="both"/>
+              <w:rPr>
+                <w:rFonts w:ascii="Times New Roman" w:hAnsi="Times New Roman" w:cs="Times New Roman"/>
+              </w:rPr>
+            </w:pPr>
+            <w:r>
+              <w:rPr>
+                <w:rFonts w:ascii="Times New Roman" w:hAnsi="Times New Roman" w:cs="Times New Roman"/>
+              </w:rPr>
+              <w:t xml:space="preserve">Ingresar al sitio web, estar </w:t>
+            </w:r>
+            <w:proofErr w:type="spellStart"/>
+            <w:r>
+              <w:rPr>
+                <w:rFonts w:ascii="Times New Roman" w:hAnsi="Times New Roman" w:cs="Times New Roman"/>
+              </w:rPr>
+              <w:t>logeado</w:t>
+            </w:r>
+            <w:proofErr w:type="spellEnd"/>
+            <w:r>
+              <w:rPr>
+                <w:rFonts w:ascii="Times New Roman" w:hAnsi="Times New Roman" w:cs="Times New Roman"/>
+              </w:rPr>
+              <w:t xml:space="preserve"> como </w:t>
+            </w:r>
+            <w:r>
+              <w:rPr>
+                <w:rFonts w:ascii="Times New Roman" w:hAnsi="Times New Roman" w:cs="Times New Roman"/>
+              </w:rPr>
+              <w:t>administrador</w:t>
+            </w:r>
+            <w:r>
+              <w:rPr>
+                <w:rFonts w:ascii="Times New Roman" w:hAnsi="Times New Roman" w:cs="Times New Roman"/>
+              </w:rPr>
+              <w:t xml:space="preserve"> y acceder a la pestaña de </w:t>
+            </w:r>
+            <w:r>
+              <w:rPr>
+                <w:rFonts w:ascii="Times New Roman" w:hAnsi="Times New Roman" w:cs="Times New Roman"/>
+              </w:rPr>
+              <w:t>ingreso y listado de libros</w:t>
+            </w:r>
+            <w:r>
+              <w:rPr>
+                <w:rFonts w:ascii="Times New Roman" w:hAnsi="Times New Roman" w:cs="Times New Roman"/>
+              </w:rPr>
+              <w:t>.</w:t>
+            </w:r>
+          </w:p>
+        </w:tc>
+      </w:tr>
+      <w:tr>
+        <w:trPr>
+          <w:jc w:val="center"/>
+        </w:trPr>
+        <w:tc>
+          <w:tcPr>
+            <w:tcW w:w="3145" w:type="dxa"/>
+            <w:shd w:val="clear" w:color="auto" w:fill="E8E8E8" w:themeFill="background2"/>
+            <w:vAlign w:val="center"/>
+          </w:tcPr>
+          <w:p>
+            <w:pPr>
+              <w:jc w:val="center"/>
+              <w:rPr>
+                <w:rFonts w:ascii="Times New Roman" w:hAnsi="Times New Roman" w:cs="Times New Roman"/>
+                <w:b/>
+                <w:bCs/>
+              </w:rPr>
+            </w:pPr>
+            <w:r>
+              <w:rPr>
+                <w:rFonts w:ascii="Times New Roman" w:hAnsi="Times New Roman" w:cs="Times New Roman"/>
+                <w:b/>
+                <w:bCs/>
+              </w:rPr>
+              <w:t>Resultado esperado</w:t>
+            </w:r>
+          </w:p>
+        </w:tc>
+        <w:tc>
+          <w:tcPr>
+            <w:tcW w:w="6120" w:type="dxa"/>
+          </w:tcPr>
+          <w:p>
+            <w:pPr>
+              <w:rPr>
+                <w:rFonts w:ascii="Times New Roman" w:hAnsi="Times New Roman" w:cs="Times New Roman"/>
+                <w:b/>
+                <w:bCs/>
+              </w:rPr>
+            </w:pPr>
+            <w:r>
+              <w:rPr>
+                <w:rFonts w:ascii="Times New Roman" w:hAnsi="Times New Roman" w:cs="Times New Roman"/>
+              </w:rPr>
+              <w:t xml:space="preserve">Se espera que el </w:t>
+            </w:r>
+            <w:r>
+              <w:rPr>
+                <w:rFonts w:ascii="Times New Roman" w:hAnsi="Times New Roman" w:cs="Times New Roman"/>
+              </w:rPr>
+              <w:t>libro</w:t>
+            </w:r>
+            <w:r>
+              <w:rPr>
+                <w:rFonts w:ascii="Times New Roman" w:hAnsi="Times New Roman" w:cs="Times New Roman"/>
+              </w:rPr>
+              <w:t xml:space="preserve"> se registre de manera exitosa</w:t>
+            </w:r>
+            <w:r>
+              <w:rPr>
+                <w:rFonts w:ascii="Times New Roman" w:hAnsi="Times New Roman" w:cs="Times New Roman"/>
+              </w:rPr>
+              <w:t xml:space="preserve"> y se muestre en la tabla donde se listan todos los libros.</w:t>
+            </w:r>
+          </w:p>
+        </w:tc>
+      </w:tr>
+      <w:tr>
+        <w:trPr>
+          <w:jc w:val="center"/>
+        </w:trPr>
+        <w:tc>
+          <w:tcPr>
+            <w:tcW w:w="3145" w:type="dxa"/>
+            <w:shd w:val="clear" w:color="auto" w:fill="E8E8E8" w:themeFill="background2"/>
+            <w:vAlign w:val="center"/>
+          </w:tcPr>
+          <w:p>
+            <w:pPr>
+              <w:jc w:val="center"/>
+              <w:rPr>
+                <w:rFonts w:ascii="Times New Roman" w:hAnsi="Times New Roman" w:cs="Times New Roman"/>
+                <w:b/>
+                <w:bCs/>
+              </w:rPr>
+            </w:pPr>
+            <w:r>
+              <w:rPr>
+                <w:rFonts w:ascii="Times New Roman" w:hAnsi="Times New Roman" w:cs="Times New Roman"/>
+                <w:b/>
+                <w:bCs/>
+              </w:rPr>
+              <w:t>Resultado obtenido</w:t>
+            </w:r>
+          </w:p>
+        </w:tc>
+        <w:tc>
+          <w:tcPr>
+            <w:tcW w:w="6120" w:type="dxa"/>
+          </w:tcPr>
+          <w:p>
+            <w:pPr>
+              <w:jc w:val="both"/>
+              <w:rPr>
+                <w:rFonts w:ascii="Times New Roman" w:hAnsi="Times New Roman" w:cs="Times New Roman"/>
+              </w:rPr>
+            </w:pPr>
+            <w:r>
+              <w:rPr>
+                <w:rFonts w:ascii="Times New Roman" w:hAnsi="Times New Roman" w:cs="Times New Roman"/>
+              </w:rPr>
+              <w:t xml:space="preserve">Se registro correctamente el </w:t>
+            </w:r>
+            <w:r>
+              <w:rPr>
+                <w:rFonts w:ascii="Times New Roman" w:hAnsi="Times New Roman" w:cs="Times New Roman"/>
+              </w:rPr>
+              <w:t>libro</w:t>
+            </w:r>
+            <w:r>
+              <w:rPr>
+                <w:rFonts w:ascii="Times New Roman" w:hAnsi="Times New Roman" w:cs="Times New Roman"/>
+              </w:rPr>
+              <w:t xml:space="preserve"> y se muestra los libros ordenados en la tabla</w:t>
+            </w:r>
+            <w:r>
+              <w:rPr>
+                <w:rFonts w:ascii="Times New Roman" w:hAnsi="Times New Roman" w:cs="Times New Roman"/>
+              </w:rPr>
+              <w:t xml:space="preserve"> incluido el recién ingresado</w:t>
+            </w:r>
+            <w:r>
+              <w:rPr>
+                <w:rFonts w:ascii="Times New Roman" w:hAnsi="Times New Roman" w:cs="Times New Roman"/>
+              </w:rPr>
+              <w:t>.</w:t>
+            </w:r>
+          </w:p>
+        </w:tc>
+      </w:tr>
+      <w:tr>
+        <w:trPr>
+          <w:jc w:val="center"/>
+        </w:trPr>
+        <w:tc>
+          <w:tcPr>
+            <w:tcW w:w="3145" w:type="dxa"/>
+            <w:shd w:val="clear" w:color="auto" w:fill="E8E8E8" w:themeFill="background2"/>
+            <w:vAlign w:val="center"/>
+          </w:tcPr>
+          <w:p>
+            <w:pPr>
+              <w:jc w:val="center"/>
+              <w:rPr>
+                <w:rFonts w:ascii="Times New Roman" w:hAnsi="Times New Roman" w:cs="Times New Roman"/>
+                <w:b/>
+                <w:bCs/>
+              </w:rPr>
+            </w:pPr>
+            <w:r>
+              <w:rPr>
+                <w:rFonts w:ascii="Times New Roman" w:hAnsi="Times New Roman" w:cs="Times New Roman"/>
+                <w:b/>
+                <w:bCs/>
+              </w:rPr>
+              <w:lastRenderedPageBreak/>
+              <w:t>Estado</w:t>
+            </w:r>
+          </w:p>
+        </w:tc>
+        <w:tc>
+          <w:tcPr>
+            <w:tcW w:w="6120" w:type="dxa"/>
+          </w:tcPr>
+          <w:p>
+            <w:pPr>
+              <w:jc w:val="both"/>
+              <w:rPr>
+                <w:rFonts w:ascii="Times New Roman" w:hAnsi="Times New Roman" w:cs="Times New Roman"/>
+              </w:rPr>
+            </w:pPr>
+            <w:r>
+              <w:rPr>
+                <w:rFonts w:ascii="Times New Roman" w:hAnsi="Times New Roman" w:cs="Times New Roman"/>
+              </w:rPr>
+              <w:t>Exitoso</w:t>
+            </w:r>
+          </w:p>
+        </w:tc>
+      </w:tr>
+      <w:tr>
+        <w:trPr>
+          <w:jc w:val="center"/>
+        </w:trPr>
+        <w:tc>
+          <w:tcPr>
+            <w:tcW w:w="3145" w:type="dxa"/>
+            <w:shd w:val="clear" w:color="auto" w:fill="E8E8E8" w:themeFill="background2"/>
+            <w:vAlign w:val="center"/>
+          </w:tcPr>
+          <w:p>
+            <w:pPr>
+              <w:jc w:val="center"/>
+              <w:rPr>
+                <w:rFonts w:ascii="Times New Roman" w:hAnsi="Times New Roman" w:cs="Times New Roman"/>
+                <w:b/>
+                <w:bCs/>
+              </w:rPr>
+            </w:pPr>
+            <w:r>
+              <w:rPr>
+                <w:rFonts w:ascii="Times New Roman" w:hAnsi="Times New Roman" w:cs="Times New Roman"/>
+                <w:b/>
+                <w:bCs/>
+              </w:rPr>
+              <w:t>Observaciones</w:t>
+            </w:r>
+          </w:p>
+        </w:tc>
+        <w:tc>
+          <w:tcPr>
+            <w:tcW w:w="6120" w:type="dxa"/>
+          </w:tcPr>
+          <w:p>
+            <w:pPr>
+              <w:jc w:val="both"/>
+              <w:rPr>
+                <w:rFonts w:ascii="Times New Roman" w:hAnsi="Times New Roman" w:cs="Times New Roman"/>
+              </w:rPr>
+            </w:pPr>
+            <w:r>
+              <w:rPr>
+                <w:rFonts w:ascii="Times New Roman" w:hAnsi="Times New Roman" w:cs="Times New Roman"/>
+              </w:rPr>
+              <w:t>-</w:t>
+            </w:r>
+          </w:p>
+        </w:tc>
+      </w:tr>
+    </w:tbl>
+    <w:p/>
+    <w:tbl>
+      <w:tblPr>
+        <w:tblStyle w:val="Tablaconcuadrcula"/>
+        <w:tblW w:w="9265" w:type="dxa"/>
+        <w:jc w:val="center"/>
+        <w:tblLook w:val="04A0" w:firstRow="1" w:lastRow="0" w:firstColumn="1" w:lastColumn="0" w:noHBand="0" w:noVBand="1"/>
+      </w:tblPr>
+      <w:tblGrid>
+        <w:gridCol w:w="3145"/>
+        <w:gridCol w:w="6120"/>
+      </w:tblGrid>
+      <w:tr>
+        <w:trPr>
+          <w:jc w:val="center"/>
+        </w:trPr>
+        <w:tc>
+          <w:tcPr>
+            <w:tcW w:w="3145" w:type="dxa"/>
+            <w:shd w:val="clear" w:color="auto" w:fill="E8E8E8" w:themeFill="background2"/>
+            <w:vAlign w:val="center"/>
+          </w:tcPr>
+          <w:p>
+            <w:pPr>
+              <w:jc w:val="center"/>
+              <w:rPr>
+                <w:rFonts w:ascii="Times New Roman" w:hAnsi="Times New Roman" w:cs="Times New Roman"/>
+                <w:b/>
+                <w:bCs/>
+              </w:rPr>
+            </w:pPr>
+            <w:r>
+              <w:rPr>
+                <w:rFonts w:ascii="Times New Roman" w:hAnsi="Times New Roman" w:cs="Times New Roman"/>
+                <w:b/>
+                <w:bCs/>
+              </w:rPr>
+              <w:t>Código</w:t>
+            </w:r>
+          </w:p>
+        </w:tc>
+        <w:tc>
+          <w:tcPr>
+            <w:tcW w:w="6120" w:type="dxa"/>
+          </w:tcPr>
+          <w:p>
+            <w:pPr>
+              <w:jc w:val="both"/>
+              <w:rPr>
+                <w:rFonts w:ascii="Times New Roman" w:hAnsi="Times New Roman" w:cs="Times New Roman"/>
+                <w:b/>
+                <w:bCs/>
+              </w:rPr>
+            </w:pPr>
+            <w:r>
+              <w:rPr>
+                <w:rFonts w:ascii="Times New Roman" w:hAnsi="Times New Roman" w:cs="Times New Roman"/>
+                <w:b/>
+                <w:bCs/>
+              </w:rPr>
+              <w:t>CP-01</w:t>
+            </w:r>
+            <w:r>
+              <w:rPr>
+                <w:rFonts w:ascii="Times New Roman" w:hAnsi="Times New Roman" w:cs="Times New Roman"/>
+                <w:b/>
+                <w:bCs/>
+              </w:rPr>
+              <w:t>5</w:t>
+            </w:r>
+          </w:p>
+        </w:tc>
+      </w:tr>
+      <w:tr>
+        <w:trPr>
+          <w:jc w:val="center"/>
+        </w:trPr>
+        <w:tc>
+          <w:tcPr>
+            <w:tcW w:w="3145" w:type="dxa"/>
+            <w:shd w:val="clear" w:color="auto" w:fill="E8E8E8" w:themeFill="background2"/>
+            <w:vAlign w:val="center"/>
+          </w:tcPr>
+          <w:p>
+            <w:pPr>
+              <w:jc w:val="center"/>
+              <w:rPr>
+                <w:rFonts w:ascii="Times New Roman" w:hAnsi="Times New Roman" w:cs="Times New Roman"/>
+                <w:b/>
+                <w:bCs/>
+              </w:rPr>
+            </w:pPr>
+            <w:r>
+              <w:rPr>
+                <w:rFonts w:ascii="Times New Roman" w:hAnsi="Times New Roman" w:cs="Times New Roman"/>
+                <w:b/>
+                <w:bCs/>
+              </w:rPr>
+              <w:t>Caso de prueba</w:t>
+            </w:r>
+          </w:p>
+        </w:tc>
+        <w:tc>
+          <w:tcPr>
+            <w:tcW w:w="6120" w:type="dxa"/>
+          </w:tcPr>
+          <w:p>
+            <w:pPr>
+              <w:jc w:val="both"/>
+              <w:rPr>
+                <w:rFonts w:ascii="Times New Roman" w:hAnsi="Times New Roman" w:cs="Times New Roman"/>
+              </w:rPr>
+            </w:pPr>
+            <w:r>
+              <w:rPr>
+                <w:rFonts w:ascii="Times New Roman" w:hAnsi="Times New Roman" w:cs="Times New Roman"/>
+              </w:rPr>
+              <w:t>Registro</w:t>
+            </w:r>
+            <w:r>
+              <w:rPr>
+                <w:rFonts w:ascii="Times New Roman" w:hAnsi="Times New Roman" w:cs="Times New Roman"/>
+              </w:rPr>
+              <w:t xml:space="preserve"> y listado de </w:t>
+            </w:r>
+            <w:r>
+              <w:rPr>
+                <w:rFonts w:ascii="Times New Roman" w:hAnsi="Times New Roman" w:cs="Times New Roman"/>
+              </w:rPr>
+              <w:t>bibliotecarios</w:t>
+            </w:r>
+          </w:p>
+        </w:tc>
+      </w:tr>
+      <w:tr>
+        <w:trPr>
+          <w:jc w:val="center"/>
+        </w:trPr>
+        <w:tc>
+          <w:tcPr>
+            <w:tcW w:w="3145" w:type="dxa"/>
+            <w:shd w:val="clear" w:color="auto" w:fill="E8E8E8" w:themeFill="background2"/>
+            <w:vAlign w:val="center"/>
+          </w:tcPr>
+          <w:p>
+            <w:pPr>
+              <w:jc w:val="center"/>
+              <w:rPr>
+                <w:rFonts w:ascii="Times New Roman" w:hAnsi="Times New Roman" w:cs="Times New Roman"/>
+                <w:b/>
+                <w:bCs/>
+              </w:rPr>
+            </w:pPr>
+            <w:r>
+              <w:rPr>
+                <w:rFonts w:ascii="Times New Roman" w:hAnsi="Times New Roman" w:cs="Times New Roman"/>
+                <w:b/>
+                <w:bCs/>
+              </w:rPr>
+              <w:t>Responsable</w:t>
+            </w:r>
+          </w:p>
+        </w:tc>
+        <w:tc>
+          <w:tcPr>
+            <w:tcW w:w="6120" w:type="dxa"/>
+          </w:tcPr>
+          <w:p>
+            <w:pPr>
+              <w:jc w:val="both"/>
+              <w:rPr>
+                <w:rFonts w:ascii="Times New Roman" w:hAnsi="Times New Roman" w:cs="Times New Roman"/>
+              </w:rPr>
+            </w:pPr>
+            <w:r>
+              <w:rPr>
+                <w:rFonts w:ascii="Times New Roman" w:hAnsi="Times New Roman" w:cs="Times New Roman"/>
+              </w:rPr>
+              <w:t>Desarrolladores</w:t>
+            </w:r>
+          </w:p>
+        </w:tc>
+      </w:tr>
+      <w:tr>
+        <w:trPr>
+          <w:jc w:val="center"/>
+        </w:trPr>
+        <w:tc>
+          <w:tcPr>
+            <w:tcW w:w="3145" w:type="dxa"/>
+            <w:shd w:val="clear" w:color="auto" w:fill="E8E8E8" w:themeFill="background2"/>
+            <w:vAlign w:val="center"/>
+          </w:tcPr>
+          <w:p>
+            <w:pPr>
+              <w:jc w:val="center"/>
+              <w:rPr>
+                <w:rFonts w:ascii="Times New Roman" w:hAnsi="Times New Roman" w:cs="Times New Roman"/>
+                <w:b/>
+                <w:bCs/>
+              </w:rPr>
+            </w:pPr>
+            <w:r>
+              <w:rPr>
+                <w:rFonts w:ascii="Times New Roman" w:hAnsi="Times New Roman" w:cs="Times New Roman"/>
+                <w:b/>
+                <w:bCs/>
+              </w:rPr>
+              <w:t>Descripción de la prueba</w:t>
+            </w:r>
+          </w:p>
+        </w:tc>
+        <w:tc>
+          <w:tcPr>
+            <w:tcW w:w="6120" w:type="dxa"/>
+          </w:tcPr>
+          <w:p>
+            <w:pPr>
+              <w:jc w:val="both"/>
+              <w:rPr>
+                <w:rFonts w:ascii="Times New Roman" w:hAnsi="Times New Roman" w:cs="Times New Roman"/>
+              </w:rPr>
+            </w:pPr>
+            <w:r>
+              <w:rPr>
+                <w:rFonts w:ascii="Times New Roman" w:hAnsi="Times New Roman" w:cs="Times New Roman"/>
+              </w:rPr>
+              <w:t>Se hará uso de la pestaña</w:t>
+            </w:r>
+            <w:r>
+              <w:rPr>
+                <w:rFonts w:ascii="Times New Roman" w:hAnsi="Times New Roman" w:cs="Times New Roman"/>
+              </w:rPr>
+              <w:t xml:space="preserve"> </w:t>
+            </w:r>
+            <w:r>
+              <w:rPr>
+                <w:rFonts w:ascii="Times New Roman" w:hAnsi="Times New Roman" w:cs="Times New Roman"/>
+              </w:rPr>
+              <w:t>creación</w:t>
+            </w:r>
+            <w:r>
+              <w:rPr>
+                <w:rFonts w:ascii="Times New Roman" w:hAnsi="Times New Roman" w:cs="Times New Roman"/>
+              </w:rPr>
+              <w:t xml:space="preserve"> y listado de </w:t>
+            </w:r>
+            <w:r>
+              <w:rPr>
+                <w:rFonts w:ascii="Times New Roman" w:hAnsi="Times New Roman" w:cs="Times New Roman"/>
+              </w:rPr>
+              <w:t>bibliotecarios</w:t>
+            </w:r>
+            <w:r>
+              <w:rPr>
+                <w:rFonts w:ascii="Times New Roman" w:hAnsi="Times New Roman" w:cs="Times New Roman"/>
+              </w:rPr>
+              <w:t xml:space="preserve"> </w:t>
+            </w:r>
+            <w:r>
+              <w:rPr>
+                <w:rFonts w:ascii="Times New Roman" w:hAnsi="Times New Roman" w:cs="Times New Roman"/>
+              </w:rPr>
+              <w:t>para el</w:t>
+            </w:r>
+            <w:r>
+              <w:rPr>
+                <w:rFonts w:ascii="Times New Roman" w:hAnsi="Times New Roman" w:cs="Times New Roman"/>
+              </w:rPr>
+              <w:t xml:space="preserve"> r</w:t>
+            </w:r>
+            <w:r>
+              <w:rPr>
+                <w:rFonts w:ascii="Times New Roman" w:hAnsi="Times New Roman" w:cs="Times New Roman"/>
+              </w:rPr>
+              <w:t xml:space="preserve">egistro </w:t>
+            </w:r>
+            <w:r>
+              <w:rPr>
+                <w:rFonts w:ascii="Times New Roman" w:hAnsi="Times New Roman" w:cs="Times New Roman"/>
+              </w:rPr>
+              <w:t xml:space="preserve">del </w:t>
+            </w:r>
+            <w:r>
+              <w:rPr>
+                <w:rFonts w:ascii="Times New Roman" w:hAnsi="Times New Roman" w:cs="Times New Roman"/>
+              </w:rPr>
+              <w:t xml:space="preserve">bibliotecario </w:t>
+            </w:r>
+            <w:r>
+              <w:rPr>
+                <w:rFonts w:ascii="Times New Roman" w:hAnsi="Times New Roman" w:cs="Times New Roman"/>
+              </w:rPr>
+              <w:t xml:space="preserve">se ingresará los </w:t>
+            </w:r>
+            <w:r>
+              <w:rPr>
+                <w:rFonts w:ascii="Times New Roman" w:hAnsi="Times New Roman" w:cs="Times New Roman"/>
+              </w:rPr>
+              <w:t>siguientes parámetros</w:t>
+            </w:r>
+            <w:r>
+              <w:rPr>
+                <w:rFonts w:ascii="Times New Roman" w:hAnsi="Times New Roman" w:cs="Times New Roman"/>
+              </w:rPr>
+              <w:t>:</w:t>
+            </w:r>
+          </w:p>
+          <w:p>
+            <w:pPr>
+              <w:pStyle w:val="Prrafodelista"/>
+              <w:numPr>
+                <w:ilvl w:val="0"/>
+                <w:numId w:val="13"/>
+              </w:numPr>
+              <w:spacing w:after="160" w:line="278" w:lineRule="auto"/>
+              <w:jc w:val="both"/>
+              <w:rPr>
+                <w:rFonts w:ascii="Times New Roman" w:hAnsi="Times New Roman" w:cs="Times New Roman"/>
+              </w:rPr>
+            </w:pPr>
+            <w:r>
+              <w:rPr>
+                <w:rFonts w:ascii="Times New Roman" w:hAnsi="Times New Roman" w:cs="Times New Roman"/>
+                <w:b/>
+                <w:bCs/>
+              </w:rPr>
+              <w:t>Nombre:</w:t>
+            </w:r>
+            <w:r>
+              <w:rPr>
+                <w:rFonts w:ascii="Times New Roman" w:hAnsi="Times New Roman" w:cs="Times New Roman"/>
+              </w:rPr>
+              <w:t xml:space="preserve"> </w:t>
+            </w:r>
+            <w:r>
+              <w:rPr>
+                <w:rFonts w:ascii="Times New Roman" w:hAnsi="Times New Roman" w:cs="Times New Roman"/>
+              </w:rPr>
+              <w:t>Bibliotecario31</w:t>
+            </w:r>
+          </w:p>
+          <w:p>
+            <w:pPr>
+              <w:pStyle w:val="Prrafodelista"/>
+              <w:numPr>
+                <w:ilvl w:val="0"/>
+                <w:numId w:val="13"/>
+              </w:numPr>
+              <w:spacing w:after="160" w:line="278" w:lineRule="auto"/>
+              <w:jc w:val="both"/>
+              <w:rPr>
+                <w:rFonts w:ascii="Times New Roman" w:hAnsi="Times New Roman" w:cs="Times New Roman"/>
+              </w:rPr>
+            </w:pPr>
+            <w:r>
+              <w:rPr>
+                <w:rFonts w:ascii="Times New Roman" w:hAnsi="Times New Roman" w:cs="Times New Roman"/>
+                <w:b/>
+                <w:bCs/>
+              </w:rPr>
+              <w:t>Apellido:</w:t>
+            </w:r>
+            <w:r>
+              <w:rPr>
+                <w:rFonts w:ascii="Times New Roman" w:hAnsi="Times New Roman" w:cs="Times New Roman"/>
+              </w:rPr>
+              <w:t xml:space="preserve"> </w:t>
+            </w:r>
+            <w:r>
+              <w:rPr>
+                <w:rFonts w:ascii="Times New Roman" w:hAnsi="Times New Roman" w:cs="Times New Roman"/>
+              </w:rPr>
+              <w:t>Ma</w:t>
+            </w:r>
+          </w:p>
+          <w:p>
+            <w:pPr>
+              <w:pStyle w:val="Prrafodelista"/>
+              <w:numPr>
+                <w:ilvl w:val="0"/>
+                <w:numId w:val="13"/>
+              </w:numPr>
+              <w:spacing w:after="160" w:line="278" w:lineRule="auto"/>
+              <w:jc w:val="both"/>
+              <w:rPr>
+                <w:rFonts w:ascii="Times New Roman" w:hAnsi="Times New Roman" w:cs="Times New Roman"/>
+              </w:rPr>
+            </w:pPr>
+            <w:r>
+              <w:rPr>
+                <w:rFonts w:ascii="Times New Roman" w:hAnsi="Times New Roman" w:cs="Times New Roman"/>
+                <w:b/>
+                <w:bCs/>
+              </w:rPr>
+              <w:t>Cedula:</w:t>
+            </w:r>
+            <w:r>
+              <w:rPr>
+                <w:rFonts w:ascii="Times New Roman" w:hAnsi="Times New Roman" w:cs="Times New Roman"/>
+              </w:rPr>
+              <w:t xml:space="preserve"> 0</w:t>
+            </w:r>
+            <w:r>
+              <w:rPr>
+                <w:rFonts w:ascii="Times New Roman" w:hAnsi="Times New Roman" w:cs="Times New Roman"/>
+              </w:rPr>
+              <w:t>444444444</w:t>
+            </w:r>
+          </w:p>
+          <w:p>
+            <w:pPr>
+              <w:pStyle w:val="Prrafodelista"/>
+              <w:numPr>
+                <w:ilvl w:val="0"/>
+                <w:numId w:val="13"/>
+              </w:numPr>
+              <w:spacing w:after="160" w:line="278" w:lineRule="auto"/>
+              <w:jc w:val="both"/>
+              <w:rPr>
+                <w:rFonts w:ascii="Times New Roman" w:hAnsi="Times New Roman" w:cs="Times New Roman"/>
+              </w:rPr>
+            </w:pPr>
+            <w:r>
+              <w:rPr>
+                <w:rFonts w:ascii="Times New Roman" w:hAnsi="Times New Roman" w:cs="Times New Roman"/>
+                <w:b/>
+                <w:bCs/>
+              </w:rPr>
+              <w:t>Correo Electrónico:</w:t>
+            </w:r>
+            <w:r>
+              <w:rPr>
+                <w:rFonts w:ascii="Times New Roman" w:hAnsi="Times New Roman" w:cs="Times New Roman"/>
+              </w:rPr>
+              <w:t xml:space="preserve"> </w:t>
+            </w:r>
+            <w:hyperlink r:id="rId9" w:history="1">
+              <w:r>
+                <w:rPr>
+                  <w:rStyle w:val="Hipervnculo"/>
+                  <w:rFonts w:ascii="Times New Roman" w:hAnsi="Times New Roman" w:cs="Times New Roman"/>
+                </w:rPr>
+                <w:t>CorreoEjemplo</w:t>
+              </w:r>
+              <w:r>
+                <w:rPr>
+                  <w:rStyle w:val="Hipervnculo"/>
+                  <w:rFonts w:ascii="Times New Roman" w:hAnsi="Times New Roman" w:cs="Times New Roman"/>
+                </w:rPr>
+                <w:t>2</w:t>
+              </w:r>
+              <w:r>
+                <w:rPr>
+                  <w:rStyle w:val="Hipervnculo"/>
+                  <w:rFonts w:ascii="Times New Roman" w:hAnsi="Times New Roman" w:cs="Times New Roman"/>
+                </w:rPr>
+                <w:t>@ejemplo.com</w:t>
+              </w:r>
+            </w:hyperlink>
+          </w:p>
+          <w:p>
+            <w:pPr>
+              <w:pStyle w:val="Prrafodelista"/>
+              <w:numPr>
+                <w:ilvl w:val="0"/>
+                <w:numId w:val="13"/>
+              </w:numPr>
+              <w:spacing w:after="160" w:line="278" w:lineRule="auto"/>
+              <w:jc w:val="both"/>
+              <w:rPr>
+                <w:rFonts w:ascii="Times New Roman" w:hAnsi="Times New Roman" w:cs="Times New Roman"/>
+              </w:rPr>
+            </w:pPr>
+            <w:r>
+              <w:rPr>
+                <w:rFonts w:ascii="Times New Roman" w:hAnsi="Times New Roman" w:cs="Times New Roman"/>
+                <w:b/>
+                <w:bCs/>
+              </w:rPr>
+              <w:t>Dirección:</w:t>
+            </w:r>
+            <w:r>
+              <w:rPr>
+                <w:rFonts w:ascii="Times New Roman" w:hAnsi="Times New Roman" w:cs="Times New Roman"/>
+              </w:rPr>
+              <w:t xml:space="preserve"> </w:t>
+            </w:r>
+            <w:r>
+              <w:rPr>
+                <w:rFonts w:ascii="Times New Roman" w:hAnsi="Times New Roman" w:cs="Times New Roman"/>
+              </w:rPr>
+              <w:t>Duran</w:t>
+            </w:r>
+          </w:p>
+          <w:p>
+            <w:pPr>
+              <w:pStyle w:val="Prrafodelista"/>
+              <w:numPr>
+                <w:ilvl w:val="0"/>
+                <w:numId w:val="13"/>
+              </w:numPr>
+              <w:jc w:val="both"/>
+              <w:rPr>
+                <w:rFonts w:ascii="Times New Roman" w:hAnsi="Times New Roman" w:cs="Times New Roman"/>
+              </w:rPr>
+            </w:pPr>
+            <w:r>
+              <w:rPr>
+                <w:rFonts w:ascii="Times New Roman" w:hAnsi="Times New Roman" w:cs="Times New Roman"/>
+                <w:b/>
+                <w:bCs/>
+              </w:rPr>
+              <w:t>Contraseña:</w:t>
+            </w:r>
+            <w:r>
+              <w:rPr>
+                <w:rFonts w:ascii="Times New Roman" w:hAnsi="Times New Roman" w:cs="Times New Roman"/>
+              </w:rPr>
+              <w:t xml:space="preserve"> </w:t>
+            </w:r>
+            <w:r>
+              <w:rPr>
+                <w:rFonts w:ascii="Times New Roman" w:hAnsi="Times New Roman" w:cs="Times New Roman"/>
+              </w:rPr>
+              <w:t>Bibliotecario31</w:t>
+            </w:r>
+          </w:p>
+          <w:p>
+            <w:pPr>
+              <w:jc w:val="both"/>
+              <w:rPr>
+                <w:rFonts w:ascii="Times New Roman" w:hAnsi="Times New Roman" w:cs="Times New Roman"/>
+              </w:rPr>
+            </w:pPr>
+            <w:r>
+              <w:rPr>
+                <w:rFonts w:ascii="Times New Roman" w:hAnsi="Times New Roman" w:cs="Times New Roman"/>
+              </w:rPr>
+              <w:t>Posteriormente, se visualiza una tabla con la información de todos los bibliotecarios registrados, incluida la del nuevo ingreso. Cabe destacar que, por razones de seguridad, la contraseña no se muestra en dicha tabla.</w:t>
+            </w:r>
+          </w:p>
+        </w:tc>
+      </w:tr>
+      <w:tr>
+        <w:trPr>
+          <w:jc w:val="center"/>
+        </w:trPr>
+        <w:tc>
+          <w:tcPr>
+            <w:tcW w:w="3145" w:type="dxa"/>
+            <w:shd w:val="clear" w:color="auto" w:fill="E8E8E8" w:themeFill="background2"/>
+            <w:vAlign w:val="center"/>
+          </w:tcPr>
+          <w:p>
+            <w:pPr>
+              <w:jc w:val="center"/>
+              <w:rPr>
+                <w:rFonts w:ascii="Times New Roman" w:hAnsi="Times New Roman" w:cs="Times New Roman"/>
+                <w:b/>
+                <w:bCs/>
+              </w:rPr>
+            </w:pPr>
+            <w:r>
+              <w:rPr>
+                <w:rFonts w:ascii="Times New Roman" w:hAnsi="Times New Roman" w:cs="Times New Roman"/>
+                <w:b/>
+                <w:bCs/>
+              </w:rPr>
+              <w:t>Requisitos previos</w:t>
+            </w:r>
+          </w:p>
+        </w:tc>
+        <w:tc>
+          <w:tcPr>
+            <w:tcW w:w="6120" w:type="dxa"/>
+          </w:tcPr>
+          <w:p>
+            <w:pPr>
+              <w:jc w:val="both"/>
+              <w:rPr>
+                <w:rFonts w:ascii="Times New Roman" w:hAnsi="Times New Roman" w:cs="Times New Roman"/>
+              </w:rPr>
+            </w:pPr>
+            <w:r>
+              <w:rPr>
+                <w:rFonts w:ascii="Times New Roman" w:hAnsi="Times New Roman" w:cs="Times New Roman"/>
+              </w:rPr>
+              <w:t xml:space="preserve">Ingresar al sitio web, estar </w:t>
+            </w:r>
+            <w:proofErr w:type="spellStart"/>
+            <w:r>
+              <w:rPr>
+                <w:rFonts w:ascii="Times New Roman" w:hAnsi="Times New Roman" w:cs="Times New Roman"/>
+              </w:rPr>
+              <w:t>logeado</w:t>
+            </w:r>
+            <w:proofErr w:type="spellEnd"/>
+            <w:r>
+              <w:rPr>
+                <w:rFonts w:ascii="Times New Roman" w:hAnsi="Times New Roman" w:cs="Times New Roman"/>
+              </w:rPr>
+              <w:t xml:space="preserve"> como </w:t>
+            </w:r>
+            <w:r>
+              <w:rPr>
+                <w:rFonts w:ascii="Times New Roman" w:hAnsi="Times New Roman" w:cs="Times New Roman"/>
+              </w:rPr>
+              <w:t>administrador</w:t>
+            </w:r>
+            <w:r>
+              <w:rPr>
+                <w:rFonts w:ascii="Times New Roman" w:hAnsi="Times New Roman" w:cs="Times New Roman"/>
+              </w:rPr>
+              <w:t xml:space="preserve"> y acceder a la pestaña </w:t>
+            </w:r>
+            <w:r>
+              <w:rPr>
+                <w:rFonts w:ascii="Times New Roman" w:hAnsi="Times New Roman" w:cs="Times New Roman"/>
+              </w:rPr>
+              <w:t xml:space="preserve">de </w:t>
+            </w:r>
+            <w:r>
+              <w:rPr>
+                <w:rFonts w:ascii="Times New Roman" w:hAnsi="Times New Roman" w:cs="Times New Roman"/>
+              </w:rPr>
+              <w:t>creación y listado de bibliotecarios.</w:t>
+            </w:r>
+          </w:p>
+        </w:tc>
+      </w:tr>
+      <w:tr>
+        <w:trPr>
+          <w:jc w:val="center"/>
+        </w:trPr>
+        <w:tc>
+          <w:tcPr>
+            <w:tcW w:w="3145" w:type="dxa"/>
+            <w:shd w:val="clear" w:color="auto" w:fill="E8E8E8" w:themeFill="background2"/>
+            <w:vAlign w:val="center"/>
+          </w:tcPr>
+          <w:p>
+            <w:pPr>
+              <w:jc w:val="center"/>
+              <w:rPr>
+                <w:rFonts w:ascii="Times New Roman" w:hAnsi="Times New Roman" w:cs="Times New Roman"/>
+                <w:b/>
+                <w:bCs/>
+              </w:rPr>
+            </w:pPr>
+            <w:r>
+              <w:rPr>
+                <w:rFonts w:ascii="Times New Roman" w:hAnsi="Times New Roman" w:cs="Times New Roman"/>
+                <w:b/>
+                <w:bCs/>
+              </w:rPr>
+              <w:t>Resultado esperado</w:t>
+            </w:r>
+          </w:p>
+        </w:tc>
+        <w:tc>
+          <w:tcPr>
+            <w:tcW w:w="6120" w:type="dxa"/>
+          </w:tcPr>
+          <w:p>
+            <w:pPr>
+              <w:jc w:val="both"/>
+              <w:rPr>
+                <w:rFonts w:ascii="Times New Roman" w:hAnsi="Times New Roman" w:cs="Times New Roman"/>
+              </w:rPr>
+            </w:pPr>
+            <w:r>
+              <w:rPr>
+                <w:rFonts w:ascii="Times New Roman" w:hAnsi="Times New Roman" w:cs="Times New Roman"/>
+              </w:rPr>
+              <w:t>Se espera que el bibliotecario se registre de manera exitosa y se muestre en la tabla donde se listan todos los bibliotecarios.</w:t>
+            </w:r>
+          </w:p>
+        </w:tc>
+      </w:tr>
+      <w:tr>
+        <w:trPr>
+          <w:jc w:val="center"/>
+        </w:trPr>
+        <w:tc>
+          <w:tcPr>
+            <w:tcW w:w="3145" w:type="dxa"/>
+            <w:shd w:val="clear" w:color="auto" w:fill="E8E8E8" w:themeFill="background2"/>
+            <w:vAlign w:val="center"/>
+          </w:tcPr>
+          <w:p>
+            <w:pPr>
+              <w:jc w:val="center"/>
+              <w:rPr>
+                <w:rFonts w:ascii="Times New Roman" w:hAnsi="Times New Roman" w:cs="Times New Roman"/>
+                <w:b/>
+                <w:bCs/>
+              </w:rPr>
+            </w:pPr>
+            <w:r>
+              <w:rPr>
+                <w:rFonts w:ascii="Times New Roman" w:hAnsi="Times New Roman" w:cs="Times New Roman"/>
+                <w:b/>
+                <w:bCs/>
+              </w:rPr>
+              <w:t>Resultado obtenido</w:t>
+            </w:r>
+          </w:p>
+        </w:tc>
+        <w:tc>
+          <w:tcPr>
+            <w:tcW w:w="6120" w:type="dxa"/>
+          </w:tcPr>
+          <w:p>
+            <w:pPr>
+              <w:jc w:val="both"/>
+              <w:rPr>
+                <w:rFonts w:ascii="Times New Roman" w:hAnsi="Times New Roman" w:cs="Times New Roman"/>
+              </w:rPr>
+            </w:pPr>
+            <w:r>
+              <w:rPr>
+                <w:rFonts w:ascii="Times New Roman" w:hAnsi="Times New Roman" w:cs="Times New Roman"/>
+              </w:rPr>
+              <w:t>Se registró correctamente el bibliotecario y se muestra en la tabla junto a los demás, incluido el recién ingresado. La contraseña no se muestra por motivos de seguridad.</w:t>
+            </w:r>
+          </w:p>
+        </w:tc>
+      </w:tr>
+      <w:tr>
+        <w:trPr>
+          <w:trHeight w:val="70"/>
+          <w:jc w:val="center"/>
+        </w:trPr>
+        <w:tc>
+          <w:tcPr>
+            <w:tcW w:w="3145" w:type="dxa"/>
+            <w:shd w:val="clear" w:color="auto" w:fill="E8E8E8" w:themeFill="background2"/>
+            <w:vAlign w:val="center"/>
+          </w:tcPr>
+          <w:p>
+            <w:pPr>
+              <w:jc w:val="center"/>
+              <w:rPr>
+                <w:rFonts w:ascii="Times New Roman" w:hAnsi="Times New Roman" w:cs="Times New Roman"/>
+                <w:b/>
+                <w:bCs/>
+              </w:rPr>
+            </w:pPr>
+            <w:r>
+              <w:rPr>
+                <w:rFonts w:ascii="Times New Roman" w:hAnsi="Times New Roman" w:cs="Times New Roman"/>
+                <w:b/>
+                <w:bCs/>
+              </w:rPr>
+              <w:t>Estado</w:t>
+            </w:r>
+          </w:p>
+        </w:tc>
+        <w:tc>
+          <w:tcPr>
+            <w:tcW w:w="6120" w:type="dxa"/>
+          </w:tcPr>
+          <w:p>
+            <w:pPr>
+              <w:jc w:val="both"/>
+              <w:rPr>
+                <w:rFonts w:ascii="Times New Roman" w:hAnsi="Times New Roman" w:cs="Times New Roman"/>
+              </w:rPr>
+            </w:pPr>
+            <w:r>
+              <w:rPr>
+                <w:rFonts w:ascii="Times New Roman" w:hAnsi="Times New Roman" w:cs="Times New Roman"/>
+              </w:rPr>
+              <w:t>Exitoso</w:t>
+            </w:r>
+          </w:p>
+        </w:tc>
+      </w:tr>
+      <w:tr>
+        <w:trPr>
+          <w:jc w:val="center"/>
+        </w:trPr>
+        <w:tc>
+          <w:tcPr>
+            <w:tcW w:w="3145" w:type="dxa"/>
+            <w:shd w:val="clear" w:color="auto" w:fill="E8E8E8" w:themeFill="background2"/>
+            <w:vAlign w:val="center"/>
+          </w:tcPr>
+          <w:p>
+            <w:pPr>
+              <w:jc w:val="center"/>
+              <w:rPr>
+                <w:rFonts w:ascii="Times New Roman" w:hAnsi="Times New Roman" w:cs="Times New Roman"/>
+                <w:b/>
+                <w:bCs/>
+              </w:rPr>
+            </w:pPr>
+            <w:r>
+              <w:rPr>
+                <w:rFonts w:ascii="Times New Roman" w:hAnsi="Times New Roman" w:cs="Times New Roman"/>
+                <w:b/>
+                <w:bCs/>
+              </w:rPr>
+              <w:t>Observaciones</w:t>
+            </w:r>
+          </w:p>
+        </w:tc>
+        <w:tc>
+          <w:tcPr>
+            <w:tcW w:w="6120" w:type="dxa"/>
+          </w:tcPr>
+          <w:p>
+            <w:pPr>
+              <w:jc w:val="both"/>
+              <w:rPr>
+                <w:rFonts w:ascii="Times New Roman" w:hAnsi="Times New Roman" w:cs="Times New Roman"/>
+              </w:rPr>
+            </w:pPr>
+            <w:r>
+              <w:rPr>
+                <w:rFonts w:ascii="Times New Roman" w:hAnsi="Times New Roman" w:cs="Times New Roman"/>
+              </w:rPr>
+              <w:t>-</w:t>
+            </w:r>
+          </w:p>
+        </w:tc>
+      </w:tr>
+    </w:tbl>
     <w:p>
       <w:pPr>
+        <w:rPr>
+          <w:rFonts w:ascii="Times New Roman" w:hAnsi="Times New Roman" w:cs="Times New Roman"/>
+        </w:rPr>
+      </w:pPr>
+    </w:p>
+    <w:p>
+      <w:pPr>
+        <w:pStyle w:val="Ttulo1"/>
+        <w:rPr>
+          <w:lang w:val="es-EC"/>
+        </w:rPr>
+      </w:pPr>
+      <w:bookmarkStart w:id="36" w:name="_Toc202299702"/>
+      <w:r>
+        <w:rPr>
+          <w:lang w:val="es-EC"/>
+        </w:rPr>
+        <w:t>Criterios de entrada y de salida</w:t>
+      </w:r>
+      <w:bookmarkEnd w:id="36"/>
+    </w:p>
+    <w:p>
+      <w:pPr>
         <w:pStyle w:val="Ttulo2"/>
         <w:rPr>
           <w:lang w:val="es-EC"/>
         </w:rPr>
       </w:pPr>
-      <w:bookmarkStart w:id="36" w:name="_Toc197481415"/>
+      <w:bookmarkStart w:id="37" w:name="_Toc202299703"/>
       <w:r>
         <w:rPr>
           <w:lang w:val="es-EC"/>
         </w:rPr>
         <w:t>Criterio de entrada del plan de pruebas</w:t>
       </w:r>
-      <w:bookmarkEnd w:id="36"/>
+      <w:bookmarkEnd w:id="37"/>
     </w:p>
     <w:p>
       <w:pPr>
@@ -12725,7 +13962,32 @@
         <w:rPr>
           <w:rFonts w:ascii="Times New Roman" w:hAnsi="Times New Roman" w:cs="Times New Roman"/>
         </w:rPr>
-        <w:t>Usuarios de prueba con roles predefinidos (usuario normal y bibliotecario).</w:t>
+        <w:lastRenderedPageBreak/>
+        <w:t>Usuarios de prueba con roles predefinidos (usuario normal</w:t>
+      </w:r>
+      <w:r>
+        <w:rPr>
+          <w:rFonts w:ascii="Times New Roman" w:hAnsi="Times New Roman" w:cs="Times New Roman"/>
+        </w:rPr>
+        <w:t xml:space="preserve">, </w:t>
+      </w:r>
+      <w:r>
+        <w:rPr>
+          <w:rFonts w:ascii="Times New Roman" w:hAnsi="Times New Roman" w:cs="Times New Roman"/>
+        </w:rPr>
+        <w:t>bibliotecario</w:t>
+      </w:r>
+      <w:r>
+        <w:rPr>
+          <w:rFonts w:ascii="Times New Roman" w:hAnsi="Times New Roman" w:cs="Times New Roman"/>
+        </w:rPr>
+        <w:t xml:space="preserve"> y administrador</w:t>
+      </w:r>
+      <w:r>
+        <w:rPr>
+          <w:rFonts w:ascii="Times New Roman" w:hAnsi="Times New Roman" w:cs="Times New Roman"/>
+        </w:rPr>
+        <w:t>).</w:t>
       </w:r>
     </w:p>
     <w:p>
@@ -12735,14 +13997,14 @@
           <w:lang w:val="es-EC"/>
         </w:rPr>
       </w:pPr>
-      <w:bookmarkStart w:id="37" w:name="_Toc197481416"/>
+      <w:bookmarkStart w:id="38" w:name="_Toc202299704"/>
       <w:r>
         <w:rPr>
           <w:lang w:val="es-EC"/>
         </w:rPr>
         <w:t>Criterio de aceptación del plan de pruebas</w:t>
       </w:r>
-      <w:bookmarkEnd w:id="37"/>
+      <w:bookmarkEnd w:id="38"/>
     </w:p>
     <w:p>
       <w:pPr>
@@ -12795,7 +14057,31 @@
         <w:rPr>
           <w:rFonts w:ascii="Times New Roman" w:hAnsi="Times New Roman" w:cs="Times New Roman"/>
         </w:rPr>
-        <w:t>Inicio de sesión de usuarios y bibliotecarios.</w:t>
+        <w:t>Inicio de sesión de usuarios</w:t>
+      </w:r>
+      <w:r>
+        <w:rPr>
+          <w:rFonts w:ascii="Times New Roman" w:hAnsi="Times New Roman" w:cs="Times New Roman"/>
+        </w:rPr>
+        <w:t>,</w:t>
+      </w:r>
+      <w:r>
+        <w:rPr>
+          <w:rFonts w:ascii="Times New Roman" w:hAnsi="Times New Roman" w:cs="Times New Roman"/>
+        </w:rPr>
+        <w:t xml:space="preserve"> bibliotecarios</w:t>
+      </w:r>
+      <w:r>
+        <w:rPr>
+          <w:rFonts w:ascii="Times New Roman" w:hAnsi="Times New Roman" w:cs="Times New Roman"/>
+        </w:rPr>
+        <w:t xml:space="preserve"> y administrador</w:t>
+      </w:r>
+      <w:r>
+        <w:rPr>
+          <w:rFonts w:ascii="Times New Roman" w:hAnsi="Times New Roman" w:cs="Times New Roman"/>
+        </w:rPr>
+        <w:t>.</w:t>
       </w:r>
     </w:p>
     <w:p>
@@ -12813,7 +14099,43 @@
         <w:rPr>
           <w:rFonts w:ascii="Times New Roman" w:hAnsi="Times New Roman" w:cs="Times New Roman"/>
         </w:rPr>
-        <w:t>Solicitud y aprobación de préstamos.</w:t>
+        <w:t>Solicitud,</w:t>
+      </w:r>
+      <w:r>
+        <w:rPr>
+          <w:rFonts w:ascii="Times New Roman" w:hAnsi="Times New Roman" w:cs="Times New Roman"/>
+        </w:rPr>
+        <w:t xml:space="preserve"> </w:t>
+      </w:r>
+      <w:r>
+        <w:rPr>
+          <w:rFonts w:ascii="Times New Roman" w:hAnsi="Times New Roman" w:cs="Times New Roman"/>
+        </w:rPr>
+        <w:t>cancelación, aprobación</w:t>
+      </w:r>
+      <w:r>
+        <w:rPr>
+          <w:rFonts w:ascii="Times New Roman" w:hAnsi="Times New Roman" w:cs="Times New Roman"/>
+        </w:rPr>
+        <w:t xml:space="preserve"> </w:t>
+      </w:r>
+      <w:r>
+        <w:rPr>
+          <w:rFonts w:ascii="Times New Roman" w:hAnsi="Times New Roman" w:cs="Times New Roman"/>
+        </w:rPr>
+        <w:t xml:space="preserve">y devolución de </w:t>
+      </w:r>
+      <w:r>
+        <w:rPr>
+          <w:rFonts w:ascii="Times New Roman" w:hAnsi="Times New Roman" w:cs="Times New Roman"/>
+        </w:rPr>
+        <w:t>préstamos</w:t>
+      </w:r>
+      <w:r>
+        <w:rPr>
+          <w:rFonts w:ascii="Times New Roman" w:hAnsi="Times New Roman" w:cs="Times New Roman"/>
+        </w:rPr>
+        <w:t>.</w:t>
       </w:r>
     </w:p>
     <w:p>
@@ -12849,7 +14171,6 @@
         <w:rPr>
           <w:rFonts w:ascii="Times New Roman" w:hAnsi="Times New Roman" w:cs="Times New Roman"/>
         </w:rPr>
-        <w:lastRenderedPageBreak/>
         <w:t>Se aceptará un margen de error del 10%, siempre que se trate de fallos menores que no interfieran con las funcionalidades principales del sistema ni comprometan la seguridad o integridad de los datos.</w:t>
       </w:r>
     </w:p>
@@ -12860,14 +14181,14 @@
           <w:lang w:val="es-EC"/>
         </w:rPr>
       </w:pPr>
-      <w:bookmarkStart w:id="38" w:name="_Toc197481417"/>
+      <w:bookmarkStart w:id="39" w:name="_Toc202299705"/>
       <w:r>
         <w:rPr>
           <w:lang w:val="es-EC"/>
         </w:rPr>
         <w:t>Criterio de suspensión y reanudación</w:t>
       </w:r>
-      <w:bookmarkEnd w:id="38"/>
+      <w:bookmarkEnd w:id="39"/>
     </w:p>
     <w:p>
       <w:pPr>
@@ -12955,7 +14276,7 @@
         <w:rPr>
           <w:rFonts w:ascii="Times New Roman" w:hAnsi="Times New Roman" w:cs="Times New Roman"/>
         </w:rPr>
-        <w:t>El acceso o visibilidad de los datos del historial de préstamos.</w:t>
+        <w:t>El acceso o visibilidad de los datos del historial de préstamos, tanto activos como inactivos.</w:t>
       </w:r>
     </w:p>
     <w:p>
@@ -13018,33 +14339,33 @@
           <w:lang w:val="es-EC"/>
         </w:rPr>
       </w:pPr>
-      <w:bookmarkStart w:id="39" w:name="_Toc197481418"/>
+      <w:bookmarkStart w:id="40" w:name="_Toc202299706"/>
       <w:r>
         <w:rPr>
           <w:lang w:val="es-EC"/>
         </w:rPr>
         <w:t>Entregables</w:t>
-      </w:r>
-      <w:bookmarkEnd w:id="39"/>
-    </w:p>
-    <w:p>
-      <w:pPr>
-        <w:pStyle w:val="Ttulo2"/>
-        <w:rPr>
-          <w:lang w:val="es-EC"/>
-        </w:rPr>
-      </w:pPr>
-      <w:bookmarkStart w:id="40" w:name="_Toc197481419"/>
-      <w:r>
-        <w:rPr>
-          <w:lang w:val="es-EC"/>
-        </w:rPr>
-        <w:t>Protocolo de pruebas</w:t>
       </w:r>
       <w:bookmarkEnd w:id="40"/>
     </w:p>
     <w:p>
       <w:pPr>
+        <w:pStyle w:val="Ttulo2"/>
+        <w:rPr>
+          <w:lang w:val="es-EC"/>
+        </w:rPr>
+      </w:pPr>
+      <w:bookmarkStart w:id="41" w:name="_Toc202299707"/>
+      <w:r>
+        <w:rPr>
+          <w:lang w:val="es-EC"/>
+        </w:rPr>
+        <w:t>Protocolo de pruebas</w:t>
+      </w:r>
+      <w:bookmarkEnd w:id="41"/>
+    </w:p>
+    <w:p>
+      <w:pPr>
         <w:rPr>
           <w:rFonts w:ascii="Times New Roman" w:hAnsi="Times New Roman" w:cs="Times New Roman"/>
         </w:rPr>
@@ -13053,22 +14374,14 @@
         <w:rPr>
           <w:rFonts w:ascii="Times New Roman" w:hAnsi="Times New Roman" w:cs="Times New Roman"/>
         </w:rPr>
-        <w:t xml:space="preserve">El protocolo de pruebas </w:t>
+        <w:t xml:space="preserve">El protocolo de pruebas es el que documentara detalladamente las pruebas realizadas y desarrolladas para el sistema web de gestión de </w:t>
       </w:r>
       <w:r>
         <w:rPr>
           <w:rFonts w:ascii="Times New Roman" w:hAnsi="Times New Roman" w:cs="Times New Roman"/>
         </w:rPr>
-        <w:t xml:space="preserve">es el que documentara detalladamente las pruebas realizadas y desarrolladas para el sistema web de gestión de </w:t>
+        <w:t>préstamos</w:t>
       </w:r>
-      <w:proofErr w:type="spellStart"/>
-      <w:r>
-        <w:rPr>
-          <w:rFonts w:ascii="Times New Roman" w:hAnsi="Times New Roman" w:cs="Times New Roman"/>
-        </w:rPr>
-        <w:t>prestamos</w:t>
-      </w:r>
-      <w:proofErr w:type="spellEnd"/>
       <w:r>
         <w:rPr>
           <w:rFonts w:ascii="Times New Roman" w:hAnsi="Times New Roman" w:cs="Times New Roman"/>
@@ -13207,14 +14520,15 @@
           <w:lang w:val="es-EC"/>
         </w:rPr>
       </w:pPr>
-      <w:bookmarkStart w:id="41" w:name="_Toc197481420"/>
+      <w:bookmarkStart w:id="42" w:name="_Toc202299708"/>
       <w:r>
         <w:rPr>
           <w:lang w:val="es-EC"/>
         </w:rPr>
+        <w:lastRenderedPageBreak/>
         <w:t>Informe de pruebas</w:t>
       </w:r>
-      <w:bookmarkEnd w:id="41"/>
+      <w:bookmarkEnd w:id="42"/>
     </w:p>
     <w:p>
       <w:pPr>
@@ -13300,27 +14614,19 @@
     </w:p>
     <w:p>
       <w:pPr>
-        <w:rPr>
-          <w:rFonts w:ascii="Times New Roman" w:hAnsi="Times New Roman" w:cs="Times New Roman"/>
-        </w:rPr>
-      </w:pPr>
-    </w:p>
-    <w:p>
-      <w:pPr>
         <w:pStyle w:val="Ttulo2"/>
         <w:rPr>
           <w:lang w:val="es-EC"/>
         </w:rPr>
       </w:pPr>
-      <w:bookmarkStart w:id="42" w:name="_Toc197481421"/>
+      <w:bookmarkStart w:id="43" w:name="_Toc202299709"/>
       <w:r>
         <w:rPr>
           <w:lang w:val="es-EC"/>
         </w:rPr>
-        <w:lastRenderedPageBreak/>
         <w:t>Reporte de observaciones</w:t>
       </w:r>
-      <w:bookmarkEnd w:id="42"/>
+      <w:bookmarkEnd w:id="43"/>
     </w:p>
     <w:p>
       <w:pPr>
@@ -13466,20 +14772,20 @@
           <w:lang w:val="es-EC"/>
         </w:rPr>
       </w:pPr>
-      <w:bookmarkStart w:id="43" w:name="_Toc461691035"/>
-      <w:bookmarkStart w:id="44" w:name="_Toc136909708"/>
-      <w:bookmarkStart w:id="45" w:name="_Toc187934546"/>
-      <w:bookmarkStart w:id="46" w:name="_Toc197481422"/>
+      <w:bookmarkStart w:id="44" w:name="_Toc461691035"/>
+      <w:bookmarkStart w:id="45" w:name="_Toc136909708"/>
+      <w:bookmarkStart w:id="46" w:name="_Toc187934546"/>
+      <w:bookmarkStart w:id="47" w:name="_Toc202299710"/>
       <w:r>
         <w:rPr>
           <w:lang w:val="es-EC"/>
         </w:rPr>
         <w:t>Ambiente de pruebas</w:t>
       </w:r>
-      <w:bookmarkEnd w:id="43"/>
       <w:bookmarkEnd w:id="44"/>
       <w:bookmarkEnd w:id="45"/>
       <w:bookmarkEnd w:id="46"/>
+      <w:bookmarkEnd w:id="47"/>
     </w:p>
     <w:p>
       <w:pPr>
@@ -13488,20 +14794,20 @@
           <w:lang w:val="es-EC"/>
         </w:rPr>
       </w:pPr>
-      <w:bookmarkStart w:id="47" w:name="_Toc461691036"/>
-      <w:bookmarkStart w:id="48" w:name="_Toc136909709"/>
-      <w:bookmarkStart w:id="49" w:name="_Toc187934547"/>
-      <w:bookmarkStart w:id="50" w:name="_Toc197481423"/>
+      <w:bookmarkStart w:id="48" w:name="_Toc461691036"/>
+      <w:bookmarkStart w:id="49" w:name="_Toc136909709"/>
+      <w:bookmarkStart w:id="50" w:name="_Toc187934547"/>
+      <w:bookmarkStart w:id="51" w:name="_Toc202299711"/>
       <w:r>
         <w:rPr>
           <w:lang w:val="es-EC"/>
         </w:rPr>
         <w:t>Requerimientos base de hardware</w:t>
       </w:r>
-      <w:bookmarkEnd w:id="47"/>
       <w:bookmarkEnd w:id="48"/>
       <w:bookmarkEnd w:id="49"/>
       <w:bookmarkEnd w:id="50"/>
+      <w:bookmarkEnd w:id="51"/>
     </w:p>
     <w:p>
       <w:pPr>
@@ -13969,20 +15275,8 @@
                 <w:lang w:eastAsia="ar-SA"/>
                 <w14:ligatures w14:val="none"/>
               </w:rPr>
-              <w:t>TP-</w:t>
-            </w:r>
-            <w:proofErr w:type="gramStart"/>
-            <w:r>
-              <w:rPr>
-                <w:rFonts w:ascii="Times New Roman" w:eastAsia="Times New Roman" w:hAnsi="Times New Roman" w:cs="Times New Roman"/>
-                <w:color w:val="000000"/>
-                <w:kern w:val="0"/>
-                <w:lang w:eastAsia="ar-SA"/>
-                <w14:ligatures w14:val="none"/>
-              </w:rPr>
-              <w:t>Link</w:t>
-            </w:r>
-            <w:proofErr w:type="gramEnd"/>
+              <w:t>TP-Link</w:t>
+            </w:r>
           </w:p>
         </w:tc>
       </w:tr>
@@ -14110,20 +15404,20 @@
           <w:lang w:val="es-EC"/>
         </w:rPr>
       </w:pPr>
-      <w:bookmarkStart w:id="51" w:name="_Toc461691037"/>
-      <w:bookmarkStart w:id="52" w:name="_Toc136909710"/>
-      <w:bookmarkStart w:id="53" w:name="_Toc187934548"/>
-      <w:bookmarkStart w:id="54" w:name="_Toc197481424"/>
+      <w:bookmarkStart w:id="52" w:name="_Toc461691037"/>
+      <w:bookmarkStart w:id="53" w:name="_Toc136909710"/>
+      <w:bookmarkStart w:id="54" w:name="_Toc187934548"/>
+      <w:bookmarkStart w:id="55" w:name="_Toc202299712"/>
       <w:r>
         <w:rPr>
           <w:lang w:val="es-EC"/>
         </w:rPr>
         <w:t>Requerimientos base de software en el ambiente de pruebas</w:t>
       </w:r>
-      <w:bookmarkEnd w:id="51"/>
       <w:bookmarkEnd w:id="52"/>
       <w:bookmarkEnd w:id="53"/>
       <w:bookmarkEnd w:id="54"/>
+      <w:bookmarkEnd w:id="55"/>
     </w:p>
     <w:p>
       <w:pPr>
@@ -14821,20 +16115,21 @@
           <w:lang w:val="es-EC"/>
         </w:rPr>
       </w:pPr>
-      <w:bookmarkStart w:id="55" w:name="_Toc461691038"/>
-      <w:bookmarkStart w:id="56" w:name="_Toc136909711"/>
-      <w:bookmarkStart w:id="57" w:name="_Toc187934549"/>
-      <w:bookmarkStart w:id="58" w:name="_Toc197481425"/>
+      <w:bookmarkStart w:id="56" w:name="_Toc461691038"/>
+      <w:bookmarkStart w:id="57" w:name="_Toc136909711"/>
+      <w:bookmarkStart w:id="58" w:name="_Toc187934549"/>
+      <w:bookmarkStart w:id="59" w:name="_Toc202299713"/>
       <w:r>
         <w:rPr>
           <w:lang w:val="es-EC"/>
         </w:rPr>
+        <w:lastRenderedPageBreak/>
         <w:t>Herramientas de apoyo para la ejecución de pruebas</w:t>
       </w:r>
-      <w:bookmarkEnd w:id="55"/>
       <w:bookmarkEnd w:id="56"/>
       <w:bookmarkEnd w:id="57"/>
       <w:bookmarkEnd w:id="58"/>
+      <w:bookmarkEnd w:id="59"/>
     </w:p>
     <w:p>
       <w:pPr>
@@ -15118,21 +16413,14 @@
     </w:p>
     <w:p>
       <w:pPr>
-        <w:rPr>
-          <w:rFonts w:ascii="Times New Roman" w:hAnsi="Times New Roman" w:cs="Times New Roman"/>
-        </w:rPr>
-      </w:pPr>
-    </w:p>
-    <w:p>
-      <w:pPr>
         <w:pStyle w:val="Ttulo1"/>
       </w:pPr>
-      <w:bookmarkStart w:id="59" w:name="_Toc197481426"/>
+      <w:bookmarkStart w:id="60" w:name="_Toc202299714"/>
       <w:r>
         <w:lastRenderedPageBreak/>
         <w:t>Cronograma de trabajo</w:t>
       </w:r>
-      <w:bookmarkEnd w:id="59"/>
+      <w:bookmarkEnd w:id="60"/>
     </w:p>
     <w:p>
       <w:pPr>
@@ -15168,7 +16456,7 @@
                     <pic:cNvPicPr/>
                   </pic:nvPicPr>
                   <pic:blipFill>
-                    <a:blip r:embed="rId9">
+                    <a:blip r:embed="rId10">
                       <a:extLst>
                         <a:ext uri="{28A0092B-C50C-407E-A947-70E740481C1C}">
                           <a14:useLocalDpi xmlns:a14="http://schemas.microsoft.com/office/drawing/2010/main" val="0"/>
@@ -15196,6 +16484,7 @@
       </w:r>
       <w:r>
         <w:rPr>
+          <w:noProof/>
           <w:lang w:val="es-ES" w:eastAsia="ar-SA"/>
         </w:rPr>
         <w:drawing>
@@ -15222,7 +16511,7 @@
                     <pic:cNvPicPr/>
                   </pic:nvPicPr>
                   <pic:blipFill>
-                    <a:blip r:embed="rId10">
+                    <a:blip r:embed="rId11">
                       <a:extLst>
                         <a:ext uri="{28A0092B-C50C-407E-A947-70E740481C1C}">
                           <a14:useLocalDpi xmlns:a14="http://schemas.microsoft.com/office/drawing/2010/main" val="0"/>
@@ -15250,6 +16539,7 @@
       </w:r>
       <w:r>
         <w:rPr>
+          <w:noProof/>
           <w:lang w:val="es-ES" w:eastAsia="ar-SA"/>
         </w:rPr>
         <w:drawing>
@@ -15276,7 +16566,7 @@
                     <pic:cNvPicPr/>
                   </pic:nvPicPr>
                   <pic:blipFill>
-                    <a:blip r:embed="rId11">
+                    <a:blip r:embed="rId12">
                       <a:extLst>
                         <a:ext uri="{28A0092B-C50C-407E-A947-70E740481C1C}">
                           <a14:useLocalDpi xmlns:a14="http://schemas.microsoft.com/office/drawing/2010/main" val="0"/>
@@ -15339,6 +16629,20 @@
     </w:p>
     <w:p>
       <w:pPr>
+        <w:rPr>
+          <w:lang w:val="es-ES" w:eastAsia="ar-SA"/>
+        </w:rPr>
+      </w:pPr>
+    </w:p>
+    <w:p>
+      <w:pPr>
+        <w:rPr>
+          <w:lang w:val="es-ES" w:eastAsia="ar-SA"/>
+        </w:rPr>
+      </w:pPr>
+    </w:p>
+    <w:p>
+      <w:pPr>
         <w:tabs>
           <w:tab w:val="left" w:pos="1403"/>
         </w:tabs>
@@ -15372,6 +16676,202 @@
           <w:lang w:val="es-ES" w:eastAsia="ar-SA"/>
         </w:rPr>
       </w:pPr>
+      <w:r>
+        <w:rPr>
+          <w:noProof/>
+          <w:lang w:val="es-ES" w:eastAsia="ar-SA"/>
+        </w:rPr>
+        <w:lastRenderedPageBreak/>
+        <w:drawing>
+          <wp:anchor distT="0" distB="0" distL="114300" distR="114300" simplePos="0" relativeHeight="251661312" behindDoc="0" locked="0" layoutInCell="1" allowOverlap="1" wp14:anchorId="109804F5" wp14:editId="76DE2796">
+            <wp:simplePos x="0" y="0"/>
+            <wp:positionH relativeFrom="column">
+              <wp:posOffset>-584835</wp:posOffset>
+            </wp:positionH>
+            <wp:positionV relativeFrom="paragraph">
+              <wp:posOffset>411480</wp:posOffset>
+            </wp:positionV>
+            <wp:extent cx="2200275" cy="6286500"/>
+            <wp:effectExtent l="0" t="0" r="9525" b="0"/>
+            <wp:wrapSquare wrapText="bothSides"/>
+            <wp:docPr id="1434019870" name="Imagen 4"/>
+            <wp:cNvGraphicFramePr>
+              <a:graphicFrameLocks xmlns:a="http://schemas.openxmlformats.org/drawingml/2006/main" noChangeAspect="1"/>
+            </wp:cNvGraphicFramePr>
+            <a:graphic xmlns:a="http://schemas.openxmlformats.org/drawingml/2006/main">
+              <a:graphicData uri="http://schemas.openxmlformats.org/drawingml/2006/picture">
+                <pic:pic xmlns:pic="http://schemas.openxmlformats.org/drawingml/2006/picture">
+                  <pic:nvPicPr>
+                    <pic:cNvPr id="0" name="Picture 2"/>
+                    <pic:cNvPicPr>
+                      <a:picLocks noChangeAspect="1" noChangeArrowheads="1"/>
+                    </pic:cNvPicPr>
+                  </pic:nvPicPr>
+                  <pic:blipFill>
+                    <a:blip r:embed="rId13">
+                      <a:extLst>
+                        <a:ext uri="{28A0092B-C50C-407E-A947-70E740481C1C}">
+                          <a14:useLocalDpi xmlns:a14="http://schemas.microsoft.com/office/drawing/2010/main" val="0"/>
+                        </a:ext>
+                      </a:extLst>
+                    </a:blip>
+                    <a:srcRect/>
+                    <a:stretch>
+                      <a:fillRect/>
+                    </a:stretch>
+                  </pic:blipFill>
+                  <pic:spPr bwMode="auto">
+                    <a:xfrm>
+                      <a:off x="0" y="0"/>
+                      <a:ext cx="2200275" cy="6286500"/>
+                    </a:xfrm>
+                    <a:prstGeom prst="rect">
+                      <a:avLst/>
+                    </a:prstGeom>
+                    <a:noFill/>
+                  </pic:spPr>
+                </pic:pic>
+              </a:graphicData>
+            </a:graphic>
+            <wp14:sizeRelH relativeFrom="page">
+              <wp14:pctWidth>0</wp14:pctWidth>
+            </wp14:sizeRelH>
+            <wp14:sizeRelV relativeFrom="page">
+              <wp14:pctHeight>0</wp14:pctHeight>
+            </wp14:sizeRelV>
+          </wp:anchor>
+        </w:drawing>
+      </w:r>
+      <w:r>
+        <w:rPr>
+          <w:noProof/>
+          <w:lang w:val="es-ES" w:eastAsia="ar-SA"/>
+        </w:rPr>
+        <w:drawing>
+          <wp:anchor distT="0" distB="0" distL="114300" distR="114300" simplePos="0" relativeHeight="251663360" behindDoc="0" locked="0" layoutInCell="1" allowOverlap="1" wp14:anchorId="0EAB5D46" wp14:editId="1D8DEB1A">
+            <wp:simplePos x="0" y="0"/>
+            <wp:positionH relativeFrom="column">
+              <wp:posOffset>4110990</wp:posOffset>
+            </wp:positionH>
+            <wp:positionV relativeFrom="paragraph">
+              <wp:posOffset>410845</wp:posOffset>
+            </wp:positionV>
+            <wp:extent cx="1908175" cy="6219825"/>
+            <wp:effectExtent l="0" t="0" r="0" b="9525"/>
+            <wp:wrapSquare wrapText="bothSides"/>
+            <wp:docPr id="505649428" name="Imagen 8"/>
+            <wp:cNvGraphicFramePr>
+              <a:graphicFrameLocks xmlns:a="http://schemas.openxmlformats.org/drawingml/2006/main" noChangeAspect="1"/>
+            </wp:cNvGraphicFramePr>
+            <a:graphic xmlns:a="http://schemas.openxmlformats.org/drawingml/2006/main">
+              <a:graphicData uri="http://schemas.openxmlformats.org/drawingml/2006/picture">
+                <pic:pic xmlns:pic="http://schemas.openxmlformats.org/drawingml/2006/picture">
+                  <pic:nvPicPr>
+                    <pic:cNvPr id="0" name="Picture 4"/>
+                    <pic:cNvPicPr>
+                      <a:picLocks noChangeAspect="1" noChangeArrowheads="1"/>
+                    </pic:cNvPicPr>
+                  </pic:nvPicPr>
+                  <pic:blipFill>
+                    <a:blip r:embed="rId14">
+                      <a:extLst>
+                        <a:ext uri="{28A0092B-C50C-407E-A947-70E740481C1C}">
+                          <a14:useLocalDpi xmlns:a14="http://schemas.microsoft.com/office/drawing/2010/main" val="0"/>
+                        </a:ext>
+                      </a:extLst>
+                    </a:blip>
+                    <a:srcRect/>
+                    <a:stretch>
+                      <a:fillRect/>
+                    </a:stretch>
+                  </pic:blipFill>
+                  <pic:spPr bwMode="auto">
+                    <a:xfrm>
+                      <a:off x="0" y="0"/>
+                      <a:ext cx="1908175" cy="6219825"/>
+                    </a:xfrm>
+                    <a:prstGeom prst="rect">
+                      <a:avLst/>
+                    </a:prstGeom>
+                    <a:noFill/>
+                  </pic:spPr>
+                </pic:pic>
+              </a:graphicData>
+            </a:graphic>
+            <wp14:sizeRelH relativeFrom="page">
+              <wp14:pctWidth>0</wp14:pctWidth>
+            </wp14:sizeRelH>
+            <wp14:sizeRelV relativeFrom="page">
+              <wp14:pctHeight>0</wp14:pctHeight>
+            </wp14:sizeRelV>
+          </wp:anchor>
+        </w:drawing>
+      </w:r>
+      <w:r>
+        <w:rPr>
+          <w:noProof/>
+          <w:lang w:val="es-ES" w:eastAsia="ar-SA"/>
+        </w:rPr>
+        <w:drawing>
+          <wp:anchor distT="0" distB="0" distL="114300" distR="114300" simplePos="0" relativeHeight="251662336" behindDoc="0" locked="0" layoutInCell="1" allowOverlap="1" wp14:anchorId="255C749D" wp14:editId="448364DD">
+            <wp:simplePos x="0" y="0"/>
+            <wp:positionH relativeFrom="margin">
+              <wp:posOffset>1720215</wp:posOffset>
+            </wp:positionH>
+            <wp:positionV relativeFrom="paragraph">
+              <wp:posOffset>392430</wp:posOffset>
+            </wp:positionV>
+            <wp:extent cx="2219325" cy="6305550"/>
+            <wp:effectExtent l="0" t="0" r="9525" b="0"/>
+            <wp:wrapSquare wrapText="bothSides"/>
+            <wp:docPr id="138657403" name="Imagen 5"/>
+            <wp:cNvGraphicFramePr>
+              <a:graphicFrameLocks xmlns:a="http://schemas.openxmlformats.org/drawingml/2006/main" noChangeAspect="1"/>
+            </wp:cNvGraphicFramePr>
+            <a:graphic xmlns:a="http://schemas.openxmlformats.org/drawingml/2006/main">
+              <a:graphicData uri="http://schemas.openxmlformats.org/drawingml/2006/picture">
+                <pic:pic xmlns:pic="http://schemas.openxmlformats.org/drawingml/2006/picture">
+                  <pic:nvPicPr>
+                    <pic:cNvPr id="0" name="Picture 3"/>
+                    <pic:cNvPicPr>
+                      <a:picLocks noChangeAspect="1" noChangeArrowheads="1"/>
+                    </pic:cNvPicPr>
+                  </pic:nvPicPr>
+                  <pic:blipFill>
+                    <a:blip r:embed="rId15">
+                      <a:extLst>
+                        <a:ext uri="{28A0092B-C50C-407E-A947-70E740481C1C}">
+                          <a14:useLocalDpi xmlns:a14="http://schemas.microsoft.com/office/drawing/2010/main" val="0"/>
+                        </a:ext>
+                      </a:extLst>
+                    </a:blip>
+                    <a:srcRect/>
+                    <a:stretch>
+                      <a:fillRect/>
+                    </a:stretch>
+                  </pic:blipFill>
+                  <pic:spPr bwMode="auto">
+                    <a:xfrm>
+                      <a:off x="0" y="0"/>
+                      <a:ext cx="2219325" cy="6305550"/>
+                    </a:xfrm>
+                    <a:prstGeom prst="rect">
+                      <a:avLst/>
+                    </a:prstGeom>
+                    <a:noFill/>
+                  </pic:spPr>
+                </pic:pic>
+              </a:graphicData>
+            </a:graphic>
+            <wp14:sizeRelH relativeFrom="page">
+              <wp14:pctWidth>0</wp14:pctWidth>
+            </wp14:sizeRelH>
+            <wp14:sizeRelV relativeFrom="page">
+              <wp14:pctHeight>0</wp14:pctHeight>
+            </wp14:sizeRelV>
+          </wp:anchor>
+        </w:drawing>
+      </w:r>
     </w:p>
     <w:p>
       <w:pPr>
@@ -15405,20 +16905,29 @@
     </w:p>
     <w:p>
       <w:pPr>
+        <w:tabs>
+          <w:tab w:val="left" w:pos="1403"/>
+        </w:tabs>
+        <w:rPr>
+          <w:lang w:val="es-ES" w:eastAsia="ar-SA"/>
+        </w:rPr>
+      </w:pPr>
+    </w:p>
+    <w:p>
+      <w:pPr>
         <w:pStyle w:val="Ttulo1"/>
       </w:pPr>
-      <w:bookmarkStart w:id="60" w:name="_Toc461691040"/>
-      <w:bookmarkStart w:id="61" w:name="_Toc136909713"/>
-      <w:bookmarkStart w:id="62" w:name="_Toc187934551"/>
-      <w:bookmarkStart w:id="63" w:name="_Toc197481427"/>
+      <w:bookmarkStart w:id="61" w:name="_Toc461691040"/>
+      <w:bookmarkStart w:id="62" w:name="_Toc136909713"/>
+      <w:bookmarkStart w:id="63" w:name="_Toc187934551"/>
+      <w:bookmarkStart w:id="64" w:name="_Toc202299715"/>
       <w:r>
-        <w:lastRenderedPageBreak/>
         <w:t>Riesgos, dependencias, suposiciones y restricciones</w:t>
       </w:r>
-      <w:bookmarkEnd w:id="60"/>
       <w:bookmarkEnd w:id="61"/>
       <w:bookmarkEnd w:id="62"/>
       <w:bookmarkEnd w:id="63"/>
+      <w:bookmarkEnd w:id="64"/>
     </w:p>
     <w:p>
       <w:pPr>
@@ -15457,6 +16966,7 @@
           <w:lang w:val="es-ES" w:eastAsia="ar-SA"/>
           <w14:ligatures w14:val="none"/>
         </w:rPr>
+        <w:lastRenderedPageBreak/>
         <w:t xml:space="preserve">En esta sección se presentan los factores de riesgo asociados </w:t>
       </w:r>
       <w:r>
@@ -15474,19 +16984,19 @@
       <w:pPr>
         <w:pStyle w:val="Ttulo2"/>
       </w:pPr>
-      <w:bookmarkStart w:id="64" w:name="_Toc461691041"/>
-      <w:bookmarkStart w:id="65" w:name="_Toc108279665"/>
-      <w:bookmarkStart w:id="66" w:name="_Toc136909714"/>
-      <w:bookmarkStart w:id="67" w:name="_Toc187934552"/>
-      <w:bookmarkStart w:id="68" w:name="_Toc197481428"/>
+      <w:bookmarkStart w:id="65" w:name="_Toc461691041"/>
+      <w:bookmarkStart w:id="66" w:name="_Toc108279665"/>
+      <w:bookmarkStart w:id="67" w:name="_Toc136909714"/>
+      <w:bookmarkStart w:id="68" w:name="_Toc187934552"/>
+      <w:bookmarkStart w:id="69" w:name="_Toc202299716"/>
       <w:r>
         <w:t>Riesgos</w:t>
       </w:r>
-      <w:bookmarkEnd w:id="64"/>
       <w:bookmarkEnd w:id="65"/>
       <w:bookmarkEnd w:id="66"/>
       <w:bookmarkEnd w:id="67"/>
       <w:bookmarkEnd w:id="68"/>
+      <w:bookmarkEnd w:id="69"/>
     </w:p>
     <w:p>
       <w:pPr>
@@ -16094,29 +17604,7 @@
                 <w:lang w:val="es-ES" w:eastAsia="ar-SA"/>
                 <w14:ligatures w14:val="none"/>
               </w:rPr>
-              <w:t xml:space="preserve">Mostrarle al usuario el estado y registro </w:t>
-            </w:r>
-            <w:proofErr w:type="gramStart"/>
-            <w:r>
-              <w:rPr>
-                <w:rFonts w:ascii="Times New Roman" w:eastAsia="Times New Roman" w:hAnsi="Times New Roman" w:cs="Times New Roman"/>
-                <w:color w:val="000000"/>
-                <w:kern w:val="0"/>
-                <w:lang w:val="es-ES" w:eastAsia="ar-SA"/>
-                <w14:ligatures w14:val="none"/>
-              </w:rPr>
-              <w:t>del mismo</w:t>
-            </w:r>
-            <w:proofErr w:type="gramEnd"/>
-            <w:r>
-              <w:rPr>
-                <w:rFonts w:ascii="Times New Roman" w:eastAsia="Times New Roman" w:hAnsi="Times New Roman" w:cs="Times New Roman"/>
-                <w:color w:val="000000"/>
-                <w:kern w:val="0"/>
-                <w:lang w:val="es-ES" w:eastAsia="ar-SA"/>
-                <w14:ligatures w14:val="none"/>
-              </w:rPr>
-              <w:t>.</w:t>
+              <w:t>Mostrarle al usuario el estado y registro del mismo.</w:t>
             </w:r>
           </w:p>
         </w:tc>
@@ -16138,19 +17626,19 @@
       <w:pPr>
         <w:pStyle w:val="Ttulo2"/>
       </w:pPr>
-      <w:bookmarkStart w:id="69" w:name="_Toc461691042"/>
-      <w:bookmarkStart w:id="70" w:name="_Toc108279666"/>
-      <w:bookmarkStart w:id="71" w:name="_Toc136909715"/>
-      <w:bookmarkStart w:id="72" w:name="_Toc187934553"/>
-      <w:bookmarkStart w:id="73" w:name="_Toc197481429"/>
+      <w:bookmarkStart w:id="70" w:name="_Toc461691042"/>
+      <w:bookmarkStart w:id="71" w:name="_Toc108279666"/>
+      <w:bookmarkStart w:id="72" w:name="_Toc136909715"/>
+      <w:bookmarkStart w:id="73" w:name="_Toc187934553"/>
+      <w:bookmarkStart w:id="74" w:name="_Toc202299717"/>
       <w:r>
         <w:t>Dependencias</w:t>
       </w:r>
-      <w:bookmarkEnd w:id="69"/>
       <w:bookmarkEnd w:id="70"/>
       <w:bookmarkEnd w:id="71"/>
       <w:bookmarkEnd w:id="72"/>
       <w:bookmarkEnd w:id="73"/>
+      <w:bookmarkEnd w:id="74"/>
     </w:p>
     <w:p>
       <w:pPr>
@@ -16666,10 +18154,10 @@
           <w:lang w:val="es-ES" w:eastAsia="ar-SA"/>
         </w:rPr>
       </w:pPr>
-      <w:bookmarkStart w:id="74" w:name="_Toc461691043"/>
-      <w:bookmarkStart w:id="75" w:name="_Toc108279667"/>
-      <w:bookmarkStart w:id="76" w:name="_Toc136909716"/>
-      <w:bookmarkStart w:id="77" w:name="_Toc187934554"/>
+      <w:bookmarkStart w:id="75" w:name="_Toc461691043"/>
+      <w:bookmarkStart w:id="76" w:name="_Toc108279667"/>
+      <w:bookmarkStart w:id="77" w:name="_Toc136909716"/>
+      <w:bookmarkStart w:id="78" w:name="_Toc187934554"/>
     </w:p>
     <w:p>
       <w:pPr>
@@ -16682,16 +18170,15 @@
       <w:pPr>
         <w:pStyle w:val="Ttulo2"/>
       </w:pPr>
-      <w:bookmarkStart w:id="78" w:name="_Toc197481430"/>
+      <w:bookmarkStart w:id="79" w:name="_Toc202299718"/>
       <w:r>
-        <w:lastRenderedPageBreak/>
         <w:t>Suposiciones</w:t>
       </w:r>
-      <w:bookmarkEnd w:id="74"/>
       <w:bookmarkEnd w:id="75"/>
       <w:bookmarkEnd w:id="76"/>
       <w:bookmarkEnd w:id="77"/>
       <w:bookmarkEnd w:id="78"/>
+      <w:bookmarkEnd w:id="79"/>
     </w:p>
     <w:p>
       <w:pPr>
@@ -17125,7 +18612,7 @@
                 <w:lang w:val="es-ES" w:eastAsia="ar-SA"/>
                 <w14:ligatures w14:val="none"/>
               </w:rPr>
-              <w:t>El sistema generará informes de ventas y de compra precisos para la toma de decisiones.</w:t>
+              <w:t>Los datos de los libros y usuarios están completos y correctos.</w:t>
             </w:r>
           </w:p>
         </w:tc>
@@ -17158,7 +18645,7 @@
                 <w:lang w:val="es-ES" w:eastAsia="es-ES"/>
                 <w14:ligatures w14:val="none"/>
               </w:rPr>
-              <w:t>- Información inexacta para el análisis de ventas y compras.</w:t>
+              <w:t xml:space="preserve">- </w:t>
             </w:r>
             <w:r>
               <w:rPr>
@@ -17168,97 +18655,6 @@
                 <w:lang w:val="es-ES" w:eastAsia="es-ES"/>
                 <w14:ligatures w14:val="none"/>
               </w:rPr>
-              <w:br/>
-              <w:t>- Dificultades en la planificación de reposiciones.</w:t>
-            </w:r>
-          </w:p>
-        </w:tc>
-      </w:tr>
-      <w:tr>
-        <w:trPr>
-          <w:cantSplit/>
-        </w:trPr>
-        <w:tc>
-          <w:tcPr>
-            <w:tcW w:w="5245" w:type="dxa"/>
-            <w:shd w:val="clear" w:color="auto" w:fill="auto"/>
-          </w:tcPr>
-          <w:p>
-            <w:pPr>
-              <w:suppressAutoHyphens/>
-              <w:spacing w:after="0" w:line="276" w:lineRule="auto"/>
-              <w:rPr>
-                <w:rFonts w:ascii="Times New Roman" w:eastAsia="Times New Roman" w:hAnsi="Times New Roman" w:cs="Times New Roman"/>
-                <w:color w:val="000000"/>
-                <w:kern w:val="0"/>
-                <w:lang w:val="es-ES" w:eastAsia="ar-SA"/>
-                <w14:ligatures w14:val="none"/>
-              </w:rPr>
-            </w:pPr>
-          </w:p>
-          <w:p>
-            <w:pPr>
-              <w:suppressAutoHyphens/>
-              <w:spacing w:after="0" w:line="276" w:lineRule="auto"/>
-              <w:rPr>
-                <w:rFonts w:ascii="Times New Roman" w:eastAsia="Times New Roman" w:hAnsi="Times New Roman" w:cs="Times New Roman"/>
-                <w:color w:val="000000"/>
-                <w:kern w:val="0"/>
-                <w:lang w:val="es-ES" w:eastAsia="ar-SA"/>
-                <w14:ligatures w14:val="none"/>
-              </w:rPr>
-            </w:pPr>
-            <w:r>
-              <w:rPr>
-                <w:rFonts w:ascii="Times New Roman" w:eastAsia="Times New Roman" w:hAnsi="Times New Roman" w:cs="Times New Roman"/>
-                <w:color w:val="000000"/>
-                <w:kern w:val="0"/>
-                <w:lang w:val="es-ES" w:eastAsia="ar-SA"/>
-                <w14:ligatures w14:val="none"/>
-              </w:rPr>
-              <w:t>Los datos de los libros y usuarios están completos y correctos.</w:t>
-            </w:r>
-          </w:p>
-        </w:tc>
-        <w:tc>
-          <w:tcPr>
-            <w:tcW w:w="4678" w:type="dxa"/>
-            <w:tcBorders>
-              <w:right w:val="single" w:sz="4" w:space="0" w:color="auto"/>
-            </w:tcBorders>
-            <w:shd w:val="clear" w:color="auto" w:fill="FFFFFF"/>
-          </w:tcPr>
-          <w:p>
-            <w:pPr>
-              <w:spacing w:after="0" w:line="276" w:lineRule="auto"/>
-              <w:ind w:left="175"/>
-              <w:contextualSpacing/>
-              <w:rPr>
-                <w:rFonts w:ascii="Times New Roman" w:eastAsia="Times New Roman" w:hAnsi="Times New Roman" w:cs="Times New Roman"/>
-                <w:color w:val="000000"/>
-                <w:kern w:val="0"/>
-                <w:lang w:val="es-ES" w:eastAsia="es-ES"/>
-                <w14:ligatures w14:val="none"/>
-              </w:rPr>
-            </w:pPr>
-            <w:r>
-              <w:rPr>
-                <w:rFonts w:ascii="Times New Roman" w:eastAsia="Times New Roman" w:hAnsi="Times New Roman" w:cs="Times New Roman"/>
-                <w:color w:val="000000"/>
-                <w:kern w:val="0"/>
-                <w:lang w:val="es-ES" w:eastAsia="es-ES"/>
-                <w14:ligatures w14:val="none"/>
-              </w:rPr>
-              <w:t xml:space="preserve">- </w:t>
-            </w:r>
-            <w:r>
-              <w:rPr>
-                <w:rFonts w:ascii="Times New Roman" w:eastAsia="Times New Roman" w:hAnsi="Times New Roman" w:cs="Times New Roman"/>
-                <w:color w:val="000000"/>
-                <w:kern w:val="0"/>
-                <w:lang w:val="es-ES" w:eastAsia="es-ES"/>
-                <w14:ligatures w14:val="none"/>
-              </w:rPr>
               <w:t>Error al asignar los préstamos, y mal funcionamiento del listado.</w:t>
             </w:r>
           </w:p>
@@ -17281,19 +18677,19 @@
       <w:pPr>
         <w:pStyle w:val="Ttulo2"/>
       </w:pPr>
-      <w:bookmarkStart w:id="79" w:name="_Toc461691044"/>
-      <w:bookmarkStart w:id="80" w:name="_Toc108279668"/>
-      <w:bookmarkStart w:id="81" w:name="_Toc136909717"/>
-      <w:bookmarkStart w:id="82" w:name="_Toc187934555"/>
-      <w:bookmarkStart w:id="83" w:name="_Toc197481431"/>
+      <w:bookmarkStart w:id="80" w:name="_Toc461691044"/>
+      <w:bookmarkStart w:id="81" w:name="_Toc108279668"/>
+      <w:bookmarkStart w:id="82" w:name="_Toc136909717"/>
+      <w:bookmarkStart w:id="83" w:name="_Toc187934555"/>
+      <w:bookmarkStart w:id="84" w:name="_Toc202299719"/>
       <w:r>
         <w:t>Restricciones</w:t>
       </w:r>
-      <w:bookmarkEnd w:id="79"/>
       <w:bookmarkEnd w:id="80"/>
       <w:bookmarkEnd w:id="81"/>
       <w:bookmarkEnd w:id="82"/>
       <w:bookmarkEnd w:id="83"/>
+      <w:bookmarkEnd w:id="84"/>
     </w:p>
     <w:p>
       <w:pPr>
@@ -17838,21 +19234,27 @@
     </w:p>
     <w:p>
       <w:pPr>
+        <w:rPr>
+          <w:lang w:val="es-ES" w:eastAsia="ar-SA"/>
+        </w:rPr>
+      </w:pPr>
+    </w:p>
+    <w:p>
+      <w:pPr>
         <w:pStyle w:val="Ttulo1"/>
       </w:pPr>
-      <w:bookmarkStart w:id="84" w:name="_Toc242500910"/>
-      <w:bookmarkStart w:id="85" w:name="_Toc242521693"/>
-      <w:bookmarkStart w:id="86" w:name="_Toc242765959"/>
-      <w:bookmarkStart w:id="87" w:name="_Toc249872542"/>
-      <w:bookmarkStart w:id="88" w:name="_Toc257124618"/>
-      <w:bookmarkStart w:id="89" w:name="_Toc461691045"/>
-      <w:bookmarkStart w:id="90" w:name="_Toc136909718"/>
-      <w:bookmarkStart w:id="91" w:name="_Toc187934556"/>
-      <w:bookmarkStart w:id="92" w:name="_Toc197481432"/>
+      <w:bookmarkStart w:id="85" w:name="_Toc242500910"/>
+      <w:bookmarkStart w:id="86" w:name="_Toc242521693"/>
+      <w:bookmarkStart w:id="87" w:name="_Toc242765959"/>
+      <w:bookmarkStart w:id="88" w:name="_Toc249872542"/>
+      <w:bookmarkStart w:id="89" w:name="_Toc257124618"/>
+      <w:bookmarkStart w:id="90" w:name="_Toc461691045"/>
+      <w:bookmarkStart w:id="91" w:name="_Toc136909718"/>
+      <w:bookmarkStart w:id="92" w:name="_Toc187934556"/>
+      <w:bookmarkStart w:id="93" w:name="_Toc202299720"/>
       <w:r>
         <w:t>Aprobación</w:t>
       </w:r>
-      <w:bookmarkEnd w:id="84"/>
       <w:bookmarkEnd w:id="85"/>
       <w:bookmarkEnd w:id="86"/>
       <w:bookmarkEnd w:id="87"/>
@@ -17861,6 +19263,7 @@
       <w:bookmarkEnd w:id="90"/>
       <w:bookmarkEnd w:id="91"/>
       <w:bookmarkEnd w:id="92"/>
+      <w:bookmarkEnd w:id="93"/>
     </w:p>
     <w:p>
       <w:pPr>
@@ -17928,6 +19331,7 @@
               <w:rPr>
                 <w:rFonts w:ascii="Calibri Light" w:hAnsi="Calibri Light" w:cs="Calibri Light"/>
               </w:rPr>
+              <w:lastRenderedPageBreak/>
               <w:t>Elaborado por:</w:t>
             </w:r>
           </w:p>
@@ -18378,8 +19782,8 @@
       </w:pPr>
     </w:p>
     <w:sectPr>
-      <w:headerReference w:type="default" r:id="rId12"/>
-      <w:footerReference w:type="default" r:id="rId13"/>
+      <w:headerReference w:type="default" r:id="rId16"/>
+      <w:footerReference w:type="default" r:id="rId17"/>
       <w:pgSz w:w="11906" w:h="16838"/>
       <w:pgMar w:top="1417" w:right="1701" w:bottom="1417" w:left="1701" w:header="720" w:footer="720" w:gutter="0"/>
       <w:cols w:space="720"/>
@@ -18426,6 +19830,7 @@
     <w:r>
       <w:rPr>
         <w:b/>
+        <w:noProof/>
       </w:rPr>
       <mc:AlternateContent>
         <mc:Choice Requires="wps">
@@ -18637,6 +20042,7 @@
     <w:r>
       <w:rPr>
         <w:rFonts w:ascii="Times New Roman" w:eastAsia="Times New Roman" w:hAnsi="Times New Roman" w:cs="Times New Roman"/>
+        <w:noProof/>
         <w:kern w:val="0"/>
         <w:lang w:eastAsia="ar-SA"/>
         <w14:ligatures w14:val="none"/>
@@ -18796,7 +20202,7 @@
       </w:rPr>
       <w:t xml:space="preserve">: </w:t>
     </w:r>
-    <w:bookmarkStart w:id="93" w:name="_Hlk197481563"/>
+    <w:bookmarkStart w:id="94" w:name="_Hlk197481563"/>
     <w:r>
       <w:rPr>
         <w:rFonts w:ascii="Calibri" w:eastAsia="Times New Roman" w:hAnsi="Calibri" w:cs="Times New Roman"/>
@@ -18808,7 +20214,7 @@
       </w:rPr>
       <w:t>Sistema de gestión de préstamos online de biblioteca</w:t>
     </w:r>
-    <w:bookmarkEnd w:id="93"/>
+    <w:bookmarkEnd w:id="94"/>
   </w:p>
   <w:p>
     <w:pPr>
@@ -18875,6 +20281,7 @@
     <w:r>
       <w:rPr>
         <w:rFonts w:ascii="Times New Roman" w:eastAsia="Times New Roman" w:hAnsi="Times New Roman" w:cs="Times New Roman"/>
+        <w:noProof/>
         <w:kern w:val="0"/>
         <w:lang w:eastAsia="ar-SA"/>
         <w14:ligatures w14:val="none"/>
@@ -19812,9 +21219,9 @@
     </w:lvl>
   </w:abstractNum>
   <w:abstractNum w:abstractNumId="7" w15:restartNumberingAfterBreak="0">
-    <w:nsid w:val="42A916FD"/>
+    <w:nsid w:val="33AF02E2"/>
     <w:multiLevelType w:val="hybridMultilevel"/>
-    <w:tmpl w:val="580E6FEC"/>
+    <w:tmpl w:val="AF721556"/>
     <w:lvl w:ilvl="0" w:tplc="300A0001">
       <w:start w:val="1"/>
       <w:numFmt w:val="bullet"/>
@@ -19925,6 +21332,119 @@
     </w:lvl>
   </w:abstractNum>
   <w:abstractNum w:abstractNumId="8" w15:restartNumberingAfterBreak="0">
+    <w:nsid w:val="42A916FD"/>
+    <w:multiLevelType w:val="hybridMultilevel"/>
+    <w:tmpl w:val="580E6FEC"/>
+    <w:lvl w:ilvl="0" w:tplc="300A0001">
+      <w:start w:val="1"/>
+      <w:numFmt w:val="bullet"/>
+      <w:lvlText w:val=""/>
+      <w:lvlJc w:val="left"/>
+      <w:pPr>
+        <w:ind w:left="720" w:hanging="360"/>
+      </w:pPr>
+      <w:rPr>
+        <w:rFonts w:ascii="Symbol" w:hAnsi="Symbol" w:hint="default"/>
+      </w:rPr>
+    </w:lvl>
+    <w:lvl w:ilvl="1" w:tplc="300A0003" w:tentative="1">
+      <w:start w:val="1"/>
+      <w:numFmt w:val="bullet"/>
+      <w:lvlText w:val="o"/>
+      <w:lvlJc w:val="left"/>
+      <w:pPr>
+        <w:ind w:left="1440" w:hanging="360"/>
+      </w:pPr>
+      <w:rPr>
+        <w:rFonts w:ascii="Courier New" w:hAnsi="Courier New" w:cs="Courier New" w:hint="default"/>
+      </w:rPr>
+    </w:lvl>
+    <w:lvl w:ilvl="2" w:tplc="300A0005" w:tentative="1">
+      <w:start w:val="1"/>
+      <w:numFmt w:val="bullet"/>
+      <w:lvlText w:val=""/>
+      <w:lvlJc w:val="left"/>
+      <w:pPr>
+        <w:ind w:left="2160" w:hanging="360"/>
+      </w:pPr>
+      <w:rPr>
+        <w:rFonts w:ascii="Wingdings" w:hAnsi="Wingdings" w:hint="default"/>
+      </w:rPr>
+    </w:lvl>
+    <w:lvl w:ilvl="3" w:tplc="300A0001" w:tentative="1">
+      <w:start w:val="1"/>
+      <w:numFmt w:val="bullet"/>
+      <w:lvlText w:val=""/>
+      <w:lvlJc w:val="left"/>
+      <w:pPr>
+        <w:ind w:left="2880" w:hanging="360"/>
+      </w:pPr>
+      <w:rPr>
+        <w:rFonts w:ascii="Symbol" w:hAnsi="Symbol" w:hint="default"/>
+      </w:rPr>
+    </w:lvl>
+    <w:lvl w:ilvl="4" w:tplc="300A0003" w:tentative="1">
+      <w:start w:val="1"/>
+      <w:numFmt w:val="bullet"/>
+      <w:lvlText w:val="o"/>
+      <w:lvlJc w:val="left"/>
+      <w:pPr>
+        <w:ind w:left="3600" w:hanging="360"/>
+      </w:pPr>
+      <w:rPr>
+        <w:rFonts w:ascii="Courier New" w:hAnsi="Courier New" w:cs="Courier New" w:hint="default"/>
+      </w:rPr>
+    </w:lvl>
+    <w:lvl w:ilvl="5" w:tplc="300A0005" w:tentative="1">
+      <w:start w:val="1"/>
+      <w:numFmt w:val="bullet"/>
+      <w:lvlText w:val=""/>
+      <w:lvlJc w:val="left"/>
+      <w:pPr>
+        <w:ind w:left="4320" w:hanging="360"/>
+      </w:pPr>
+      <w:rPr>
+        <w:rFonts w:ascii="Wingdings" w:hAnsi="Wingdings" w:hint="default"/>
+      </w:rPr>
+    </w:lvl>
+    <w:lvl w:ilvl="6" w:tplc="300A0001" w:tentative="1">
+      <w:start w:val="1"/>
+      <w:numFmt w:val="bullet"/>
+      <w:lvlText w:val=""/>
+      <w:lvlJc w:val="left"/>
+      <w:pPr>
+        <w:ind w:left="5040" w:hanging="360"/>
+      </w:pPr>
+      <w:rPr>
+        <w:rFonts w:ascii="Symbol" w:hAnsi="Symbol" w:hint="default"/>
+      </w:rPr>
+    </w:lvl>
+    <w:lvl w:ilvl="7" w:tplc="300A0003" w:tentative="1">
+      <w:start w:val="1"/>
+      <w:numFmt w:val="bullet"/>
+      <w:lvlText w:val="o"/>
+      <w:lvlJc w:val="left"/>
+      <w:pPr>
+        <w:ind w:left="5760" w:hanging="360"/>
+      </w:pPr>
+      <w:rPr>
+        <w:rFonts w:ascii="Courier New" w:hAnsi="Courier New" w:cs="Courier New" w:hint="default"/>
+      </w:rPr>
+    </w:lvl>
+    <w:lvl w:ilvl="8" w:tplc="300A0005" w:tentative="1">
+      <w:start w:val="1"/>
+      <w:numFmt w:val="bullet"/>
+      <w:lvlText w:val=""/>
+      <w:lvlJc w:val="left"/>
+      <w:pPr>
+        <w:ind w:left="6480" w:hanging="360"/>
+      </w:pPr>
+      <w:rPr>
+        <w:rFonts w:ascii="Wingdings" w:hAnsi="Wingdings" w:hint="default"/>
+      </w:rPr>
+    </w:lvl>
+  </w:abstractNum>
+  <w:abstractNum w:abstractNumId="9" w15:restartNumberingAfterBreak="0">
     <w:nsid w:val="44D8638D"/>
     <w:multiLevelType w:val="hybridMultilevel"/>
     <w:tmpl w:val="BE94B576"/>
@@ -20010,7 +21530,7 @@
       </w:pPr>
     </w:lvl>
   </w:abstractNum>
-  <w:abstractNum w:abstractNumId="9" w15:restartNumberingAfterBreak="0">
+  <w:abstractNum w:abstractNumId="10" w15:restartNumberingAfterBreak="0">
     <w:nsid w:val="4AAE28C2"/>
     <w:multiLevelType w:val="hybridMultilevel"/>
     <w:tmpl w:val="848A2F20"/>
@@ -20123,7 +21643,7 @@
       </w:rPr>
     </w:lvl>
   </w:abstractNum>
-  <w:abstractNum w:abstractNumId="10" w15:restartNumberingAfterBreak="0">
+  <w:abstractNum w:abstractNumId="11" w15:restartNumberingAfterBreak="0">
     <w:nsid w:val="4F176D14"/>
     <w:multiLevelType w:val="hybridMultilevel"/>
     <w:tmpl w:val="F08EF6A8"/>
@@ -20213,7 +21733,7 @@
       </w:pPr>
     </w:lvl>
   </w:abstractNum>
-  <w:abstractNum w:abstractNumId="11" w15:restartNumberingAfterBreak="0">
+  <w:abstractNum w:abstractNumId="12" w15:restartNumberingAfterBreak="0">
     <w:nsid w:val="5D7476D5"/>
     <w:multiLevelType w:val="hybridMultilevel"/>
     <w:tmpl w:val="8EDC193E"/>
@@ -20326,7 +21846,7 @@
       </w:rPr>
     </w:lvl>
   </w:abstractNum>
-  <w:abstractNum w:abstractNumId="12" w15:restartNumberingAfterBreak="0">
+  <w:abstractNum w:abstractNumId="13" w15:restartNumberingAfterBreak="0">
     <w:nsid w:val="683D3ECE"/>
     <w:multiLevelType w:val="hybridMultilevel"/>
     <w:tmpl w:val="BE94B576"/>
@@ -20412,10 +21932,10 @@
       </w:pPr>
     </w:lvl>
   </w:abstractNum>
-  <w:abstractNum w:abstractNumId="13" w15:restartNumberingAfterBreak="0">
+  <w:abstractNum w:abstractNumId="14" w15:restartNumberingAfterBreak="0">
     <w:nsid w:val="6B031A1C"/>
     <w:multiLevelType w:val="hybridMultilevel"/>
-    <w:tmpl w:val="9DFA0BE0"/>
+    <w:tmpl w:val="9E62984E"/>
     <w:lvl w:ilvl="0" w:tplc="300A0001">
       <w:start w:val="1"/>
       <w:numFmt w:val="bullet"/>
@@ -20526,13 +22046,13 @@
     </w:lvl>
   </w:abstractNum>
   <w:num w:numId="1" w16cid:durableId="820928173">
-    <w:abstractNumId w:val="12"/>
+    <w:abstractNumId w:val="13"/>
   </w:num>
   <w:num w:numId="2" w16cid:durableId="2062902202">
     <w:abstractNumId w:val="0"/>
   </w:num>
   <w:num w:numId="3" w16cid:durableId="350765075">
-    <w:abstractNumId w:val="12"/>
+    <w:abstractNumId w:val="13"/>
     <w:lvlOverride w:ilvl="0">
       <w:startOverride w:val="1"/>
     </w:lvlOverride>
@@ -20544,7 +22064,7 @@
     <w:abstractNumId w:val="4"/>
   </w:num>
   <w:num w:numId="6" w16cid:durableId="1509709831">
-    <w:abstractNumId w:val="9"/>
+    <w:abstractNumId w:val="10"/>
   </w:num>
   <w:num w:numId="7" w16cid:durableId="1112090030">
     <w:abstractNumId w:val="5"/>
@@ -20577,10 +22097,10 @@
     </w:lvlOverride>
   </w:num>
   <w:num w:numId="8" w16cid:durableId="555318872">
-    <w:abstractNumId w:val="7"/>
+    <w:abstractNumId w:val="8"/>
   </w:num>
   <w:num w:numId="9" w16cid:durableId="289165866">
-    <w:abstractNumId w:val="10"/>
+    <w:abstractNumId w:val="11"/>
   </w:num>
   <w:num w:numId="10" w16cid:durableId="2056462635">
     <w:abstractNumId w:val="5"/>
@@ -20613,19 +22133,19 @@
     </w:lvlOverride>
   </w:num>
   <w:num w:numId="11" w16cid:durableId="1509061496">
-    <w:abstractNumId w:val="8"/>
+    <w:abstractNumId w:val="9"/>
   </w:num>
   <w:num w:numId="12" w16cid:durableId="1733893803">
     <w:abstractNumId w:val="1"/>
   </w:num>
   <w:num w:numId="13" w16cid:durableId="514072590">
-    <w:abstractNumId w:val="13"/>
+    <w:abstractNumId w:val="14"/>
   </w:num>
   <w:num w:numId="14" w16cid:durableId="1111511372">
     <w:abstractNumId w:val="6"/>
   </w:num>
   <w:num w:numId="15" w16cid:durableId="1654679330">
-    <w:abstractNumId w:val="11"/>
+    <w:abstractNumId w:val="12"/>
   </w:num>
   <w:num w:numId="16" w16cid:durableId="265499164">
     <w:abstractNumId w:val="3"/>
@@ -20722,6 +22242,9 @@
     <w:lvlOverride w:ilvl="8">
       <w:startOverride w:val="1"/>
     </w:lvlOverride>
+  </w:num>
+  <w:num w:numId="21" w16cid:durableId="1249541015">
+    <w:abstractNumId w:val="7"/>
   </w:num>
 </w:numbering>
 </file>
@@ -21126,7 +22649,7 @@
   <w:style w:type="paragraph" w:default="1" w:styleId="Normal">
     <w:name w:val="Normal"/>
     <w:qFormat/>
-    <w:rsid w:val="009A4008"/>
+    <w:rsid w:val="00150F73"/>
   </w:style>
   <w:style w:type="paragraph" w:styleId="Ttulo1">
     <w:name w:val="heading 1"/>
